--- a/System_Architecture_Definition_v0.1.docx
+++ b/System_Architecture_Definition_v0.1.docx
@@ -2665,6 +2665,9 @@
         </w:tc>
       </w:tr>
       <w:tr>
+        <w:trPr>
+          <w:cantSplit/>
+        </w:trPr>
         <w:tc>
           <w:tcPr>
             <w:tcW w:type="dxa" w:w="3331"/>
@@ -2708,10 +2711,9 @@
             <w:r>
               <w:rPr>
                 <w:rFonts w:ascii="Noto Sans CJK SC" w:hAnsi="Noto Sans CJK SC" w:eastAsia="Noto Sans CJK SC"/>
-                <w:b w:val="0"/>
-                <w:sz w:val="18"/>
-              </w:rPr>
-              <w:t>向 Node A 下发目标/模式/使能等控制信息</w:t>
+                <w:sz w:val="17"/>
+              </w:rPr>
+              <w:t>向 Node A 下发归一化 Cooling Demand / Level 及必要模式/使能</w:t>
             </w:r>
           </w:p>
         </w:tc>
@@ -2733,10 +2735,9 @@
             <w:r>
               <w:rPr>
                 <w:rFonts w:ascii="Noto Sans CJK SC" w:hAnsi="Noto Sans CJK SC" w:eastAsia="Noto Sans CJK SC"/>
-                <w:b w:val="0"/>
-                <w:sz w:val="18"/>
-              </w:rPr>
-              <w:t>BASELINE；命令形式 TBD</w:t>
+                <w:sz w:val="17"/>
+              </w:rPr>
+              <w:t>BASELINE；范围/分辨率 TBD</w:t>
             </w:r>
           </w:p>
         </w:tc>
@@ -3201,10 +3202,9 @@
             <w:r>
               <w:rPr>
                 <w:rFonts w:ascii="Noto Sans CJK SC" w:hAnsi="Noto Sans CJK SC" w:eastAsia="Noto Sans CJK SC"/>
-                <w:b w:val="0"/>
-                <w:sz w:val="18"/>
-              </w:rPr>
-              <w:t>接收 Node B 的冷却/风扇目标</w:t>
+                <w:sz w:val="17"/>
+              </w:rPr>
+              <w:t>接收 Node B 的 Cooling Demand / Level</w:t>
             </w:r>
           </w:p>
         </w:tc>
@@ -3226,10 +3226,9 @@
             <w:r>
               <w:rPr>
                 <w:rFonts w:ascii="Noto Sans CJK SC" w:hAnsi="Noto Sans CJK SC" w:eastAsia="Noto Sans CJK SC"/>
-                <w:b w:val="0"/>
-                <w:sz w:val="18"/>
-              </w:rPr>
-              <w:t>BASELINE；命令语义 TBD</w:t>
+                <w:sz w:val="17"/>
+              </w:rPr>
+              <w:t>BASELINE；映射细节 TBD</w:t>
             </w:r>
           </w:p>
         </w:tc>
@@ -4616,9 +4615,7 @@
             </w:r>
           </w:p>
           <w:p>
-            <w:pPr>
-              <w:spacing w:after="40"/>
-            </w:pPr>
+            <w:pPr/>
             <w:r>
               <w:rPr>
                 <w:rFonts w:ascii="Noto Sans CJK SC" w:hAnsi="Noto Sans CJK SC" w:eastAsia="Noto Sans CJK SC"/>
@@ -4633,13 +4630,11 @@
                 <w:b w:val="0"/>
                 <w:sz w:val="21"/>
               </w:rPr>
-              <w:t>Temperature 描述的是 Thermal Plant 的系统热状态，而不是风扇本身健康度。Supervisor 应根据系统状态决定 Cooling Demand，再通过 CAN 给执行 ECU 下发目标。</w:t>
-            </w:r>
-          </w:p>
-          <w:p>
-            <w:pPr>
-              <w:spacing w:after="0"/>
-            </w:pPr>
+              <w:t>Temperature 描述的是 Thermal Plant 的系统热状态，而不是风扇本身健康度。Supervisor 应根据系统状态计算归一化 Cooling Demand，并通过 CAN 将该功能级请求发送给执行 ECU。</w:t>
+            </w:r>
+          </w:p>
+          <w:p>
+            <w:pPr/>
             <w:r>
               <w:rPr>
                 <w:rFonts w:ascii="Noto Sans CJK SC" w:hAnsi="Noto Sans CJK SC" w:eastAsia="Noto Sans CJK SC"/>
@@ -4654,7 +4649,7 @@
                 <w:b w:val="0"/>
                 <w:sz w:val="21"/>
               </w:rPr>
-              <w:t>Node B 形成系统级热管理闭环的上层决策；Node A 不需要知道整个系统为什么要这么冷，只需正确完成目标。</w:t>
+              <w:t>Node B 形成系统级热管理闭环的上层决策；Node A 不需要知道整个系统为什么需要该冷却程度，而是负责把 Cooling Demand 转换为当前执行器可执行的局部目标。</w:t>
             </w:r>
           </w:p>
         </w:tc>
@@ -5088,7 +5083,6 @@
               <w:rPr>
                 <w:rFonts w:ascii="Noto Sans Mono CJK SC" w:hAnsi="Noto Sans Mono CJK SC" w:eastAsia="Noto Sans Mono CJK SC"/>
                 <w:b w:val="0"/>
-                <w:color w:val="263238"/>
                 <w:sz w:val="18"/>
               </w:rPr>
               <w:t>Thermal Plant Temperature</w:t>
@@ -5097,15 +5091,23 @@
               <w:br/>
               <w:t xml:space="preserve">       Node B</w:t>
               <w:br/>
-              <w:t xml:space="preserve">   Cooling Decision</w:t>
+              <w:t xml:space="preserve">   Thermal Strategy</w:t>
               <w:br/>
               <w:t xml:space="preserve">          ↓  CAN</w:t>
               <w:br/>
-              <w:t xml:space="preserve">  [Command Semantics TBD]</w:t>
+              <w:t xml:space="preserve">  Cooling Demand / Level</w:t>
               <w:br/>
               <w:t xml:space="preserve">          ↓</w:t>
               <w:br/>
               <w:t xml:space="preserve">       Node A</w:t>
+              <w:br/>
+              <w:t>Demand Validation / Mapping</w:t>
+              <w:br/>
+              <w:t xml:space="preserve">          ↓</w:t>
+              <w:br/>
+              <w:t xml:space="preserve">    Target Fan Speed</w:t>
+              <w:br/>
+              <w:t xml:space="preserve">          ↓</w:t>
               <w:br/>
               <w:t xml:space="preserve">  Local Fan Controller</w:t>
               <w:br/>
@@ -5236,13 +5238,11 @@
                 <w:color w:val="16324F"/>
                 <w:sz w:val="21"/>
               </w:rPr>
-              <w:t>Node B 下发 Target RPM 还是 Cooling Demand / Level  [TBD]</w:t>
-            </w:r>
-          </w:p>
-          <w:p>
-            <w:pPr>
-              <w:spacing w:after="40"/>
-            </w:pPr>
+              <w:t>Node B → Node A：Cooling Demand / Cooling Level  [BASELINE]</w:t>
+            </w:r>
+          </w:p>
+          <w:p>
+            <w:pPr/>
             <w:r>
               <w:rPr>
                 <w:rFonts w:ascii="Noto Sans CJK SC" w:hAnsi="Noto Sans CJK SC" w:eastAsia="Noto Sans CJK SC"/>
@@ -5257,7 +5257,26 @@
                 <w:b w:val="0"/>
                 <w:sz w:val="21"/>
               </w:rPr>
-              <w:t>两种方案都合理：Target RPM 边界清晰、易测；Cooling Demand 更抽象、更符合上层监督思想，但要求 Node A 内部增加映射策略。该决策会直接影响 CAN Signal、职责边界和控制算法，因此必须在 CAN Matrix 前完成。</w:t>
+              <w:t>v0.1 采用归一化 Cooling Demand，而不是由 Node B 直接下发 Target RPM。这样 Node B 表达“系统需要多少冷却”，Node A 再依据当前执行器的标定/映射关系将 Cooling Demand 转换为 Target Fan Speed，并完成本地闭环控制。该接口降低了 Supervisory ECU 与具体风扇转速范围、硬件型号和驱动细节之间的耦合。</w:t>
+            </w:r>
+          </w:p>
+          <w:p>
+            <w:pPr/>
+            <w:r>
+              <w:rPr>
+                <w:rFonts w:ascii="Noto Sans CJK SC" w:hAnsi="Noto Sans CJK SC" w:eastAsia="Noto Sans CJK SC"/>
+                <w:b/>
+                <w:sz w:val="21"/>
+              </w:rPr>
+              <w:t>架构影响：</w:t>
+            </w:r>
+            <w:r>
+              <w:rPr>
+                <w:rFonts w:ascii="Noto Sans CJK SC" w:hAnsi="Noto Sans CJK SC" w:eastAsia="Noto Sans CJK SC"/>
+                <w:b w:val="0"/>
+                <w:sz w:val="21"/>
+              </w:rPr>
+              <w:t>当前 v0.1 仅配置 Cooling Fan，但该功能级接口为未来 Fan / Pump / Valve 等多执行器协同热管理保留扩展点。Cooling Demand 仅表示 normalized functional request（归一化功能请求），不得解释为已经测得的实际物理冷却功率。Cooling Demand 的 range、resolution、Demand→Fan Target Mapping 仍为 TBD。</w:t>
             </w:r>
           </w:p>
         </w:tc>
@@ -6650,10 +6669,9 @@
             <w:r>
               <w:rPr>
                 <w:rFonts w:ascii="Noto Sans CJK SC" w:hAnsi="Noto Sans CJK SC" w:eastAsia="Noto Sans CJK SC"/>
-                <w:b w:val="0"/>
-                <w:sz w:val="18"/>
-              </w:rPr>
-              <w:t>传递目标/模式/使能</w:t>
+                <w:sz w:val="17"/>
+              </w:rPr>
+              <w:t>传递 Cooling Demand / Cooling Level，以及必要的模式/使能信息</w:t>
             </w:r>
           </w:p>
         </w:tc>
@@ -6675,10 +6693,9 @@
             <w:r>
               <w:rPr>
                 <w:rFonts w:ascii="Noto Sans CJK SC" w:hAnsi="Noto Sans CJK SC" w:eastAsia="Noto Sans CJK SC"/>
-                <w:b w:val="0"/>
-                <w:sz w:val="18"/>
-              </w:rPr>
-              <w:t>BASELINE；具体信号 TBD</w:t>
+                <w:sz w:val="17"/>
+              </w:rPr>
+              <w:t>BASELINE；编码/分辨率 TBD</w:t>
             </w:r>
           </w:p>
         </w:tc>
@@ -7239,9 +7256,7 @@
             </w:r>
           </w:p>
           <w:p>
-            <w:pPr>
-              <w:spacing w:after="40"/>
-            </w:pPr>
+            <w:pPr/>
             <w:r>
               <w:rPr>
                 <w:rFonts w:ascii="Noto Sans CJK SC" w:hAnsi="Noto Sans CJK SC" w:eastAsia="Noto Sans CJK SC"/>
@@ -7256,7 +7271,7 @@
                 <w:b w:val="0"/>
                 <w:sz w:val="21"/>
               </w:rPr>
-              <w:t>在不知道 B 下发的是 Target RPM 还是 Cooling Demand、以及哪些 Fault 必须跨节点传播之前，CAN ID 和 Signal 布局没有稳定基础。</w:t>
+              <w:t>B → A 的控制命令语义已冻结为 Cooling Demand，但其 range / resolution / 编码方式仍未确定；同时哪些 Fault 必须跨节点传播、Heartbeat / Alive Counter 规则等也尚未冻结。因此 CAN ID、Signal 布局、周期与超时参数仍缺乏完整稳定基础。</w:t>
             </w:r>
           </w:p>
         </w:tc>
@@ -10152,10 +10167,9 @@
             <w:r>
               <w:rPr>
                 <w:rFonts w:ascii="Noto Sans CJK SC" w:hAnsi="Noto Sans CJK SC" w:eastAsia="Noto Sans CJK SC"/>
-                <w:b w:val="0"/>
                 <w:sz w:val="17"/>
               </w:rPr>
-              <w:t>Node B 下发 Target RPM 还是 Cooling Demand / Cooling Level</w:t>
+              <w:t>Cooling Demand 参数 / 映射</w:t>
             </w:r>
           </w:p>
         </w:tc>
@@ -10177,7 +10191,6 @@
             <w:r>
               <w:rPr>
                 <w:rFonts w:ascii="Noto Sans CJK SC" w:hAnsi="Noto Sans CJK SC" w:eastAsia="Noto Sans CJK SC"/>
-                <w:b w:val="0"/>
                 <w:sz w:val="17"/>
               </w:rPr>
               <w:t>High</w:t>
@@ -10202,7 +10215,6 @@
             <w:r>
               <w:rPr>
                 <w:rFonts w:ascii="Noto Sans CJK SC" w:hAnsi="Noto Sans CJK SC" w:eastAsia="Noto Sans CJK SC"/>
-                <w:b w:val="0"/>
                 <w:sz w:val="17"/>
               </w:rPr>
               <w:t>CAN Matrix 前</w:t>
@@ -11669,10 +11681,9 @@
       <w:r>
         <w:rPr>
           <w:rFonts w:ascii="Noto Sans CJK SC" w:hAnsi="Noto Sans CJK SC" w:eastAsia="Noto Sans CJK SC"/>
-          <w:b w:val="0"/>
           <w:sz w:val="21"/>
         </w:rPr>
-        <w:t>完成 Actuator Control Interface 决策：Node B 的命令语义（Target RPM vs Cooling Demand）。</w:t>
+        <w:t>定义 Cooling Demand 接口细节：range / resolution，以及 Node A 内部的 Demand → Fan Target Mapping。</w:t>
       </w:r>
     </w:p>
     <w:p>
@@ -11959,10 +11970,9 @@
             <w:r>
               <w:rPr>
                 <w:rFonts w:ascii="Noto Sans CJK SC" w:hAnsi="Noto Sans CJK SC" w:eastAsia="Noto Sans CJK SC"/>
-                <w:b w:val="0"/>
                 <w:sz w:val="18"/>
               </w:rPr>
-              <w:t>Node A = Thermal Actuator / Execution ECU</w:t>
+              <w:t>Node A = Thermal Actuator ECU；B→A = Cooling Demand</w:t>
             </w:r>
           </w:p>
         </w:tc>
@@ -11984,10 +11994,9 @@
             <w:r>
               <w:rPr>
                 <w:rFonts w:ascii="Noto Sans CJK SC" w:hAnsi="Noto Sans CJK SC" w:eastAsia="Noto Sans CJK SC"/>
-                <w:b w:val="0"/>
                 <w:sz w:val="18"/>
               </w:rPr>
-              <w:t>Target RPM vs Cooling Demand</w:t>
+              <w:t>Cooling Demand range/resolution/mapping</w:t>
             </w:r>
           </w:p>
         </w:tc>
@@ -12427,10 +12436,9 @@
             <w:r>
               <w:rPr>
                 <w:rFonts w:ascii="Noto Sans CJK SC" w:hAnsi="Noto Sans CJK SC" w:eastAsia="Noto Sans CJK SC"/>
-                <w:b w:val="0"/>
                 <w:sz w:val="18"/>
               </w:rPr>
-              <w:t>System-level thermal/node supervision primarily by Node B</w:t>
+              <w:t>System-level supervision primarily by Node B</w:t>
             </w:r>
           </w:p>
         </w:tc>
@@ -12464,8 +12472,13 @@
     <w:p>
       <w:pPr>
         <w:widowControl/>
-        <w:spacing w:after="40"/>
+        <w:spacing w:after="0" w:before="0" w:line="20" w:lineRule="exact"/>
       </w:pPr>
+      <w:r>
+        <w:rPr>
+          <w:sz w:val="2"/>
+        </w:rPr>
+      </w:r>
     </w:p>
     <w:sectPr>
       <w:headerReference w:type="default" r:id="rId9"/>

--- a/System_Architecture_Definition_v0.1.docx
+++ b/System_Architecture_Definition_v0.1.docx
@@ -2271,7 +2271,7 @@
                 <w:b w:val="0"/>
                 <w:sz w:val="18"/>
               </w:rPr>
-              <w:t>当前执行器</w:t>
+              <w:t>单向、可变速、具备 RPM 反馈的电动冷却风扇；具体器件与驱动拓扑延后</w:t>
             </w:r>
           </w:p>
         </w:tc>
@@ -2296,7 +2296,7 @@
                 <w:b w:val="0"/>
                 <w:sz w:val="18"/>
               </w:rPr>
-              <w:t>BASELINE（具体器件 DEFERRED）</w:t>
+              <w:t>BASELINE（具体器件/驱动方式 DEFERRED）</w:t>
             </w:r>
           </w:p>
         </w:tc>
@@ -2789,7 +2789,7 @@
                 <w:b w:val="0"/>
                 <w:sz w:val="18"/>
               </w:rPr>
-              <w:t>监督 Node A 通信存活与运行状态</w:t>
+              <w:t>监督 Node A 的状态/通信新鲜度与可用性；Heartbeat / Alive Counter 具体机制后续定义</w:t>
             </w:r>
           </w:p>
         </w:tc>
@@ -2814,7 +2814,7 @@
                 <w:b w:val="0"/>
                 <w:sz w:val="18"/>
               </w:rPr>
-              <w:t>BASELINE；具体机制后续定义</w:t>
+              <w:t>BASELINE；具体机制 TBD</w:t>
             </w:r>
           </w:p>
         </w:tc>
@@ -2969,6 +2969,83 @@
                 <w:sz w:val="18"/>
               </w:rPr>
               <w:t>OPEN；需 Fault Architecture 后确认</w:t>
+            </w:r>
+          </w:p>
+        </w:tc>
+      </w:tr>
+      <w:tr>
+        <w:tc>
+          <w:tcPr>
+            <w:tcW w:type="dxa" w:w="3331"/>
+            <w:tcMar>
+              <w:top w:w="90" w:type="dxa"/>
+              <w:start w:w="90" w:type="dxa"/>
+              <w:bottom w:w="90" w:type="dxa"/>
+              <w:end w:w="90" w:type="dxa"/>
+            </w:tcMar>
+            <w:vAlign w:val="center"/>
+          </w:tcPr>
+          <w:p>
+            <w:pPr>
+              <w:spacing w:after="0"/>
+            </w:pPr>
+            <w:r>
+              <w:rPr>
+                <w:rFonts w:ascii="Noto Sans CJK SC" w:hAnsi="Noto Sans CJK SC" w:eastAsia="Noto Sans CJK SC"/>
+                <w:b w:val="0"/>
+                <w:sz w:val="18"/>
+              </w:rPr>
+              <w:t>System State Management</w:t>
+            </w:r>
+          </w:p>
+        </w:tc>
+        <w:tc>
+          <w:tcPr>
+            <w:tcW w:type="dxa" w:w="3331"/>
+            <w:tcMar>
+              <w:top w:w="90" w:type="dxa"/>
+              <w:start w:w="90" w:type="dxa"/>
+              <w:bottom w:w="90" w:type="dxa"/>
+              <w:end w:w="90" w:type="dxa"/>
+            </w:tcMar>
+            <w:vAlign w:val="center"/>
+          </w:tcPr>
+          <w:p>
+            <w:pPr>
+              <w:spacing w:after="0"/>
+            </w:pPr>
+            <w:r>
+              <w:rPr>
+                <w:rFonts w:ascii="Noto Sans CJK SC" w:hAnsi="Noto Sans CJK SC" w:eastAsia="Noto Sans CJK SC"/>
+                <w:b w:val="0"/>
+                <w:sz w:val="18"/>
+              </w:rPr>
+              <w:t>负责系统级运行状态与降级/故障状态的管理；具体 State/Mode 名称与转移条件后续结合 Fault Reaction 定义</w:t>
+            </w:r>
+          </w:p>
+        </w:tc>
+        <w:tc>
+          <w:tcPr>
+            <w:tcW w:type="dxa" w:w="3331"/>
+            <w:tcMar>
+              <w:top w:w="90" w:type="dxa"/>
+              <w:start w:w="90" w:type="dxa"/>
+              <w:bottom w:w="90" w:type="dxa"/>
+              <w:end w:w="90" w:type="dxa"/>
+            </w:tcMar>
+            <w:vAlign w:val="center"/>
+          </w:tcPr>
+          <w:p>
+            <w:pPr>
+              <w:spacing w:after="0"/>
+            </w:pPr>
+            <w:r>
+              <w:rPr>
+                <w:rFonts w:ascii="Noto Sans CJK SC" w:hAnsi="Noto Sans CJK SC" w:eastAsia="Noto Sans CJK SC"/>
+                <w:b w:val="0"/>
+                <w:sz w:val="18"/>
+              </w:rPr>
+              <w:t>BASELINE role；具体状态机 TBD</w:t>
             </w:r>
           </w:p>
         </w:tc>
@@ -3180,7 +3257,7 @@
                 <w:b w:val="0"/>
                 <w:sz w:val="18"/>
               </w:rPr>
-              <w:t>Command Reception</w:t>
+              <w:t>Command Reception &amp; Validation</w:t>
             </w:r>
           </w:p>
         </w:tc>
@@ -3204,7 +3281,7 @@
                 <w:rFonts w:ascii="Noto Sans CJK SC" w:hAnsi="Noto Sans CJK SC" w:eastAsia="Noto Sans CJK SC"/>
                 <w:sz w:val="17"/>
               </w:rPr>
-              <w:t>接收 Node B 的 Cooling Demand / Level</w:t>
+              <w:t>接收并验证 Node B 的 Cooling Demand / Level；range / resolution / timeout 规则仍待定义</w:t>
             </w:r>
           </w:p>
         </w:tc>
@@ -3228,7 +3305,7 @@
                 <w:rFonts w:ascii="Noto Sans CJK SC" w:hAnsi="Noto Sans CJK SC" w:eastAsia="Noto Sans CJK SC"/>
                 <w:sz w:val="17"/>
               </w:rPr>
-              <w:t>BASELINE；映射细节 TBD</w:t>
+              <w:t>BASELINE；接口参数 TBD</w:t>
             </w:r>
           </w:p>
         </w:tc>
@@ -3255,7 +3332,7 @@
                 <w:b w:val="0"/>
                 <w:sz w:val="18"/>
               </w:rPr>
-              <w:t>Fan Control</w:t>
+              <w:t>Demand Mapping &amp; Fan Control</w:t>
             </w:r>
           </w:p>
         </w:tc>
@@ -3280,7 +3357,7 @@
                 <w:b w:val="0"/>
                 <w:sz w:val="18"/>
               </w:rPr>
-              <w:t>生成执行器驱动量并控制 Cooling Fan</w:t>
+              <w:t>将 Cooling Demand 映射为内部 Target Fan Speed，并执行本地转速闭环，生成 PWM / equivalent 驱动命令</w:t>
             </w:r>
           </w:p>
         </w:tc>
@@ -3305,7 +3382,7 @@
                 <w:b w:val="0"/>
                 <w:sz w:val="18"/>
               </w:rPr>
-              <w:t>BASELINE；算法 TBD</w:t>
+              <w:t>BASELINE；映射与控制器形式 TBD</w:t>
             </w:r>
           </w:p>
         </w:tc>
@@ -3357,7 +3434,7 @@
                 <w:b w:val="0"/>
                 <w:sz w:val="18"/>
               </w:rPr>
-              <w:t>获取风扇实际转速</w:t>
+              <w:t>获取风扇实际转速，作为本地闭环控制与执行器诊断的公共反馈量</w:t>
             </w:r>
           </w:p>
         </w:tc>
@@ -3434,7 +3511,7 @@
                 <w:b w:val="0"/>
                 <w:sz w:val="18"/>
               </w:rPr>
-              <w:t>获取电机电流用于保护/诊断</w:t>
+              <w:t>获取电机电流，主要用于本地监测、保护及诊断，不作为正常转速闭环的主反馈量</w:t>
             </w:r>
           </w:p>
         </w:tc>
@@ -3665,7 +3742,7 @@
                 <w:b w:val="0"/>
                 <w:sz w:val="18"/>
               </w:rPr>
-              <w:t>必要时在本地立即限制或关闭执行器</w:t>
+              <w:t>严重本地异常时，Node A 必须能够不依赖 CAN 自主限制或关闭执行器；各 Fault 的具体 Reaction / Recovery 后续定义</w:t>
             </w:r>
           </w:p>
         </w:tc>
@@ -3690,7 +3767,84 @@
                 <w:b w:val="0"/>
                 <w:sz w:val="18"/>
               </w:rPr>
-              <w:t>OPEN；需 Fault Reaction 设计</w:t>
+              <w:t>BASELINE capability；具体策略 TBD</w:t>
+            </w:r>
+          </w:p>
+        </w:tc>
+      </w:tr>
+      <w:tr>
+        <w:tc>
+          <w:tcPr>
+            <w:tcW w:type="dxa" w:w="3331"/>
+            <w:tcMar>
+              <w:top w:w="90" w:type="dxa"/>
+              <w:start w:w="90" w:type="dxa"/>
+              <w:bottom w:w="90" w:type="dxa"/>
+              <w:end w:w="90" w:type="dxa"/>
+            </w:tcMar>
+            <w:vAlign w:val="center"/>
+          </w:tcPr>
+          <w:p>
+            <w:pPr>
+              <w:spacing w:after="0"/>
+            </w:pPr>
+            <w:r>
+              <w:rPr>
+                <w:rFonts w:ascii="Noto Sans CJK SC" w:hAnsi="Noto Sans CJK SC" w:eastAsia="Noto Sans CJK SC"/>
+                <w:b w:val="0"/>
+                <w:sz w:val="18"/>
+              </w:rPr>
+              <w:t>Command / Supervisor Monitoring</w:t>
+            </w:r>
+          </w:p>
+        </w:tc>
+        <w:tc>
+          <w:tcPr>
+            <w:tcW w:type="dxa" w:w="3331"/>
+            <w:tcMar>
+              <w:top w:w="90" w:type="dxa"/>
+              <w:start w:w="90" w:type="dxa"/>
+              <w:bottom w:w="90" w:type="dxa"/>
+              <w:end w:w="90" w:type="dxa"/>
+            </w:tcMar>
+            <w:vAlign w:val="center"/>
+          </w:tcPr>
+          <w:p>
+            <w:pPr>
+              <w:spacing w:after="0"/>
+            </w:pPr>
+            <w:r>
+              <w:rPr>
+                <w:rFonts w:ascii="Noto Sans CJK SC" w:hAnsi="Noto Sans CJK SC" w:eastAsia="Noto Sans CJK SC"/>
+                <w:b w:val="0"/>
+                <w:sz w:val="18"/>
+              </w:rPr>
+              <w:t>监控来自 Node B 的 Cooling Demand 更新/有效性，确保旧命令不会被无限期继续执行；Heartbeat / Alive Counter 与 timeout 参数后续定义</w:t>
+            </w:r>
+          </w:p>
+        </w:tc>
+        <w:tc>
+          <w:tcPr>
+            <w:tcW w:type="dxa" w:w="3331"/>
+            <w:tcMar>
+              <w:top w:w="90" w:type="dxa"/>
+              <w:start w:w="90" w:type="dxa"/>
+              <w:bottom w:w="90" w:type="dxa"/>
+              <w:end w:w="90" w:type="dxa"/>
+            </w:tcMar>
+            <w:vAlign w:val="center"/>
+          </w:tcPr>
+          <w:p>
+            <w:pPr>
+              <w:spacing w:after="0"/>
+            </w:pPr>
+            <w:r>
+              <w:rPr>
+                <w:rFonts w:ascii="Noto Sans CJK SC" w:hAnsi="Noto Sans CJK SC" w:eastAsia="Noto Sans CJK SC"/>
+                <w:b w:val="0"/>
+                <w:sz w:val="18"/>
+              </w:rPr>
+              <w:t>BASELINE responsibility；机制 TBD</w:t>
             </w:r>
           </w:p>
         </w:tc>
@@ -3758,7 +3912,28 @@
                 <w:b w:val="0"/>
                 <w:sz w:val="21"/>
               </w:rPr>
-              <w:t>RPM 和 Current 都直接描述执行器是否正确响应命令。将这类信息放在 Node A 可缩短检测与保护链路，同时避免 Node B 过度介入底层执行细节。</w:t>
+              <w:t>RPM 和 Current 都直接描述执行器是否正确响应命令。将这类信息放在 Node A 可缩短控制、检测与保护链路，并避免 Node B 过度介入底层执行细节。</w:t>
+            </w:r>
+          </w:p>
+          <w:p>
+            <w:pPr>
+              <w:spacing w:after="40"/>
+            </w:pPr>
+            <w:r>
+              <w:rPr>
+                <w:rFonts w:ascii="Noto Sans CJK SC" w:hAnsi="Noto Sans CJK SC" w:eastAsia="Noto Sans CJK SC"/>
+                <w:b/>
+                <w:sz w:val="21"/>
+              </w:rPr>
+              <w:t>保护原则：</w:t>
+            </w:r>
+            <w:r>
+              <w:rPr>
+                <w:rFonts w:ascii="Noto Sans CJK SC" w:hAnsi="Noto Sans CJK SC" w:eastAsia="Noto Sans CJK SC"/>
+                <w:b w:val="0"/>
+                <w:sz w:val="21"/>
+              </w:rPr>
+              <w:t>本地保护不能依赖 CAN 可用性。Node A 在确认严重执行器本地异常后，应能够先进入安全输出，再向 Node B 上报。具体故障触发条件和恢复策略仍留给 Fault Architecture。</w:t>
             </w:r>
           </w:p>
         </w:tc>
@@ -5101,7 +5276,7 @@
               <w:br/>
               <w:t xml:space="preserve">       Node A</w:t>
               <w:br/>
-              <w:t>Demand Validation / Mapping</w:t>
+              <w:t xml:space="preserve"> Demand Validation / Mapping</w:t>
               <w:br/>
               <w:t xml:space="preserve">          ↓</w:t>
               <w:br/>
@@ -5109,19 +5284,19 @@
               <w:br/>
               <w:t xml:space="preserve">          ↓</w:t>
               <w:br/>
-              <w:t xml:space="preserve">  Local Fan Controller</w:t>
+              <w:t xml:space="preserve"> Local Closed-loop Speed Control</w:t>
               <w:br/>
               <w:t xml:space="preserve">          ↓</w:t>
               <w:br/>
-              <w:t xml:space="preserve">        PWM</w:t>
+              <w:t xml:space="preserve">     PWM / equivalent</w:t>
               <w:br/>
               <w:t xml:space="preserve">          ↓</w:t>
               <w:br/>
-              <w:t xml:space="preserve">    Cooling Fan</w:t>
+              <w:t xml:space="preserve"> Unidirectional Variable-speed Fan</w:t>
               <w:br/>
               <w:t xml:space="preserve">          ↓</w:t>
               <w:br/>
-              <w:t xml:space="preserve">     Actual RPM</w:t>
+              <w:t xml:space="preserve">      Actual RPM</w:t>
               <w:br/>
               <w:t xml:space="preserve">          └────────→ Node A feedback</w:t>
             </w:r>
@@ -5170,7 +5345,7 @@
                 <w:color w:val="16324F"/>
                 <w:sz w:val="21"/>
               </w:rPr>
-              <w:t>控制分层：Node B 负责系统目标，Node A 负责本地执行  [BASELINE]</w:t>
+              <w:t>控制分层与执行器行为  [BASELINE]</w:t>
             </w:r>
           </w:p>
           <w:p>
@@ -5191,7 +5366,49 @@
                 <w:b w:val="0"/>
                 <w:sz w:val="21"/>
               </w:rPr>
-              <w:t>Supervisor 不应直接发送底层 PWM，因为这会破坏执行 ECU 的自治性并使 Node B 与具体执行器硬件过度耦合。Node A 应拥有至少一层本地控制/执行逻辑。</w:t>
+              <w:t>Supervisor 不直接发送底层 PWM；Node B 负责系统级 Cooling Demand，Node A 负责把功能请求转成当前执行器可执行的局部目标。</w:t>
+            </w:r>
+          </w:p>
+          <w:p>
+            <w:pPr>
+              <w:spacing w:after="40"/>
+            </w:pPr>
+            <w:r>
+              <w:rPr>
+                <w:rFonts w:ascii="Noto Sans CJK SC" w:hAnsi="Noto Sans CJK SC" w:eastAsia="Noto Sans CJK SC"/>
+                <w:b/>
+                <w:sz w:val="21"/>
+              </w:rPr>
+              <w:t>执行器基线：</w:t>
+            </w:r>
+            <w:r>
+              <w:rPr>
+                <w:rFonts w:ascii="Noto Sans CJK SC" w:hAnsi="Noto Sans CJK SC" w:eastAsia="Noto Sans CJK SC"/>
+                <w:b w:val="0"/>
+                <w:sz w:val="21"/>
+              </w:rPr>
+              <w:t>v0.1 采用单向、可变速、具备 RPM 反馈的电动 Cooling Fan。无需反转；可变速用于保留 Cooling Demand 的连续/近连续调节能力，RPM 同时服务本地闭环与诊断。</w:t>
+            </w:r>
+          </w:p>
+          <w:p>
+            <w:pPr>
+              <w:spacing w:after="40"/>
+            </w:pPr>
+            <w:r>
+              <w:rPr>
+                <w:rFonts w:ascii="Noto Sans CJK SC" w:hAnsi="Noto Sans CJK SC" w:eastAsia="Noto Sans CJK SC"/>
+                <w:b/>
+                <w:sz w:val="21"/>
+              </w:rPr>
+              <w:t>控制/监测边界：</w:t>
+            </w:r>
+            <w:r>
+              <w:rPr>
+                <w:rFonts w:ascii="Noto Sans CJK SC" w:hAnsi="Noto Sans CJK SC" w:eastAsia="Noto Sans CJK SC"/>
+                <w:b w:val="0"/>
+                <w:sz w:val="21"/>
+              </w:rPr>
+              <w:t>Node A 的正常控制主链为 Cooling Demand → Target Fan Speed → Closed-loop Speed Control → PWM / equivalent；Motor Current 主要进入 Monitoring / Protection 路径。Fan OFF 与最大能力饱和必须在架构上可表达，具体阈值与策略仍为 TBD。</w:t>
             </w:r>
           </w:p>
         </w:tc>
@@ -5257,7 +5474,7 @@
                 <w:b w:val="0"/>
                 <w:sz w:val="21"/>
               </w:rPr>
-              <w:t>v0.1 采用归一化 Cooling Demand，而不是由 Node B 直接下发 Target RPM。这样 Node B 表达“系统需要多少冷却”，Node A 再依据当前执行器的标定/映射关系将 Cooling Demand 转换为 Target Fan Speed，并完成本地闭环控制。该接口降低了 Supervisory ECU 与具体风扇转速范围、硬件型号和驱动细节之间的耦合。</w:t>
+              <w:t>v0.1 采用归一化 Cooling Demand，而不是由 Node B 直接下发 Target RPM。Node B 表达“系统需要多少冷却”，Node A 再依据执行器标定/映射将 Cooling Demand 转换为内部 Target Fan Speed，并完成本地闭环控制。该接口降低 Supervisory ECU 与具体风扇转速范围、硬件型号和驱动细节之间的耦合。</w:t>
             </w:r>
           </w:p>
           <w:p>
@@ -5276,7 +5493,7 @@
                 <w:b w:val="0"/>
                 <w:sz w:val="21"/>
               </w:rPr>
-              <w:t>当前 v0.1 仅配置 Cooling Fan，但该功能级接口为未来 Fan / Pump / Valve 等多执行器协同热管理保留扩展点。Cooling Demand 仅表示 normalized functional request（归一化功能请求），不得解释为已经测得的实际物理冷却功率。Cooling Demand 的 range、resolution、Demand→Fan Target Mapping 仍为 TBD。</w:t>
+              <w:t>当前 v0.1 仅配置 Cooling Fan，但功能级 Cooling Demand 接口明确保留 Future Multi-Actuator Thermal Management Extension，可在实际生产式架构中扩展至 Fan / Pump / Valve 等多种冷却执行方式协同。Cooling Demand 仅表示 normalized functional request（归一化功能请求），不得解释为已经测得的实际物理冷却功率。Cooling Demand 的 range、resolution、Demand→Fan Target Mapping 仍为 TBD。</w:t>
             </w:r>
           </w:p>
         </w:tc>
@@ -5323,7 +5540,7 @@
                 <w:color w:val="16324F"/>
                 <w:sz w:val="21"/>
               </w:rPr>
-              <w:t>闭环控制算法  [TBD]</w:t>
+              <w:t>本地转速闭环  [BASELINE；控制器形式 TBD]</w:t>
             </w:r>
           </w:p>
           <w:p>
@@ -5344,7 +5561,28 @@
                 <w:b w:val="0"/>
                 <w:sz w:val="21"/>
               </w:rPr>
-              <w:t>尚未决定采用简单分段控制、PI/PID、查表+反馈修正或其他策略。算法应由性能目标、执行器特性和项目复杂度共同决定，而不是为了“看起来高级”提前上 PID。</w:t>
+              <w:t>Node A 应根据内部 Target Fan Speed 与 Actual RPM 形成本地闭环，使风扇执行效果不直接依赖固定 PWM 与供电/负载变化。RPM 因而既是 Control Signal，也是 Diagnostic Signal。</w:t>
+            </w:r>
+          </w:p>
+          <w:p>
+            <w:pPr>
+              <w:spacing w:after="40"/>
+            </w:pPr>
+            <w:r>
+              <w:rPr>
+                <w:rFonts w:ascii="Noto Sans CJK SC" w:hAnsi="Noto Sans CJK SC" w:eastAsia="Noto Sans CJK SC"/>
+                <w:b/>
+                <w:sz w:val="21"/>
+              </w:rPr>
+              <w:t>仍未确定：</w:t>
+            </w:r>
+            <w:r>
+              <w:rPr>
+                <w:rFonts w:ascii="Noto Sans CJK SC" w:hAnsi="Noto Sans CJK SC" w:eastAsia="Noto Sans CJK SC"/>
+                <w:b w:val="0"/>
+                <w:sz w:val="21"/>
+              </w:rPr>
+              <w:t>具体采用 P、PI、PID、查表+反馈修正或其他控制器，以及控制参数、PWM 频率、Duty 限制、最低稳定转速等，均留到后续 Control / Detailed Design。</w:t>
             </w:r>
           </w:p>
         </w:tc>
@@ -6494,6 +6732,7 @@
       <w:tr>
         <w:trPr>
           <w:tblHeader w:val="true"/>
+          <w:cantSplit/>
         </w:trPr>
         <w:tc>
           <w:tcPr>
@@ -6601,6 +6840,9 @@
         </w:tc>
       </w:tr>
       <w:tr>
+        <w:trPr>
+          <w:cantSplit/>
+        </w:trPr>
         <w:tc>
           <w:tcPr>
             <w:tcW w:type="dxa" w:w="2498"/>
@@ -6701,6 +6943,9 @@
         </w:tc>
       </w:tr>
       <w:tr>
+        <w:trPr>
+          <w:cantSplit/>
+        </w:trPr>
         <w:tc>
           <w:tcPr>
             <w:tcW w:type="dxa" w:w="2498"/>
@@ -6803,6 +7048,9 @@
         </w:tc>
       </w:tr>
       <w:tr>
+        <w:trPr>
+          <w:cantSplit/>
+        </w:trPr>
         <w:tc>
           <w:tcPr>
             <w:tcW w:type="dxa" w:w="2498"/>
@@ -6849,7 +7097,7 @@
                 <w:b w:val="0"/>
                 <w:sz w:val="18"/>
               </w:rPr>
-              <w:t>双向或至少 A → B</w:t>
+              <w:t>双向：各 ECU 监控其接收方向的关键通信/状态新鲜度</w:t>
             </w:r>
           </w:p>
         </w:tc>
@@ -6874,7 +7122,7 @@
                 <w:b w:val="0"/>
                 <w:sz w:val="18"/>
               </w:rPr>
-              <w:t>存活监控</w:t>
+              <w:t>A 监控 B 的命令可用性；B 监控 A 的状态/节点可用性</w:t>
             </w:r>
           </w:p>
         </w:tc>
@@ -6899,12 +7147,15 @@
                 <w:b w:val="0"/>
                 <w:sz w:val="18"/>
               </w:rPr>
-              <w:t>OPEN；机制 TBD</w:t>
+              <w:t>BASELINE responsibility；Heartbeat 具体机制 TBD</w:t>
             </w:r>
           </w:p>
         </w:tc>
       </w:tr>
       <w:tr>
+        <w:trPr>
+          <w:cantSplit/>
+        </w:trPr>
         <w:tc>
           <w:tcPr>
             <w:tcW w:type="dxa" w:w="2498"/>
@@ -7007,6 +7258,9 @@
         </w:tc>
       </w:tr>
       <w:tr>
+        <w:trPr>
+          <w:cantSplit/>
+        </w:trPr>
         <w:tc>
           <w:tcPr>
             <w:tcW w:type="dxa" w:w="2498"/>
@@ -7109,6 +7363,9 @@
         </w:tc>
       </w:tr>
       <w:tr>
+        <w:trPr>
+          <w:cantSplit/>
+        </w:trPr>
         <w:tc>
           <w:tcPr>
             <w:tcW w:type="dxa" w:w="2498"/>
@@ -10269,7 +10526,7 @@
                 <w:b w:val="0"/>
                 <w:sz w:val="17"/>
               </w:rPr>
-              <w:t>Cooling Fan 本地控制算法</w:t>
+              <w:t>Cooling Fan 本地闭环控制器形式 / 参数</w:t>
             </w:r>
           </w:p>
         </w:tc>
@@ -11713,7 +11970,7 @@
           <w:b w:val="0"/>
           <w:sz w:val="21"/>
         </w:rPr>
-        <w:t>完成 Node A / Node B 职责最终表，特别是 DTC、System State、Local Safe Reaction 的归属。</w:t>
+        <w:t>Node A / Node B 职责分配已形成当前 BASELINE；具体 DTC 归属、State/Mode 条件等仍按原 Open Item 保留。</w:t>
       </w:r>
     </w:p>
     <w:p>
@@ -11728,7 +11985,7 @@
           <w:b w:val="0"/>
           <w:sz w:val="21"/>
         </w:rPr>
-        <w:t>建立正式 Fault List v0.1：逐项定义 Detection → Qualification → Reaction → Recovery → Reporting。</w:t>
+        <w:t>Fault Architecture / Fault List v0.1 当前暂缓；恢复时从 Node A Fault Detection 开始，按 Detection → Qualification → Reaction → Recovery → Reporting 逐项定义。</w:t>
       </w:r>
     </w:p>
     <w:p>
@@ -11831,27 +12088,33 @@
               <w:br/>
               <w:t xml:space="preserve">  - Owns system-level Temperature Signal</w:t>
               <w:br/>
-              <w:t xml:space="preserve">  - Decides cooling demand</w:t>
+              <w:t xml:space="preserve">  - Generates normalized Cooling Demand</w:t>
               <w:br/>
-              <w:t xml:space="preserve">  - Supervises Node A</w:t>
+              <w:t xml:space="preserve">  - Supervises Node A availability / status freshness</w:t>
+              <w:br/>
+              <w:t xml:space="preserve">  - Owns system-level supervision and state-management responsibility</w:t>
               <w:br/>
               <w:br/>
-              <w:t xml:space="preserve">          CAN</w:t>
+              <w:t xml:space="preserve">          CAN: Cooling Demand / Status</w:t>
               <w:br/>
-              <w:t xml:space="preserve">           ↓</w:t>
+              <w:t xml:space="preserve">                     ↓</w:t>
               <w:br/>
               <w:br/>
               <w:t>Node A: Thermal Actuator ECU</w:t>
               <w:br/>
-              <w:t xml:space="preserve">  - Current actuator: Cooling Fan</w:t>
+              <w:t xml:space="preserve">  - Current actuator: unidirectional variable-speed Cooling Fan</w:t>
               <w:br/>
-              <w:t xml:space="preserve">  - Owns Fan RPM Signal</w:t>
+              <w:t xml:space="preserve">  - Maps Cooling Demand → internal Target Fan Speed</w:t>
               <w:br/>
-              <w:t xml:space="preserve">  - Owns Motor Current Signal</w:t>
+              <w:t xml:space="preserve">  - Executes local closed-loop speed control</w:t>
+              <w:br/>
+              <w:t xml:space="preserve">  - Owns Fan RPM and Motor Current Signals</w:t>
               <w:br/>
               <w:t xml:space="preserve">  - Recommended: Supply Voltage Signal</w:t>
               <w:br/>
-              <w:t xml:space="preserve">  - Executes local control and local fault detection</w:t>
+              <w:t xml:space="preserve">  - Executes local actuator fault detection and autonomous local protection capability</w:t>
+              <w:br/>
+              <w:t xml:space="preserve">  - Monitors supervisory command freshness / validity</w:t>
               <w:br/>
               <w:br/>
               <w:t>Architecture Principle:</w:t>
@@ -12048,7 +12311,7 @@
                 <w:b w:val="0"/>
                 <w:sz w:val="18"/>
               </w:rPr>
-              <w:t>Control algorithm</w:t>
+              <w:t>Closed-loop controller form / parameters</w:t>
             </w:r>
           </w:p>
         </w:tc>
@@ -12075,7 +12338,7 @@
                 <w:b w:val="0"/>
                 <w:sz w:val="18"/>
               </w:rPr>
-              <w:t>Actuator = Cooling Fan</w:t>
+              <w:t>Actuator = unidirectional variable-speed Cooling Fan with RPM feedback</w:t>
             </w:r>
           </w:p>
         </w:tc>
@@ -12387,7 +12650,7 @@
                 <w:b w:val="0"/>
                 <w:sz w:val="18"/>
               </w:rPr>
-              <w:t>Local actuator faults primarily detected by Node A</w:t>
+              <w:t>Local actuator faults / immediate local protection primarily owned by Node A</w:t>
             </w:r>
           </w:p>
         </w:tc>
@@ -12438,7 +12701,7 @@
                 <w:rFonts w:ascii="Noto Sans CJK SC" w:hAnsi="Noto Sans CJK SC" w:eastAsia="Noto Sans CJK SC"/>
                 <w:sz w:val="18"/>
               </w:rPr>
-              <w:t>System-level supervision primarily by Node B</w:t>
+              <w:t>System-level supervision/state-management responsibility primarily owned by Node B</w:t>
             </w:r>
           </w:p>
         </w:tc>

--- a/System_Architecture_Definition_v0.1.docx
+++ b/System_Architecture_Definition_v0.1.docx
@@ -5688,7 +5688,7 @@
           <w:b w:val="0"/>
           <w:sz w:val="21"/>
         </w:rPr>
-        <w:t>本节当前仅冻结 Fault Management 的原则与框架，正式 Fault List v0.1 尚未建立。后续必须按“检测者、故障确认、系统影响、恢复策略、DTC/上报”逐条定义。</w:t>
+        <w:t>本节当前已冻结 Node A / Node B 的 Fault Detection 范围、检测/管理责任边界以及通用故障检测原则；正式 Fault List v0.1 仍未建立。后续仍需按“检测条件、Qualification / Debounce、Recovery、Reaction、DTC/上报、系统状态影响”逐条完成。</w:t>
       </w:r>
     </w:p>
     <w:tbl>
@@ -5784,17 +5784,8 @@
             </w:tcMar>
           </w:tcPr>
           <w:p>
-            <w:pPr>
-              <w:jc w:val="center"/>
-            </w:pPr>
-            <w:r>
-              <w:rPr>
-                <w:rFonts w:ascii="Noto Sans CJK SC" w:hAnsi="Noto Sans CJK SC" w:eastAsia="Noto Sans CJK SC"/>
-                <w:b/>
-                <w:color w:val="FFFFFF"/>
-                <w:sz w:val="18"/>
-              </w:rPr>
-              <w:t>候选 Fault</w:t>
+            <w:r>
+              <w:t>Fault Detection Scope</w:t>
             </w:r>
           </w:p>
         </w:tc>
@@ -5810,17 +5801,8 @@
             </w:tcMar>
           </w:tcPr>
           <w:p>
-            <w:pPr>
-              <w:jc w:val="center"/>
-            </w:pPr>
-            <w:r>
-              <w:rPr>
-                <w:rFonts w:ascii="Noto Sans CJK SC" w:hAnsi="Noto Sans CJK SC" w:eastAsia="Noto Sans CJK SC"/>
-                <w:b/>
-                <w:color w:val="FFFFFF"/>
-                <w:sz w:val="18"/>
-              </w:rPr>
-              <w:t>初步检测方</w:t>
+            <w:r>
+              <w:t>Detection / Management Owner</w:t>
             </w:r>
           </w:p>
         </w:tc>
@@ -5836,22 +5818,16 @@
             </w:tcMar>
           </w:tcPr>
           <w:p>
-            <w:pPr>
-              <w:jc w:val="center"/>
-            </w:pPr>
-            <w:r>
-              <w:rPr>
-                <w:rFonts w:ascii="Noto Sans CJK SC" w:hAnsi="Noto Sans CJK SC" w:eastAsia="Noto Sans CJK SC"/>
-                <w:b/>
-                <w:color w:val="FFFFFF"/>
-                <w:sz w:val="18"/>
-              </w:rPr>
+            <w:r>
               <w:t>当前状态</w:t>
             </w:r>
           </w:p>
         </w:tc>
       </w:tr>
       <w:tr>
+        <w:trPr>
+          <w:cantSplit/>
+        </w:trPr>
         <w:tc>
           <w:tcPr>
             <w:tcW w:type="dxa" w:w="3331"/>
@@ -5864,16 +5840,8 @@
             <w:vAlign w:val="center"/>
           </w:tcPr>
           <w:p>
-            <w:pPr>
-              <w:spacing w:after="0"/>
-            </w:pPr>
-            <w:r>
-              <w:rPr>
-                <w:rFonts w:ascii="Noto Sans CJK SC" w:hAnsi="Noto Sans CJK SC" w:eastAsia="Noto Sans CJK SC"/>
-                <w:b w:val="0"/>
-                <w:sz w:val="18"/>
-              </w:rPr>
-              <w:t>Fan Stall</w:t>
+            <w:r>
+              <w:t>FA-01 Fan Stall</w:t>
             </w:r>
           </w:p>
         </w:tc>
@@ -5889,15 +5857,7 @@
             <w:vAlign w:val="center"/>
           </w:tcPr>
           <w:p>
-            <w:pPr>
-              <w:spacing w:after="0"/>
-            </w:pPr>
-            <w:r>
-              <w:rPr>
-                <w:rFonts w:ascii="Noto Sans CJK SC" w:hAnsi="Noto Sans CJK SC" w:eastAsia="Noto Sans CJK SC"/>
-                <w:b w:val="0"/>
-                <w:sz w:val="18"/>
-              </w:rPr>
+            <w:r>
               <w:t>Node A</w:t>
             </w:r>
           </w:p>
@@ -5914,21 +5874,16 @@
             <w:vAlign w:val="center"/>
           </w:tcPr>
           <w:p>
-            <w:pPr>
-              <w:spacing w:after="0"/>
-            </w:pPr>
-            <w:r>
-              <w:rPr>
-                <w:rFonts w:ascii="Noto Sans CJK SC" w:hAnsi="Noto Sans CJK SC" w:eastAsia="Noto Sans CJK SC"/>
-                <w:b w:val="0"/>
-                <w:sz w:val="18"/>
-              </w:rPr>
-              <w:t>Candidate / 待 Fault List</w:t>
+            <w:r>
+              <w:t>BASELINE detection scope；阈值 / Qualification / Recovery TBD</w:t>
             </w:r>
           </w:p>
         </w:tc>
       </w:tr>
       <w:tr>
+        <w:trPr>
+          <w:cantSplit/>
+        </w:trPr>
         <w:tc>
           <w:tcPr>
             <w:tcW w:type="dxa" w:w="3331"/>
@@ -5941,16 +5896,8 @@
             <w:vAlign w:val="center"/>
           </w:tcPr>
           <w:p>
-            <w:pPr>
-              <w:spacing w:after="0"/>
-            </w:pPr>
-            <w:r>
-              <w:rPr>
-                <w:rFonts w:ascii="Noto Sans CJK SC" w:hAnsi="Noto Sans CJK SC" w:eastAsia="Noto Sans CJK SC"/>
-                <w:b w:val="0"/>
-                <w:sz w:val="18"/>
-              </w:rPr>
-              <w:t>Speed Deviation</w:t>
+            <w:r>
+              <w:t>FA-02 Fan Speed Deviation</w:t>
             </w:r>
           </w:p>
         </w:tc>
@@ -5966,15 +5913,7 @@
             <w:vAlign w:val="center"/>
           </w:tcPr>
           <w:p>
-            <w:pPr>
-              <w:spacing w:after="0"/>
-            </w:pPr>
-            <w:r>
-              <w:rPr>
-                <w:rFonts w:ascii="Noto Sans CJK SC" w:hAnsi="Noto Sans CJK SC" w:eastAsia="Noto Sans CJK SC"/>
-                <w:b w:val="0"/>
-                <w:sz w:val="18"/>
-              </w:rPr>
+            <w:r>
               <w:t>Node A</w:t>
             </w:r>
           </w:p>
@@ -5991,21 +5930,16 @@
             <w:vAlign w:val="center"/>
           </w:tcPr>
           <w:p>
-            <w:pPr>
-              <w:spacing w:after="0"/>
-            </w:pPr>
-            <w:r>
-              <w:rPr>
-                <w:rFonts w:ascii="Noto Sans CJK SC" w:hAnsi="Noto Sans CJK SC" w:eastAsia="Noto Sans CJK SC"/>
-                <w:b w:val="0"/>
-                <w:sz w:val="18"/>
-              </w:rPr>
-              <w:t>Candidate / 待 Fault List</w:t>
+            <w:r>
+              <w:t>BASELINE detection scope；阈值 / Qualification / Recovery TBD</w:t>
             </w:r>
           </w:p>
         </w:tc>
       </w:tr>
       <w:tr>
+        <w:trPr>
+          <w:cantSplit/>
+        </w:trPr>
         <w:tc>
           <w:tcPr>
             <w:tcW w:type="dxa" w:w="3331"/>
@@ -6018,16 +5952,8 @@
             <w:vAlign w:val="center"/>
           </w:tcPr>
           <w:p>
-            <w:pPr>
-              <w:spacing w:after="0"/>
-            </w:pPr>
-            <w:r>
-              <w:rPr>
-                <w:rFonts w:ascii="Noto Sans CJK SC" w:hAnsi="Noto Sans CJK SC" w:eastAsia="Noto Sans CJK SC"/>
-                <w:b w:val="0"/>
-                <w:sz w:val="18"/>
-              </w:rPr>
-              <w:t>RPM Feedback Lost / Invalid</w:t>
+            <w:r>
+              <w:t>FA-03 RPM Feedback Fault</w:t>
             </w:r>
           </w:p>
         </w:tc>
@@ -6043,15 +5969,7 @@
             <w:vAlign w:val="center"/>
           </w:tcPr>
           <w:p>
-            <w:pPr>
-              <w:spacing w:after="0"/>
-            </w:pPr>
-            <w:r>
-              <w:rPr>
-                <w:rFonts w:ascii="Noto Sans CJK SC" w:hAnsi="Noto Sans CJK SC" w:eastAsia="Noto Sans CJK SC"/>
-                <w:b w:val="0"/>
-                <w:sz w:val="18"/>
-              </w:rPr>
+            <w:r>
               <w:t>Node A</w:t>
             </w:r>
           </w:p>
@@ -6068,21 +5986,16 @@
             <w:vAlign w:val="center"/>
           </w:tcPr>
           <w:p>
-            <w:pPr>
-              <w:spacing w:after="0"/>
-            </w:pPr>
-            <w:r>
-              <w:rPr>
-                <w:rFonts w:ascii="Noto Sans CJK SC" w:hAnsi="Noto Sans CJK SC" w:eastAsia="Noto Sans CJK SC"/>
-                <w:b w:val="0"/>
-                <w:sz w:val="18"/>
-              </w:rPr>
-              <w:t>Candidate / 待 Fault List</w:t>
+            <w:r>
+              <w:t>BASELINE detection scope；Plausibility / fallback TBD</w:t>
             </w:r>
           </w:p>
         </w:tc>
       </w:tr>
       <w:tr>
+        <w:trPr>
+          <w:cantSplit/>
+        </w:trPr>
         <w:tc>
           <w:tcPr>
             <w:tcW w:type="dxa" w:w="3331"/>
@@ -6095,16 +6008,8 @@
             <w:vAlign w:val="center"/>
           </w:tcPr>
           <w:p>
-            <w:pPr>
-              <w:spacing w:after="0"/>
-            </w:pPr>
-            <w:r>
-              <w:rPr>
-                <w:rFonts w:ascii="Noto Sans CJK SC" w:hAnsi="Noto Sans CJK SC" w:eastAsia="Noto Sans CJK SC"/>
-                <w:b w:val="0"/>
-                <w:sz w:val="18"/>
-              </w:rPr>
-              <w:t>Motor Overcurrent</w:t>
+            <w:r>
+              <w:t>FA-04 Motor Overcurrent</w:t>
             </w:r>
           </w:p>
         </w:tc>
@@ -6120,15 +6025,7 @@
             <w:vAlign w:val="center"/>
           </w:tcPr>
           <w:p>
-            <w:pPr>
-              <w:spacing w:after="0"/>
-            </w:pPr>
-            <w:r>
-              <w:rPr>
-                <w:rFonts w:ascii="Noto Sans CJK SC" w:hAnsi="Noto Sans CJK SC" w:eastAsia="Noto Sans CJK SC"/>
-                <w:b w:val="0"/>
-                <w:sz w:val="18"/>
-              </w:rPr>
+            <w:r>
               <w:t>Node A</w:t>
             </w:r>
           </w:p>
@@ -6145,21 +6042,16 @@
             <w:vAlign w:val="center"/>
           </w:tcPr>
           <w:p>
-            <w:pPr>
-              <w:spacing w:after="0"/>
-            </w:pPr>
-            <w:r>
-              <w:rPr>
-                <w:rFonts w:ascii="Noto Sans CJK SC" w:hAnsi="Noto Sans CJK SC" w:eastAsia="Noto Sans CJK SC"/>
-                <w:b w:val="0"/>
-                <w:sz w:val="18"/>
-              </w:rPr>
-              <w:t>Candidate / 待 Fault List</w:t>
+            <w:r>
+              <w:t>BASELINE detection scope；warning / protection thresholds TBD</w:t>
             </w:r>
           </w:p>
         </w:tc>
       </w:tr>
       <w:tr>
+        <w:trPr>
+          <w:cantSplit/>
+        </w:trPr>
         <w:tc>
           <w:tcPr>
             <w:tcW w:type="dxa" w:w="3331"/>
@@ -6172,16 +6064,8 @@
             <w:vAlign w:val="center"/>
           </w:tcPr>
           <w:p>
-            <w:pPr>
-              <w:spacing w:after="0"/>
-            </w:pPr>
-            <w:r>
-              <w:rPr>
-                <w:rFonts w:ascii="Noto Sans CJK SC" w:hAnsi="Noto Sans CJK SC" w:eastAsia="Noto Sans CJK SC"/>
-                <w:b w:val="0"/>
-                <w:sz w:val="18"/>
-              </w:rPr>
-              <w:t>Supply Undervoltage / Overvoltage</w:t>
+            <w:r>
+              <w:t>FA-05 Current Feedback Fault</w:t>
             </w:r>
           </w:p>
         </w:tc>
@@ -6197,15 +6081,7 @@
             <w:vAlign w:val="center"/>
           </w:tcPr>
           <w:p>
-            <w:pPr>
-              <w:spacing w:after="0"/>
-            </w:pPr>
-            <w:r>
-              <w:rPr>
-                <w:rFonts w:ascii="Noto Sans CJK SC" w:hAnsi="Noto Sans CJK SC" w:eastAsia="Noto Sans CJK SC"/>
-                <w:b w:val="0"/>
-                <w:sz w:val="18"/>
-              </w:rPr>
+            <w:r>
               <w:t>Node A</w:t>
             </w:r>
           </w:p>
@@ -6222,21 +6098,16 @@
             <w:vAlign w:val="center"/>
           </w:tcPr>
           <w:p>
-            <w:pPr>
-              <w:spacing w:after="0"/>
-            </w:pPr>
-            <w:r>
-              <w:rPr>
-                <w:rFonts w:ascii="Noto Sans CJK SC" w:hAnsi="Noto Sans CJK SC" w:eastAsia="Noto Sans CJK SC"/>
-                <w:b w:val="0"/>
-                <w:sz w:val="18"/>
-              </w:rPr>
-              <w:t>Candidate，取决于是否纳入 Voltage Signal</w:t>
+            <w:r>
+              <w:t>BASELINE detection scope；Plausibility / degraded diagnostics TBD</w:t>
             </w:r>
           </w:p>
         </w:tc>
       </w:tr>
       <w:tr>
+        <w:trPr>
+          <w:cantSplit/>
+        </w:trPr>
         <w:tc>
           <w:tcPr>
             <w:tcW w:type="dxa" w:w="3331"/>
@@ -6249,16 +6120,8 @@
             <w:vAlign w:val="center"/>
           </w:tcPr>
           <w:p>
-            <w:pPr>
-              <w:spacing w:after="0"/>
-            </w:pPr>
-            <w:r>
-              <w:rPr>
-                <w:rFonts w:ascii="Noto Sans CJK SC" w:hAnsi="Noto Sans CJK SC" w:eastAsia="Noto Sans CJK SC"/>
-                <w:b w:val="0"/>
-                <w:sz w:val="18"/>
-              </w:rPr>
-              <w:t>System Overtemperature</w:t>
+            <w:r>
+              <w:t>FA-06 Supply Undervoltage / Overvoltage</w:t>
             </w:r>
           </w:p>
         </w:tc>
@@ -6274,16 +6137,8 @@
             <w:vAlign w:val="center"/>
           </w:tcPr>
           <w:p>
-            <w:pPr>
-              <w:spacing w:after="0"/>
-            </w:pPr>
-            <w:r>
-              <w:rPr>
-                <w:rFonts w:ascii="Noto Sans CJK SC" w:hAnsi="Noto Sans CJK SC" w:eastAsia="Noto Sans CJK SC"/>
-                <w:b w:val="0"/>
-                <w:sz w:val="18"/>
-              </w:rPr>
-              <w:t>Node B</w:t>
+            <w:r>
+              <w:t>Node A</w:t>
             </w:r>
           </w:p>
         </w:tc>
@@ -6299,21 +6154,16 @@
             <w:vAlign w:val="center"/>
           </w:tcPr>
           <w:p>
-            <w:pPr>
-              <w:spacing w:after="0"/>
-            </w:pPr>
-            <w:r>
-              <w:rPr>
-                <w:rFonts w:ascii="Noto Sans CJK SC" w:hAnsi="Noto Sans CJK SC" w:eastAsia="Noto Sans CJK SC"/>
-                <w:b w:val="0"/>
-                <w:sz w:val="18"/>
-              </w:rPr>
-              <w:t>Candidate / 待 Fault List</w:t>
+            <w:r>
+              <w:t>BASELINE fault family；是否纳入 v0.1 仍取决于 OI-04</w:t>
             </w:r>
           </w:p>
         </w:tc>
       </w:tr>
       <w:tr>
+        <w:trPr>
+          <w:cantSplit/>
+        </w:trPr>
         <w:tc>
           <w:tcPr>
             <w:tcW w:type="dxa" w:w="3331"/>
@@ -6326,16 +6176,8 @@
             <w:vAlign w:val="center"/>
           </w:tcPr>
           <w:p>
-            <w:pPr>
-              <w:spacing w:after="0"/>
-            </w:pPr>
-            <w:r>
-              <w:rPr>
-                <w:rFonts w:ascii="Noto Sans CJK SC" w:hAnsi="Noto Sans CJK SC" w:eastAsia="Noto Sans CJK SC"/>
-                <w:b w:val="0"/>
-                <w:sz w:val="18"/>
-              </w:rPr>
-              <w:t>Node A Command Timeout</w:t>
+            <w:r>
+              <w:t>FA-07 Cooling Demand Communication Fault</w:t>
             </w:r>
           </w:p>
         </w:tc>
@@ -6351,16 +6193,8 @@
             <w:vAlign w:val="center"/>
           </w:tcPr>
           <w:p>
-            <w:pPr>
-              <w:spacing w:after="0"/>
-            </w:pPr>
-            <w:r>
-              <w:rPr>
-                <w:rFonts w:ascii="Noto Sans CJK SC" w:hAnsi="Noto Sans CJK SC" w:eastAsia="Noto Sans CJK SC"/>
-                <w:b w:val="0"/>
-                <w:sz w:val="18"/>
-              </w:rPr>
-              <w:t>Node A</w:t>
+            <w:r>
+              <w:t>Node A（接收方）</w:t>
             </w:r>
           </w:p>
         </w:tc>
@@ -6376,21 +6210,16 @@
             <w:vAlign w:val="center"/>
           </w:tcPr>
           <w:p>
-            <w:pPr>
-              <w:spacing w:after="0"/>
-            </w:pPr>
-            <w:r>
-              <w:rPr>
-                <w:rFonts w:ascii="Noto Sans CJK SC" w:hAnsi="Noto Sans CJK SC" w:eastAsia="Noto Sans CJK SC"/>
-                <w:b w:val="0"/>
-                <w:sz w:val="18"/>
-              </w:rPr>
-              <w:t>Candidate / CAN Architecture 后细化</w:t>
+            <w:r>
+              <w:t>BASELINE detection scope；Timeout / Alive / validity 规则 TBD</w:t>
             </w:r>
           </w:p>
         </w:tc>
       </w:tr>
       <w:tr>
+        <w:trPr>
+          <w:cantSplit/>
+        </w:trPr>
         <w:tc>
           <w:tcPr>
             <w:tcW w:type="dxa" w:w="3331"/>
@@ -6403,16 +6232,8 @@
             <w:vAlign w:val="center"/>
           </w:tcPr>
           <w:p>
-            <w:pPr>
-              <w:spacing w:after="0"/>
-            </w:pPr>
-            <w:r>
-              <w:rPr>
-                <w:rFonts w:ascii="Noto Sans CJK SC" w:hAnsi="Noto Sans CJK SC" w:eastAsia="Noto Sans CJK SC"/>
-                <w:b w:val="0"/>
-                <w:sz w:val="18"/>
-              </w:rPr>
-              <w:t>Node A Communication Loss / Heartbeat Timeout</w:t>
+            <w:r>
+              <w:t>FB-01 Overtemperature</w:t>
             </w:r>
           </w:p>
         </w:tc>
@@ -6428,15 +6249,7 @@
             <w:vAlign w:val="center"/>
           </w:tcPr>
           <w:p>
-            <w:pPr>
-              <w:spacing w:after="0"/>
-            </w:pPr>
-            <w:r>
-              <w:rPr>
-                <w:rFonts w:ascii="Noto Sans CJK SC" w:hAnsi="Noto Sans CJK SC" w:eastAsia="Noto Sans CJK SC"/>
-                <w:b w:val="0"/>
-                <w:sz w:val="18"/>
-              </w:rPr>
+            <w:r>
               <w:t>Node B</w:t>
             </w:r>
           </w:p>
@@ -6453,21 +6266,16 @@
             <w:vAlign w:val="center"/>
           </w:tcPr>
           <w:p>
-            <w:pPr>
-              <w:spacing w:after="0"/>
-            </w:pPr>
-            <w:r>
-              <w:rPr>
-                <w:rFonts w:ascii="Noto Sans CJK SC" w:hAnsi="Noto Sans CJK SC" w:eastAsia="Noto Sans CJK SC"/>
-                <w:b w:val="0"/>
-                <w:sz w:val="18"/>
-              </w:rPr>
-              <w:t>Candidate / CAN Architecture 后细化</w:t>
+            <w:r>
+              <w:t>BASELINE detection scope；阈值 / Hysteresis / Qualification TBD</w:t>
             </w:r>
           </w:p>
         </w:tc>
       </w:tr>
       <w:tr>
+        <w:trPr>
+          <w:cantSplit/>
+        </w:trPr>
         <w:tc>
           <w:tcPr>
             <w:tcW w:type="dxa" w:w="3331"/>
@@ -6480,16 +6288,8 @@
             <w:vAlign w:val="center"/>
           </w:tcPr>
           <w:p>
-            <w:pPr>
-              <w:spacing w:after="0"/>
-            </w:pPr>
-            <w:r>
-              <w:rPr>
-                <w:rFonts w:ascii="Noto Sans CJK SC" w:hAnsi="Noto Sans CJK SC" w:eastAsia="Noto Sans CJK SC"/>
-                <w:b w:val="0"/>
-                <w:sz w:val="18"/>
-              </w:rPr>
-              <w:t>Alive Counter Error</w:t>
+            <w:r>
+              <w:t>FB-02 Insufficient Cooling Performance</w:t>
             </w:r>
           </w:p>
         </w:tc>
@@ -6505,16 +6305,8 @@
             <w:vAlign w:val="center"/>
           </w:tcPr>
           <w:p>
-            <w:pPr>
-              <w:spacing w:after="0"/>
-            </w:pPr>
-            <w:r>
-              <w:rPr>
-                <w:rFonts w:ascii="Noto Sans CJK SC" w:hAnsi="Noto Sans CJK SC" w:eastAsia="Noto Sans CJK SC"/>
-                <w:b w:val="0"/>
-                <w:sz w:val="18"/>
-              </w:rPr>
-              <w:t>Node B / 接收方</w:t>
+            <w:r>
+              <w:t>Node B</w:t>
             </w:r>
           </w:p>
         </w:tc>
@@ -6530,16 +6322,148 @@
             <w:vAlign w:val="center"/>
           </w:tcPr>
           <w:p>
-            <w:pPr>
-              <w:spacing w:after="0"/>
-            </w:pPr>
-            <w:r>
-              <w:rPr>
-                <w:rFonts w:ascii="Noto Sans CJK SC" w:hAnsi="Noto Sans CJK SC" w:eastAsia="Noto Sans CJK SC"/>
-                <w:b w:val="0"/>
-                <w:sz w:val="18"/>
-              </w:rPr>
-              <w:t>Candidate / CAN Architecture 后细化</w:t>
+            <w:r>
+              <w:t>BASELINE detection scope；性能判据 / observation window TBD</w:t>
+            </w:r>
+          </w:p>
+        </w:tc>
+      </w:tr>
+      <w:tr>
+        <w:trPr>
+          <w:cantSplit/>
+        </w:trPr>
+        <w:tc>
+          <w:tcPr>
+            <w:tcW w:type="dxa" w:w="3331"/>
+          </w:tcPr>
+          <w:p>
+            <w:r>
+              <w:t>FB-03 Node A Communication Timeout</w:t>
+            </w:r>
+          </w:p>
+        </w:tc>
+        <w:tc>
+          <w:tcPr>
+            <w:tcW w:type="dxa" w:w="3331"/>
+          </w:tcPr>
+          <w:p>
+            <w:r>
+              <w:t>Node B（接收方）</w:t>
+            </w:r>
+          </w:p>
+        </w:tc>
+        <w:tc>
+          <w:tcPr>
+            <w:tcW w:type="dxa" w:w="3331"/>
+          </w:tcPr>
+          <w:p>
+            <w:r>
+              <w:t>BASELINE detection scope；Timeout 参数 TBD</w:t>
+            </w:r>
+          </w:p>
+        </w:tc>
+      </w:tr>
+      <w:tr>
+        <w:trPr>
+          <w:cantSplit/>
+        </w:trPr>
+        <w:tc>
+          <w:tcPr>
+            <w:tcW w:type="dxa" w:w="3331"/>
+          </w:tcPr>
+          <w:p>
+            <w:r>
+              <w:t>FB-04 Node A Alive Counter / Message Sequence Fault</w:t>
+            </w:r>
+          </w:p>
+        </w:tc>
+        <w:tc>
+          <w:tcPr>
+            <w:tcW w:type="dxa" w:w="3331"/>
+          </w:tcPr>
+          <w:p>
+            <w:r>
+              <w:t>Node B（接收方）</w:t>
+            </w:r>
+          </w:p>
+        </w:tc>
+        <w:tc>
+          <w:tcPr>
+            <w:tcW w:type="dxa" w:w="3331"/>
+          </w:tcPr>
+          <w:p>
+            <w:r>
+              <w:t>BASELINE detection scope；Counter / sequence 规则 TBD</w:t>
+            </w:r>
+          </w:p>
+        </w:tc>
+      </w:tr>
+      <w:tr>
+        <w:trPr>
+          <w:cantSplit/>
+        </w:trPr>
+        <w:tc>
+          <w:tcPr>
+            <w:tcW w:type="dxa" w:w="3331"/>
+          </w:tcPr>
+          <w:p>
+            <w:r>
+              <w:t>FB-05 Node A Reported Actuator Fault</w:t>
+            </w:r>
+          </w:p>
+        </w:tc>
+        <w:tc>
+          <w:tcPr>
+            <w:tcW w:type="dxa" w:w="3331"/>
+          </w:tcPr>
+          <w:p>
+            <w:r>
+              <w:t>Node B（System Fault Manager）</w:t>
+            </w:r>
+          </w:p>
+        </w:tc>
+        <w:tc>
+          <w:tcPr>
+            <w:tcW w:type="dxa" w:w="3331"/>
+          </w:tcPr>
+          <w:p>
+            <w:r>
+              <w:t>BASELINE propagation / aggregation responsibility；severity handling TBD</w:t>
+            </w:r>
+          </w:p>
+        </w:tc>
+      </w:tr>
+      <w:tr>
+        <w:trPr>
+          <w:cantSplit/>
+        </w:trPr>
+        <w:tc>
+          <w:tcPr>
+            <w:tcW w:type="dxa" w:w="3331"/>
+          </w:tcPr>
+          <w:p>
+            <w:r>
+              <w:t>FB-06 Temperature Signal Fault</w:t>
+            </w:r>
+          </w:p>
+        </w:tc>
+        <w:tc>
+          <w:tcPr>
+            <w:tcW w:type="dxa" w:w="3331"/>
+          </w:tcPr>
+          <w:p>
+            <w:r>
+              <w:t>Node B</w:t>
+            </w:r>
+          </w:p>
+        </w:tc>
+        <w:tc>
+          <w:tcPr>
+            <w:tcW w:type="dxa" w:w="3331"/>
+          </w:tcPr>
+          <w:p>
+            <w:r>
+              <w:t>BASELINE detection scope；Plausibility / fallback strategy TBD</w:t>
             </w:r>
           </w:p>
         </w:tc>
@@ -6576,38 +6500,18 @@
             <w:shd w:fill="E7F3EC"/>
           </w:tcPr>
           <w:p>
-            <w:pPr>
-              <w:spacing w:after="80"/>
-            </w:pPr>
-            <w:r>
-              <w:rPr>
-                <w:rFonts w:ascii="Noto Sans CJK SC" w:hAnsi="Noto Sans CJK SC" w:eastAsia="Noto Sans CJK SC"/>
-                <w:b/>
-                <w:color w:val="16324F"/>
-                <w:sz w:val="21"/>
-              </w:rPr>
-              <w:t>Fault Detection 责任遵循“本地问题本地检测”  [BASELINE]</w:t>
-            </w:r>
-          </w:p>
-          <w:p>
-            <w:pPr>
-              <w:spacing w:after="40"/>
-            </w:pPr>
-            <w:r>
-              <w:rPr>
-                <w:rFonts w:ascii="Noto Sans CJK SC" w:hAnsi="Noto Sans CJK SC" w:eastAsia="Noto Sans CJK SC"/>
-                <w:b/>
-                <w:sz w:val="21"/>
-              </w:rPr>
-              <w:t>设计依据：</w:t>
-            </w:r>
-            <w:r>
-              <w:rPr>
-                <w:rFonts w:ascii="Noto Sans CJK SC" w:hAnsi="Noto Sans CJK SC" w:eastAsia="Noto Sans CJK SC"/>
-                <w:b w:val="0"/>
-                <w:sz w:val="21"/>
-              </w:rPr>
-              <w:t>Node A 最接近风扇、RPM、Current 和驱动状态，因此执行器本地 Fault 由 Node A 首先检测最合理；Node B 负责系统热状态与节点级监督。</w:t>
+            <w:r>
+              <w:t>Fault Detection 责任与通用原则  [BASELINE]</w:t>
+              <w:br/>
+              <w:t>设计依据：Node A 最接近风扇、RPM、Current 和驱动状态，因此执行器本地 Fault 由 Node A 首先检测；Node B 负责系统热状态、节点监督、跨 ECU 关联与系统级 Fault Aggregation。</w:t>
+              <w:br/>
+              <w:t>检测原则：每个 Fault 应定义 Detection Enable Condition；启动/瞬态等不适用阶段允许 Inhibition；除需要立即保护的严重故障外，异常应经过 Qualification / Debounce 后再确认。</w:t>
+              <w:br/>
+              <w:t>信号原则：确认无效的 Sensor / Feedback Signal 不得继续被无条件用于闭环控制或依赖该信号的诊断逻辑。</w:t>
+              <w:br/>
+              <w:t>保护原则：严重本地机械/电气故障允许 Node A 不依赖 CAN 自主进入安全输出，并随后向 Node B 上报。</w:t>
+              <w:br/>
+              <w:t>关联原则：Fault 之间应支持 Dependency / Suppression / Arbitration，避免把后果故障与根因故障无差别并列。Node B 不重复实现 Node A 的全部本地检测算法，而是接收本地 Fault Status 并结合 Temperature、Cooling Demand、Node A Availability 等系统上下文进行管理。</w:t>
             </w:r>
           </w:p>
         </w:tc>
@@ -6644,38 +6548,10 @@
             <w:shd w:fill="FFF4D6"/>
           </w:tcPr>
           <w:p>
-            <w:pPr>
-              <w:spacing w:after="80"/>
-            </w:pPr>
-            <w:r>
-              <w:rPr>
-                <w:rFonts w:ascii="Noto Sans CJK SC" w:hAnsi="Noto Sans CJK SC" w:eastAsia="Noto Sans CJK SC"/>
-                <w:b/>
-                <w:color w:val="16324F"/>
-                <w:sz w:val="21"/>
-              </w:rPr>
+            <w:r>
               <w:t>正式 Fault List v0.1  [TBD]</w:t>
-            </w:r>
-          </w:p>
-          <w:p>
-            <w:pPr>
-              <w:spacing w:after="40"/>
-            </w:pPr>
-            <w:r>
-              <w:rPr>
-                <w:rFonts w:ascii="Noto Sans CJK SC" w:hAnsi="Noto Sans CJK SC" w:eastAsia="Noto Sans CJK SC"/>
-                <w:b/>
-                <w:sz w:val="21"/>
-              </w:rPr>
-              <w:t>设计依据：</w:t>
-            </w:r>
-            <w:r>
-              <w:rPr>
-                <w:rFonts w:ascii="Noto Sans CJK SC" w:hAnsi="Noto Sans CJK SC" w:eastAsia="Noto Sans CJK SC"/>
-                <w:b w:val="0"/>
-                <w:sz w:val="21"/>
-              </w:rPr>
-              <w:t>当前列出的 Fault 仍是候选集合。正式 Fault List 需要定义 Fault ID、检测条件、Qualification、Debounce、Recovery、Reaction、DTC 归属、对系统 State 的影响。</w:t>
+              <w:br/>
+              <w:t>设计依据：当前已冻结的是 Node A / Node B 的 Fault Detection Scope、Owner 与通用检测原则，这还不等于正式 Fault List。正式版本仍需为每个 Fault 定义最终 Fault ID/命名、检测条件、Qualification / Debounce、Recovery、Reaction、DTC 归属、严重度以及对 System State 的影响。</w:t>
             </w:r>
           </w:p>
         </w:tc>
@@ -11985,7 +11861,7 @@
           <w:b w:val="0"/>
           <w:sz w:val="21"/>
         </w:rPr>
-        <w:t>Fault Architecture / Fault List v0.1 当前暂缓；恢复时从 Node A Fault Detection 开始，按 Detection → Qualification → Reaction → Recovery → Reporting 逐项定义。</w:t>
+        <w:t>Node A / Node B Fault Detection 范围与责任边界已形成当前 BASELINE；下一步进入 Fault → System State / Reaction，随后再汇总并冻结正式 Fault List v0.1。</w:t>
       </w:r>
     </w:p>
     <w:p>

--- a/System_Architecture_Definition_v0.1.docx
+++ b/System_Architecture_Definition_v0.1.docx
@@ -4776,24 +4776,18 @@
             <w:shd w:fill="E7F3EC"/>
           </w:tcPr>
           <w:p>
-            <w:pPr>
-              <w:spacing w:after="80"/>
-            </w:pPr>
-            <w:r>
-              <w:rPr>
-                <w:rFonts w:ascii="Noto Sans CJK SC" w:hAnsi="Noto Sans CJK SC" w:eastAsia="Noto Sans CJK SC"/>
+            <w:r>
+              <w:rPr>
                 <w:b/>
                 <w:color w:val="16324F"/>
                 <w:sz w:val="21"/>
               </w:rPr>
-              <w:t>Temperature Signal 归 Node B  [BASELINE]</w:t>
-            </w:r>
-          </w:p>
-          <w:p>
-            <w:pPr/>
-            <w:r>
-              <w:rPr>
-                <w:rFonts w:ascii="Noto Sans CJK SC" w:hAnsi="Noto Sans CJK SC" w:eastAsia="Noto Sans CJK SC"/>
+              <w:t>Plant Temperature Signal 归 Node B  [BASELINE]</w:t>
+            </w:r>
+          </w:p>
+          <w:p>
+            <w:r>
+              <w:rPr>
                 <w:b/>
                 <w:sz w:val="21"/>
               </w:rPr>
@@ -4801,18 +4795,14 @@
             </w:r>
             <w:r>
               <w:rPr>
-                <w:rFonts w:ascii="Noto Sans CJK SC" w:hAnsi="Noto Sans CJK SC" w:eastAsia="Noto Sans CJK SC"/>
-                <w:b w:val="0"/>
                 <w:sz w:val="21"/>
               </w:rPr>
-              <w:t>Temperature 描述的是 Thermal Plant 的系统热状态，而不是风扇本身健康度。Supervisor 应根据系统状态计算归一化 Cooling Demand，并通过 CAN 将该功能级请求发送给执行 ECU。</w:t>
-            </w:r>
-          </w:p>
-          <w:p>
-            <w:pPr/>
-            <w:r>
-              <w:rPr>
-                <w:rFonts w:ascii="Noto Sans CJK SC" w:hAnsi="Noto Sans CJK SC" w:eastAsia="Noto Sans CJK SC"/>
+              <w:t>这里的 Temperature 明确指 Thermal Plant / Cooling Target 的系统级温度，而不是风扇电机、Motor Driver 或 ECU 本体温度。Supervisor 应根据该系统热状态计算归一化 Cooling Demand，并通过 CAN 将功能级请求发送给执行 ECU。</w:t>
+            </w:r>
+          </w:p>
+          <w:p>
+            <w:r>
+              <w:rPr>
                 <w:b/>
                 <w:sz w:val="21"/>
               </w:rPr>
@@ -4820,11 +4810,158 @@
             </w:r>
             <w:r>
               <w:rPr>
-                <w:rFonts w:ascii="Noto Sans CJK SC" w:hAnsi="Noto Sans CJK SC" w:eastAsia="Noto Sans CJK SC"/>
-                <w:b w:val="0"/>
                 <w:sz w:val="21"/>
               </w:rPr>
               <w:t>Node B 形成系统级热管理闭环的上层决策；Node A 不需要知道整个系统为什么需要该冷却程度，而是负责把 Cooling Demand 转换为当前执行器可执行的局部目标。</w:t>
+            </w:r>
+          </w:p>
+        </w:tc>
+      </w:tr>
+    </w:tbl>
+    <w:tbl>
+      <w:tblPr>
+        <w:tblW w:type="auto" w:w="0"/>
+        <w:jc w:val="center"/>
+        <w:tblLook w:firstColumn="1" w:firstRow="1" w:lastColumn="0" w:lastRow="0" w:noHBand="0" w:noVBand="1" w:val="04A0"/>
+      </w:tblPr>
+      <w:tblGrid>
+        <w:gridCol w:w="9994"/>
+      </w:tblGrid>
+      <w:tr>
+        <w:trPr>
+          <w:cantSplit/>
+        </w:trPr>
+        <w:tc>
+          <w:tcPr>
+            <w:tcW w:type="dxa" w:w="9994"/>
+            <w:tcMar>
+              <w:top w:w="130" w:type="dxa"/>
+              <w:start w:w="150" w:type="dxa"/>
+              <w:bottom w:w="130" w:type="dxa"/>
+              <w:end w:w="150" w:type="dxa"/>
+            </w:tcMar>
+            <w:shd w:fill="E7F3EC"/>
+          </w:tcPr>
+          <w:p>
+            <w:r>
+              <w:rPr>
+                <w:b/>
+                <w:color w:val="16324F"/>
+                <w:sz w:val="21"/>
+              </w:rPr>
+              <w:t>Plant Temperature 与 Node A 本地温度不是冗余关系  [BASELINE]</w:t>
+            </w:r>
+          </w:p>
+          <w:p>
+            <w:r>
+              <w:rPr>
+                <w:b/>
+                <w:sz w:val="21"/>
+              </w:rPr>
+              <w:t>设计依据：</w:t>
+            </w:r>
+            <w:r>
+              <w:rPr>
+                <w:sz w:val="21"/>
+              </w:rPr>
+              <w:t>Node B 的 Plant Temperature 用于判断被冷却对象 / Thermal Plant 的热状态；Node A 若后续实现 Fan Motor / Driver / ECU Local Temperature，其用途是执行器本地热保护。两类温度测量对象不同、物理含义不同，因此不能互相替代，也不能把 Node A 本地温度当作 Plant Temperature 的后备测量。</w:t>
+            </w:r>
+          </w:p>
+          <w:p>
+            <w:r>
+              <w:rPr>
+                <w:b/>
+                <w:sz w:val="21"/>
+              </w:rPr>
+              <w:t>边界说明：</w:t>
+            </w:r>
+            <w:r>
+              <w:rPr>
+                <w:sz w:val="21"/>
+              </w:rPr>
+              <w:t>Node A 本地温度能力本身仍保持 DEFERRED，不因本次讨论自动纳入 v0.1 必做项；本次冻结的是两类温度信号的语义边界和不可替代性。</w:t>
+            </w:r>
+          </w:p>
+        </w:tc>
+      </w:tr>
+    </w:tbl>
+    <w:tbl>
+      <w:tblPr>
+        <w:tblW w:type="auto" w:w="0"/>
+        <w:jc w:val="center"/>
+        <w:tblLook w:firstColumn="1" w:firstRow="1" w:lastColumn="0" w:lastRow="0" w:noHBand="0" w:noVBand="1" w:val="04A0"/>
+      </w:tblPr>
+      <w:tblGrid>
+        <w:gridCol w:w="9994"/>
+      </w:tblGrid>
+      <w:tr>
+        <w:trPr>
+          <w:cantSplit/>
+        </w:trPr>
+        <w:tc>
+          <w:tcPr>
+            <w:tcW w:type="dxa" w:w="9994"/>
+            <w:tcMar>
+              <w:top w:w="130" w:type="dxa"/>
+              <w:start w:w="150" w:type="dxa"/>
+              <w:bottom w:w="130" w:type="dxa"/>
+              <w:end w:w="150" w:type="dxa"/>
+            </w:tcMar>
+            <w:shd w:fill="E7F3EC"/>
+          </w:tcPr>
+          <w:p>
+            <w:r>
+              <w:rPr>
+                <w:b/>
+                <w:color w:val="16324F"/>
+                <w:sz w:val="21"/>
+              </w:rPr>
+              <w:t>v0.1 温度可观测性与高级交叉验证范围  [BASELINE SCOPE / DEFERRED EXTENSION]</w:t>
+            </w:r>
+          </w:p>
+          <w:p>
+            <w:r>
+              <w:rPr>
+                <w:b/>
+                <w:sz w:val="21"/>
+              </w:rPr>
+              <w:t>当前 v0.1：</w:t>
+            </w:r>
+            <w:r>
+              <w:rPr>
+                <w:sz w:val="21"/>
+              </w:rPr>
+              <w:t>保留单一 Plant Temperature 物理测量路径作为 Thermal Plant 的主要观测来源。若该信号失效，系统将失去对被冷却对象热状态的直接可信观测；即使仍可命令风扇进行高/最大冷却，该动作也只能视为 Emergency / Conservative Fallback，不能证明 Thermal Plant 已恢复到安全温度。具体 System State / Reaction 仍由 OI-08 与 OI-11 后续冻结。</w:t>
+            </w:r>
+          </w:p>
+          <w:p>
+            <w:r>
+              <w:rPr>
+                <w:b/>
+                <w:sz w:val="21"/>
+              </w:rPr>
+              <w:t>已评估的企业化手段：</w:t>
+            </w:r>
+            <w:r>
+              <w:rPr>
+                <w:sz w:val="21"/>
+              </w:rPr>
+              <w:t>物理冗余温度测量、不同物理量交叉 Plausibility、Analytical Redundancy、Thermal Model / Observer、Virtual Sensor、Residual-based Fault Detection，以及后续 Fault Detection / Isolation / Accommodation 思路。</w:t>
+            </w:r>
+          </w:p>
+          <w:p>
+            <w:r>
+              <w:rPr>
+                <w:b/>
+                <w:sz w:val="21"/>
+              </w:rPr>
+              <w:t>范围取舍：</w:t>
+            </w:r>
+            <w:r>
+              <w:rPr>
+                <w:sz w:val="21"/>
+              </w:rPr>
+              <w:t>上述机制具有明确工程价值，但会引入模型辨识、标定、残差阈值、故障隔离和验证工作。为控制 v0.1 范围，当前不把它们升级为实现要求；待 v0.1 主链（双 ECU、CAN、控制、Fault Management、诊断与测试）完成后，再作为 Optimization / Future Extension 评估。</w:t>
             </w:r>
           </w:p>
         </w:tc>
@@ -12603,6 +12740,48 @@
                 <w:sz w:val="18"/>
               </w:rPr>
               <w:t>PC diagnostic/test tool scope</w:t>
+            </w:r>
+          </w:p>
+        </w:tc>
+      </w:tr>
+      <w:tr>
+        <w:tc>
+          <w:tcPr>
+            <w:tcW w:type="dxa" w:w="4997"/>
+            <w:tcMar>
+              <w:top w:w="90" w:type="dxa"/>
+              <w:start w:w="90" w:type="dxa"/>
+              <w:bottom w:w="90" w:type="dxa"/>
+              <w:end w:w="90" w:type="dxa"/>
+            </w:tcMar>
+            <w:vAlign w:val="center"/>
+          </w:tcPr>
+          <w:p>
+            <w:r>
+              <w:rPr>
+                <w:sz w:val="18"/>
+              </w:rPr>
+              <w:t>v0.1 Plant Temperature：单一主观测路径；Node A 本地温度不构成冗余替代</w:t>
+            </w:r>
+          </w:p>
+        </w:tc>
+        <w:tc>
+          <w:tcPr>
+            <w:tcW w:type="dxa" w:w="4997"/>
+            <w:tcMar>
+              <w:top w:w="90" w:type="dxa"/>
+              <w:start w:w="90" w:type="dxa"/>
+              <w:bottom w:w="90" w:type="dxa"/>
+              <w:end w:w="90" w:type="dxa"/>
+            </w:tcMar>
+            <w:vAlign w:val="center"/>
+          </w:tcPr>
+          <w:p>
+            <w:r>
+              <w:rPr>
+                <w:sz w:val="18"/>
+              </w:rPr>
+              <w:t>高级温度交叉验证 / Analytical Redundancy / Thermal Observer / Virtual Sensor：DEFERRED 至 v0.1 完成后的优化阶段</w:t>
             </w:r>
           </w:p>
         </w:tc>

--- a/System_Architecture_Definition_v0.1.docx
+++ b/System_Architecture_Definition_v0.1.docx
@@ -5908,6 +5908,7 @@
       <w:tr>
         <w:trPr>
           <w:tblHeader w:val="true"/>
+          <w:cantSplit/>
         </w:trPr>
         <w:tc>
           <w:tcPr>
@@ -6689,6 +6690,1037 @@
               <w:t>正式 Fault List v0.1  [TBD]</w:t>
               <w:br/>
               <w:t>设计依据：当前已冻结的是 Node A / Node B 的 Fault Detection Scope、Owner 与通用检测原则，这还不等于正式 Fault List。正式版本仍需为每个 Fault 定义最终 Fault ID/命名、检测条件、Qualification / Debounce、Recovery、Reaction、DTC 归属、严重度以及对 System State 的影响。</w:t>
+            </w:r>
+          </w:p>
+        </w:tc>
+      </w:tr>
+    </w:tbl>
+    <w:p>
+      <w:pPr>
+        <w:pStyle w:val="Heading2"/>
+      </w:pPr>
+      <w:r>
+        <w:t>8.1 Fault → System Mode / Reaction Framework</w:t>
+      </w:r>
+    </w:p>
+    <w:p>
+      <w:pPr/>
+      <w:r>
+        <w:t>本阶段已冻结 Fault Reaction 的系统级判据与第一版模式映射。系统模式不由 Fault 名称机械决定，而由两个核心维度共同决定：Functional Availability（热管理功能还剩多少可用能力）与 Observability（关键热状态是否仍可被可信观测）。若功能下降但关键状态仍可控制、可观测、可验证，则进入 DEGRADED；若关键功能丢失、不可确认，或关键热状态不可观测，则进入 SAFE。</w:t>
+      </w:r>
+    </w:p>
+    <w:tbl>
+      <w:tblPr>
+        <w:tblStyle w:val="TableGrid"/>
+        <w:tblW w:type="auto" w:w="0"/>
+        <w:tblLook w:firstColumn="1" w:firstRow="1" w:lastColumn="0" w:lastRow="0" w:noHBand="0" w:noVBand="1" w:val="04A0"/>
+      </w:tblPr>
+      <w:tblGrid>
+        <w:gridCol w:w="2498"/>
+        <w:gridCol w:w="2498"/>
+        <w:gridCol w:w="2498"/>
+        <w:gridCol w:w="2498"/>
+      </w:tblGrid>
+      <w:tr>
+        <w:trPr>
+          <w:tblHeader w:val="true"/>
+          <w:cantSplit/>
+        </w:trPr>
+        <w:tc>
+          <w:tcPr>
+            <w:tcW w:type="dxa" w:w="2498"/>
+            <w:shd w:fill="1F4E78"/>
+          </w:tcPr>
+          <w:p>
+            <w:pPr>
+              <w:jc w:val="center"/>
+            </w:pPr>
+            <w:r>
+              <w:rPr>
+                <w:b/>
+                <w:color w:val="FFFFFF"/>
+              </w:rPr>
+              <w:t>Fault</w:t>
+            </w:r>
+          </w:p>
+        </w:tc>
+        <w:tc>
+          <w:tcPr>
+            <w:tcW w:type="dxa" w:w="2498"/>
+            <w:shd w:fill="1F4E78"/>
+          </w:tcPr>
+          <w:p>
+            <w:pPr>
+              <w:jc w:val="center"/>
+            </w:pPr>
+            <w:r>
+              <w:rPr>
+                <w:b/>
+                <w:color w:val="FFFFFF"/>
+              </w:rPr>
+              <w:t>Primary Impact</w:t>
+            </w:r>
+          </w:p>
+        </w:tc>
+        <w:tc>
+          <w:tcPr>
+            <w:tcW w:type="dxa" w:w="2498"/>
+            <w:shd w:fill="1F4E78"/>
+          </w:tcPr>
+          <w:p>
+            <w:pPr>
+              <w:jc w:val="center"/>
+            </w:pPr>
+            <w:r>
+              <w:rPr>
+                <w:b/>
+                <w:color w:val="FFFFFF"/>
+              </w:rPr>
+              <w:t>v0.1 System Mode</w:t>
+            </w:r>
+          </w:p>
+        </w:tc>
+        <w:tc>
+          <w:tcPr>
+            <w:tcW w:type="dxa" w:w="2498"/>
+            <w:shd w:fill="1F4E78"/>
+          </w:tcPr>
+          <w:p>
+            <w:pPr>
+              <w:jc w:val="center"/>
+            </w:pPr>
+            <w:r>
+              <w:rPr>
+                <w:b/>
+                <w:color w:val="FFFFFF"/>
+              </w:rPr>
+              <w:t>状态</w:t>
+            </w:r>
+          </w:p>
+        </w:tc>
+      </w:tr>
+      <w:tr>
+        <w:trPr>
+          <w:cantSplit/>
+        </w:trPr>
+        <w:tc>
+          <w:tcPr>
+            <w:tcW w:type="dxa" w:w="2498"/>
+          </w:tcPr>
+          <w:p>
+            <w:r>
+              <w:t>FA-01 Fan Stall</w:t>
+            </w:r>
+          </w:p>
+        </w:tc>
+        <w:tc>
+          <w:tcPr>
+            <w:tcW w:type="dxa" w:w="2498"/>
+          </w:tcPr>
+          <w:p>
+            <w:r>
+              <w:t>主冷却执行器在 v0.1 中丢失</w:t>
+            </w:r>
+          </w:p>
+        </w:tc>
+        <w:tc>
+          <w:tcPr>
+            <w:tcW w:type="dxa" w:w="2498"/>
+          </w:tcPr>
+          <w:p>
+            <w:r>
+              <w:t>SAFE</w:t>
+            </w:r>
+          </w:p>
+        </w:tc>
+        <w:tc>
+          <w:tcPr>
+            <w:tcW w:type="dxa" w:w="2498"/>
+          </w:tcPr>
+          <w:p>
+            <w:r>
+              <w:t>BASELINE（多执行器未来可重新评估）</w:t>
+            </w:r>
+          </w:p>
+        </w:tc>
+      </w:tr>
+      <w:tr>
+        <w:trPr>
+          <w:cantSplit/>
+        </w:trPr>
+        <w:tc>
+          <w:tcPr>
+            <w:tcW w:type="dxa" w:w="2498"/>
+          </w:tcPr>
+          <w:p>
+            <w:r>
+              <w:t>FA-02 Fan Speed Deviation</w:t>
+            </w:r>
+          </w:p>
+        </w:tc>
+        <w:tc>
+          <w:tcPr>
+            <w:tcW w:type="dxa" w:w="2498"/>
+          </w:tcPr>
+          <w:p>
+            <w:r>
+              <w:t>冷却能力下降但未完全丢失</w:t>
+            </w:r>
+          </w:p>
+        </w:tc>
+        <w:tc>
+          <w:tcPr>
+            <w:tcW w:type="dxa" w:w="2498"/>
+          </w:tcPr>
+          <w:p>
+            <w:r>
+              <w:t>DEGRADED → SAFE</w:t>
+            </w:r>
+          </w:p>
+        </w:tc>
+        <w:tc>
+          <w:tcPr>
+            <w:tcW w:type="dxa" w:w="2498"/>
+          </w:tcPr>
+          <w:p>
+            <w:r>
+              <w:t>BASELINE escalation principle；升级条件 TBD</w:t>
+            </w:r>
+          </w:p>
+        </w:tc>
+      </w:tr>
+      <w:tr>
+        <w:trPr>
+          <w:cantSplit/>
+        </w:trPr>
+        <w:tc>
+          <w:tcPr>
+            <w:tcW w:type="dxa" w:w="2498"/>
+          </w:tcPr>
+          <w:p>
+            <w:r>
+              <w:t>FA-03 RPM Feedback Fault</w:t>
+            </w:r>
+          </w:p>
+        </w:tc>
+        <w:tc>
+          <w:tcPr>
+            <w:tcW w:type="dxa" w:w="2498"/>
+          </w:tcPr>
+          <w:p>
+            <w:r>
+              <w:t>本地转速闭环反馈丢失</w:t>
+            </w:r>
+          </w:p>
+        </w:tc>
+        <w:tc>
+          <w:tcPr>
+            <w:tcW w:type="dxa" w:w="2498"/>
+          </w:tcPr>
+          <w:p>
+            <w:r>
+              <w:t>DEGRADED if fallback eligible; otherwise SAFE</w:t>
+            </w:r>
+          </w:p>
+        </w:tc>
+        <w:tc>
+          <w:tcPr>
+            <w:tcW w:type="dxa" w:w="2498"/>
+          </w:tcPr>
+          <w:p>
+            <w:r>
+              <w:t>BASELINE fallback capability；准入细节/参数 TBD</w:t>
+            </w:r>
+          </w:p>
+        </w:tc>
+      </w:tr>
+      <w:tr>
+        <w:trPr>
+          <w:cantSplit/>
+        </w:trPr>
+        <w:tc>
+          <w:tcPr>
+            <w:tcW w:type="dxa" w:w="2498"/>
+          </w:tcPr>
+          <w:p>
+            <w:r>
+              <w:t>FA-04 Severe Motor Overcurrent</w:t>
+            </w:r>
+          </w:p>
+        </w:tc>
+        <w:tc>
+          <w:tcPr>
+            <w:tcW w:type="dxa" w:w="2498"/>
+          </w:tcPr>
+          <w:p>
+            <w:r>
+              <w:t>需要本地保护，执行器可能被关闭</w:t>
+            </w:r>
+          </w:p>
+        </w:tc>
+        <w:tc>
+          <w:tcPr>
+            <w:tcW w:type="dxa" w:w="2498"/>
+          </w:tcPr>
+          <w:p>
+            <w:r>
+              <w:t>SAFE</w:t>
+            </w:r>
+          </w:p>
+        </w:tc>
+        <w:tc>
+          <w:tcPr>
+            <w:tcW w:type="dxa" w:w="2498"/>
+          </w:tcPr>
+          <w:p>
+            <w:r>
+              <w:t>BASELINE for severe overcurrent；阈值 TBD</w:t>
+            </w:r>
+          </w:p>
+        </w:tc>
+      </w:tr>
+      <w:tr>
+        <w:trPr>
+          <w:cantSplit/>
+        </w:trPr>
+        <w:tc>
+          <w:tcPr>
+            <w:tcW w:type="dxa" w:w="2498"/>
+          </w:tcPr>
+          <w:p>
+            <w:r>
+              <w:t>FA-05 Current Feedback Fault</w:t>
+            </w:r>
+          </w:p>
+        </w:tc>
+        <w:tc>
+          <w:tcPr>
+            <w:tcW w:type="dxa" w:w="2498"/>
+          </w:tcPr>
+          <w:p>
+            <w:r>
+              <w:t>正常 RPM 控制仍可用，但诊断覆盖下降</w:t>
+            </w:r>
+          </w:p>
+        </w:tc>
+        <w:tc>
+          <w:tcPr>
+            <w:tcW w:type="dxa" w:w="2498"/>
+          </w:tcPr>
+          <w:p>
+            <w:r>
+              <w:t>DEGRADED</w:t>
+            </w:r>
+          </w:p>
+        </w:tc>
+        <w:tc>
+          <w:tcPr>
+            <w:tcW w:type="dxa" w:w="2498"/>
+          </w:tcPr>
+          <w:p>
+            <w:r>
+              <w:t>BASELINE</w:t>
+            </w:r>
+          </w:p>
+        </w:tc>
+      </w:tr>
+      <w:tr>
+        <w:trPr>
+          <w:cantSplit/>
+        </w:trPr>
+        <w:tc>
+          <w:tcPr>
+            <w:tcW w:type="dxa" w:w="2498"/>
+          </w:tcPr>
+          <w:p>
+            <w:r>
+              <w:t>FA-06 Supply Voltage Fault</w:t>
+            </w:r>
+          </w:p>
+        </w:tc>
+        <w:tc>
+          <w:tcPr>
+            <w:tcW w:type="dxa" w:w="2498"/>
+          </w:tcPr>
+          <w:p>
+            <w:r>
+              <w:t>可能从性能下降发展为执行器不可用</w:t>
+            </w:r>
+          </w:p>
+        </w:tc>
+        <w:tc>
+          <w:tcPr>
+            <w:tcW w:type="dxa" w:w="2498"/>
+          </w:tcPr>
+          <w:p>
+            <w:r>
+              <w:t>DEGRADED / SAFE</w:t>
+            </w:r>
+          </w:p>
+        </w:tc>
+        <w:tc>
+          <w:tcPr>
+            <w:tcW w:type="dxa" w:w="2498"/>
+          </w:tcPr>
+          <w:p>
+            <w:r>
+              <w:t>Severity boundary TBD</w:t>
+            </w:r>
+          </w:p>
+        </w:tc>
+      </w:tr>
+      <w:tr>
+        <w:trPr>
+          <w:cantSplit/>
+        </w:trPr>
+        <w:tc>
+          <w:tcPr>
+            <w:tcW w:type="dxa" w:w="2498"/>
+          </w:tcPr>
+          <w:p>
+            <w:r>
+              <w:t>FA-07 Cooling Demand Communication Fault</w:t>
+            </w:r>
+          </w:p>
+        </w:tc>
+        <w:tc>
+          <w:tcPr>
+            <w:tcW w:type="dxa" w:w="2498"/>
+          </w:tcPr>
+          <w:p>
+            <w:r>
+              <w:t>正常命令链失效；本地控制能力可能仍在</w:t>
+            </w:r>
+          </w:p>
+        </w:tc>
+        <w:tc>
+          <w:tcPr>
+            <w:tcW w:type="dxa" w:w="2498"/>
+          </w:tcPr>
+          <w:p>
+            <w:r>
+              <w:t>DEGRADED / SAFE</w:t>
+            </w:r>
+          </w:p>
+        </w:tc>
+        <w:tc>
+          <w:tcPr>
+            <w:tcW w:type="dxa" w:w="2498"/>
+          </w:tcPr>
+          <w:p>
+            <w:r>
+              <w:t>BASELINE fallback framework；升级条件/参数 TBD</w:t>
+            </w:r>
+          </w:p>
+        </w:tc>
+      </w:tr>
+      <w:tr>
+        <w:trPr>
+          <w:cantSplit/>
+        </w:trPr>
+        <w:tc>
+          <w:tcPr>
+            <w:tcW w:type="dxa" w:w="2498"/>
+          </w:tcPr>
+          <w:p>
+            <w:r>
+              <w:t>FB-01 Overtemperature</w:t>
+            </w:r>
+          </w:p>
+        </w:tc>
+        <w:tc>
+          <w:tcPr>
+            <w:tcW w:type="dxa" w:w="2498"/>
+          </w:tcPr>
+          <w:p>
+            <w:r>
+              <w:t>有效温度已越过允许热边界</w:t>
+            </w:r>
+          </w:p>
+        </w:tc>
+        <w:tc>
+          <w:tcPr>
+            <w:tcW w:type="dxa" w:w="2498"/>
+          </w:tcPr>
+          <w:p>
+            <w:r>
+              <w:t>SAFE</w:t>
+            </w:r>
+          </w:p>
+        </w:tc>
+        <w:tc>
+          <w:tcPr>
+            <w:tcW w:type="dxa" w:w="2498"/>
+          </w:tcPr>
+          <w:p>
+            <w:r>
+              <w:t>BASELINE；阈值/Hysteresis TBD</w:t>
+            </w:r>
+          </w:p>
+        </w:tc>
+      </w:tr>
+      <w:tr>
+        <w:trPr>
+          <w:cantSplit/>
+        </w:trPr>
+        <w:tc>
+          <w:tcPr>
+            <w:tcW w:type="dxa" w:w="2498"/>
+          </w:tcPr>
+          <w:p>
+            <w:r>
+              <w:t>FB-02 Insufficient Cooling Performance</w:t>
+            </w:r>
+          </w:p>
+        </w:tc>
+        <w:tc>
+          <w:tcPr>
+            <w:tcW w:type="dxa" w:w="2498"/>
+          </w:tcPr>
+          <w:p>
+            <w:r>
+              <w:t>冷却功能不能满足系统需求</w:t>
+            </w:r>
+          </w:p>
+        </w:tc>
+        <w:tc>
+          <w:tcPr>
+            <w:tcW w:type="dxa" w:w="2498"/>
+          </w:tcPr>
+          <w:p>
+            <w:r>
+              <w:t>DEGRADED → SAFE</w:t>
+            </w:r>
+          </w:p>
+        </w:tc>
+        <w:tc>
+          <w:tcPr>
+            <w:tcW w:type="dxa" w:w="2498"/>
+          </w:tcPr>
+          <w:p>
+            <w:r>
+              <w:t>BASELINE escalation principle；性能判据 TBD</w:t>
+            </w:r>
+          </w:p>
+        </w:tc>
+      </w:tr>
+      <w:tr>
+        <w:trPr>
+          <w:cantSplit/>
+        </w:trPr>
+        <w:tc>
+          <w:tcPr>
+            <w:tcW w:type="dxa" w:w="2498"/>
+          </w:tcPr>
+          <w:p>
+            <w:r>
+              <w:t>FB-03 Node A Communication Timeout</w:t>
+            </w:r>
+          </w:p>
+        </w:tc>
+        <w:tc>
+          <w:tcPr>
+            <w:tcW w:type="dxa" w:w="2498"/>
+          </w:tcPr>
+          <w:p>
+            <w:r>
+              <w:t>核心执行 ECU 可用性无法确认</w:t>
+            </w:r>
+          </w:p>
+        </w:tc>
+        <w:tc>
+          <w:tcPr>
+            <w:tcW w:type="dxa" w:w="2498"/>
+          </w:tcPr>
+          <w:p>
+            <w:r>
+              <w:t>SAFE</w:t>
+            </w:r>
+          </w:p>
+        </w:tc>
+        <w:tc>
+          <w:tcPr>
+            <w:tcW w:type="dxa" w:w="2498"/>
+          </w:tcPr>
+          <w:p>
+            <w:r>
+              <w:t>BASELINE for v0.1</w:t>
+            </w:r>
+          </w:p>
+        </w:tc>
+      </w:tr>
+      <w:tr>
+        <w:trPr>
+          <w:cantSplit/>
+        </w:trPr>
+        <w:tc>
+          <w:tcPr>
+            <w:tcW w:type="dxa" w:w="2498"/>
+          </w:tcPr>
+          <w:p>
+            <w:r>
+              <w:t>FB-04 Alive / Sequence Fault</w:t>
+            </w:r>
+          </w:p>
+        </w:tc>
+        <w:tc>
+          <w:tcPr>
+            <w:tcW w:type="dxa" w:w="2498"/>
+          </w:tcPr>
+          <w:p>
+            <w:r>
+              <w:t>通信数据新鲜度/可信度下降</w:t>
+            </w:r>
+          </w:p>
+        </w:tc>
+        <w:tc>
+          <w:tcPr>
+            <w:tcW w:type="dxa" w:w="2498"/>
+          </w:tcPr>
+          <w:p>
+            <w:r>
+              <w:t>DEGRADED → SAFE</w:t>
+            </w:r>
+          </w:p>
+        </w:tc>
+        <w:tc>
+          <w:tcPr>
+            <w:tcW w:type="dxa" w:w="2498"/>
+          </w:tcPr>
+          <w:p>
+            <w:r>
+              <w:t>BASELINE escalation principle；规则 TBD</w:t>
+            </w:r>
+          </w:p>
+        </w:tc>
+      </w:tr>
+      <w:tr>
+        <w:trPr>
+          <w:cantSplit/>
+        </w:trPr>
+        <w:tc>
+          <w:tcPr>
+            <w:tcW w:type="dxa" w:w="2498"/>
+          </w:tcPr>
+          <w:p>
+            <w:r>
+              <w:t>FB-05 Node A Reported Actuator Fault</w:t>
+            </w:r>
+          </w:p>
+        </w:tc>
+        <w:tc>
+          <w:tcPr>
+            <w:tcW w:type="dxa" w:w="2498"/>
+          </w:tcPr>
+          <w:p>
+            <w:r>
+              <w:t>系统级聚合入口</w:t>
+            </w:r>
+          </w:p>
+        </w:tc>
+        <w:tc>
+          <w:tcPr>
+            <w:tcW w:type="dxa" w:w="2498"/>
+          </w:tcPr>
+          <w:p>
+            <w:r>
+              <w:t>继承 underlying fault 的功能影响</w:t>
+            </w:r>
+          </w:p>
+        </w:tc>
+        <w:tc>
+          <w:tcPr>
+            <w:tcW w:type="dxa" w:w="2498"/>
+          </w:tcPr>
+          <w:p>
+            <w:r>
+              <w:t>BASELINE；不单独绑定固定 Mode</w:t>
+            </w:r>
+          </w:p>
+        </w:tc>
+      </w:tr>
+      <w:tr>
+        <w:trPr>
+          <w:cantSplit/>
+        </w:trPr>
+        <w:tc>
+          <w:tcPr>
+            <w:tcW w:type="dxa" w:w="2498"/>
+          </w:tcPr>
+          <w:p>
+            <w:r>
+              <w:t>FB-06 Temperature Signal Fault</w:t>
+            </w:r>
+          </w:p>
+        </w:tc>
+        <w:tc>
+          <w:tcPr>
+            <w:tcW w:type="dxa" w:w="2498"/>
+          </w:tcPr>
+          <w:p>
+            <w:r>
+              <w:t>Thermal Plant 关键热状态失去可信观测</w:t>
+            </w:r>
+          </w:p>
+        </w:tc>
+        <w:tc>
+          <w:tcPr>
+            <w:tcW w:type="dxa" w:w="2498"/>
+          </w:tcPr>
+          <w:p>
+            <w:r>
+              <w:t>SAFE</w:t>
+            </w:r>
+          </w:p>
+        </w:tc>
+        <w:tc>
+          <w:tcPr>
+            <w:tcW w:type="dxa" w:w="2498"/>
+          </w:tcPr>
+          <w:p>
+            <w:r>
+              <w:t>BASELINE；Emergency Cooling 具体值 TBD</w:t>
+            </w:r>
+          </w:p>
+        </w:tc>
+      </w:tr>
+    </w:tbl>
+    <w:tbl>
+      <w:tblPr>
+        <w:tblW w:type="auto" w:w="0"/>
+        <w:tblLook w:firstColumn="1" w:firstRow="1" w:lastColumn="0" w:lastRow="0" w:noHBand="0" w:noVBand="1" w:val="04A0"/>
+      </w:tblPr>
+      <w:tblGrid>
+        <w:gridCol w:w="9994"/>
+      </w:tblGrid>
+      <w:tr>
+        <w:tc>
+          <w:tcPr>
+            <w:tcW w:type="dxa" w:w="9994"/>
+          </w:tcPr>
+          <w:p>
+            <w:r>
+              <w:t>System Mode 判据 [BASELINE]</w:t>
+              <w:br/>
+              <w:t>NORMAL：关键热管理功能完整，关键状态可可信观测。</w:t>
+              <w:br/>
+              <w:t>DEGRADED：功能/诊断能力有所下降，但关键状态仍可控制、可观测、可验证。</w:t>
+              <w:br/>
+              <w:t>SAFE：关键功能无法保证/确认，或关键安全相关状态已失去可信观测；进入预定义风险降低行为。SAFE 不等于“已经证明安全”，也不等于“所有输出必须关闭”。</w:t>
+            </w:r>
+          </w:p>
+        </w:tc>
+      </w:tr>
+    </w:tbl>
+    <w:p>
+      <w:pPr>
+        <w:pStyle w:val="Heading2"/>
+      </w:pPr>
+      <w:r>
+        <w:t>8.2 Fallback Control Architecture</w:t>
+      </w:r>
+    </w:p>
+    <w:p>
+      <w:pPr/>
+      <w:r>
+        <w:t>Fallback（后备策略）用于正常控制链的一部分失效、但系统仍保留部分可用能力时继续提供受限功能。v0.1 目前已冻结以下架构方向；具体数值、映射、计时与切换阈值仍为 TBD。</w:t>
+      </w:r>
+    </w:p>
+    <w:tbl>
+      <w:tblPr>
+        <w:tblStyle w:val="TableGrid"/>
+        <w:tblW w:type="auto" w:w="0"/>
+        <w:tblLook w:firstColumn="1" w:firstRow="1" w:lastColumn="0" w:lastRow="0" w:noHBand="0" w:noVBand="1" w:val="04A0"/>
+      </w:tblPr>
+      <w:tblGrid>
+        <w:gridCol w:w="2498"/>
+        <w:gridCol w:w="2498"/>
+        <w:gridCol w:w="2498"/>
+        <w:gridCol w:w="2498"/>
+      </w:tblGrid>
+      <w:tr>
+        <w:trPr>
+          <w:tblHeader w:val="true"/>
+          <w:cantSplit/>
+        </w:trPr>
+        <w:tc>
+          <w:tcPr>
+            <w:tcW w:type="dxa" w:w="2498"/>
+            <w:shd w:fill="1F4E78"/>
+          </w:tcPr>
+          <w:p>
+            <w:pPr>
+              <w:jc w:val="center"/>
+            </w:pPr>
+            <w:r>
+              <w:rPr>
+                <w:b/>
+                <w:color w:val="FFFFFF"/>
+              </w:rPr>
+              <w:t>Fault / Trigger</w:t>
+            </w:r>
+          </w:p>
+        </w:tc>
+        <w:tc>
+          <w:tcPr>
+            <w:tcW w:type="dxa" w:w="2498"/>
+            <w:shd w:fill="1F4E78"/>
+          </w:tcPr>
+          <w:p>
+            <w:pPr>
+              <w:jc w:val="center"/>
+            </w:pPr>
+            <w:r>
+              <w:rPr>
+                <w:b/>
+                <w:color w:val="FFFFFF"/>
+              </w:rPr>
+              <w:t>失效链路</w:t>
+            </w:r>
+          </w:p>
+        </w:tc>
+        <w:tc>
+          <w:tcPr>
+            <w:tcW w:type="dxa" w:w="2498"/>
+            <w:shd w:fill="1F4E78"/>
+          </w:tcPr>
+          <w:p>
+            <w:pPr>
+              <w:jc w:val="center"/>
+            </w:pPr>
+            <w:r>
+              <w:rPr>
+                <w:b/>
+                <w:color w:val="FFFFFF"/>
+              </w:rPr>
+              <w:t>Fallback 行为</w:t>
+            </w:r>
+          </w:p>
+        </w:tc>
+        <w:tc>
+          <w:tcPr>
+            <w:tcW w:type="dxa" w:w="2498"/>
+            <w:shd w:fill="1F4E78"/>
+          </w:tcPr>
+          <w:p>
+            <w:pPr>
+              <w:jc w:val="center"/>
+            </w:pPr>
+            <w:r>
+              <w:rPr>
+                <w:b/>
+                <w:color w:val="FFFFFF"/>
+              </w:rPr>
+              <w:t>状态</w:t>
+            </w:r>
+          </w:p>
+        </w:tc>
+      </w:tr>
+      <w:tr>
+        <w:trPr>
+          <w:cantSplit/>
+        </w:trPr>
+        <w:tc>
+          <w:tcPr>
+            <w:tcW w:type="dxa" w:w="2498"/>
+          </w:tcPr>
+          <w:p>
+            <w:r>
+              <w:t>RPM Feedback Fault</w:t>
+            </w:r>
+          </w:p>
+        </w:tc>
+        <w:tc>
+          <w:tcPr>
+            <w:tcW w:type="dxa" w:w="2498"/>
+          </w:tcPr>
+          <w:p>
+            <w:r>
+              <w:t>A 的转速内环反馈丢失</w:t>
+            </w:r>
+          </w:p>
+        </w:tc>
+        <w:tc>
+          <w:tcPr>
+            <w:tcW w:type="dxa" w:w="2498"/>
+          </w:tcPr>
+          <w:p>
+            <w:r>
+              <w:t>若剩余执行器健康信息允许继续运行，Node A 切换为 Open-loop Fan Control：Cooling Demand → fallback PWM mapping → Fan；Current / Voltage 等剩余信息继续用于保护和有限诊断。</w:t>
+            </w:r>
+          </w:p>
+        </w:tc>
+        <w:tc>
+          <w:tcPr>
+            <w:tcW w:type="dxa" w:w="2498"/>
+          </w:tcPr>
+          <w:p>
+            <w:r>
+              <w:t>Open-loop fallback capability = BASELINE；mapping / entry / exit / limits TBD</w:t>
+            </w:r>
+          </w:p>
+        </w:tc>
+      </w:tr>
+      <w:tr>
+        <w:trPr>
+          <w:cantSplit/>
+        </w:trPr>
+        <w:tc>
+          <w:tcPr>
+            <w:tcW w:type="dxa" w:w="2498"/>
+          </w:tcPr>
+          <w:p>
+            <w:r>
+              <w:t>B→A Cooling Demand Communication Fault</w:t>
+            </w:r>
+          </w:p>
+        </w:tc>
+        <w:tc>
+          <w:tcPr>
+            <w:tcW w:type="dxa" w:w="2498"/>
+          </w:tcPr>
+          <w:p>
+            <w:r>
+              <w:t>系统命令链丢失，但 A 本地执行能力可能正常</w:t>
+            </w:r>
+          </w:p>
+        </w:tc>
+        <w:tc>
+          <w:tcPr>
+            <w:tcW w:type="dxa" w:w="2498"/>
+          </w:tcPr>
+          <w:p>
+            <w:r>
+              <w:t>短时扰动先保持 Last Valid Cooling Demand；通信故障确认后切换到 Local Conservative Cooling Demand，并在 RPM 有效时继续使用本地闭环。通信恢复需重新 Qualification 后才回正常命令控制。</w:t>
+            </w:r>
+          </w:p>
+        </w:tc>
+        <w:tc>
+          <w:tcPr>
+            <w:tcW w:type="dxa" w:w="2498"/>
+          </w:tcPr>
+          <w:p>
+            <w:r>
+              <w:t>Two-stage fallback = BASELINE；timeout / hold time / fallback demand / recovery count TBD</w:t>
+            </w:r>
+          </w:p>
+        </w:tc>
+      </w:tr>
+      <w:tr>
+        <w:trPr>
+          <w:cantSplit/>
+        </w:trPr>
+        <w:tc>
+          <w:tcPr>
+            <w:tcW w:type="dxa" w:w="2498"/>
+          </w:tcPr>
+          <w:p>
+            <w:r>
+              <w:t>Plant Temperature Signal Fault</w:t>
+            </w:r>
+          </w:p>
+        </w:tc>
+        <w:tc>
+          <w:tcPr>
+            <w:tcW w:type="dxa" w:w="2498"/>
+          </w:tcPr>
+          <w:p>
+            <w:r>
+              <w:t>B 的热管理外环失去 Thermal Plant 观测</w:t>
+            </w:r>
+          </w:p>
+        </w:tc>
+        <w:tc>
+          <w:tcPr>
+            <w:tcW w:type="dxa" w:w="2498"/>
+          </w:tcPr>
+          <w:p>
+            <w:r>
+              <w:t>停用正常 temperature-based thermal strategy，进入 SAFE；执行器仍可用时允许 Emergency / Conservative Cooling Demand。该动作仅降低风险，不能证明 Thermal Plant 已安全。</w:t>
+            </w:r>
+          </w:p>
+        </w:tc>
+        <w:tc>
+          <w:tcPr>
+            <w:tcW w:type="dxa" w:w="2498"/>
+          </w:tcPr>
+          <w:p>
+            <w:r>
+              <w:t>Reaction principle = BASELINE；emergency demand value TBD</w:t>
+            </w:r>
+          </w:p>
+        </w:tc>
+      </w:tr>
+    </w:tbl>
+    <w:tbl>
+      <w:tblPr>
+        <w:tblW w:type="auto" w:w="0"/>
+        <w:tblLook w:firstColumn="1" w:firstRow="1" w:lastColumn="0" w:lastRow="0" w:noHBand="0" w:noVBand="1" w:val="04A0"/>
+      </w:tblPr>
+      <w:tblGrid>
+        <w:gridCol w:w="9994"/>
+      </w:tblGrid>
+      <w:tr>
+        <w:tc>
+          <w:tcPr>
+            <w:tcW w:type="dxa" w:w="9994"/>
+          </w:tcPr>
+          <w:p>
+            <w:r>
+              <w:t>两层闭环边界 [BASELINE]</w:t>
+              <w:br/>
+              <w:t>外环（Node B）：Plant Temperature → Thermal Strategy → Cooling Demand，用于回答“系统需要多少冷却”。</w:t>
+              <w:br/>
+              <w:t>内环（Node A）：Target Fan Speed → Speed Controller → PWM → Actual RPM，用于回答“风扇是否把局部目标真正执行到位”。</w:t>
+              <w:br/>
+              <w:t>因此 Fallback 不必然等于开环：Plant Temperature Fault 破坏外环但 A 的 RPM 内环仍可工作；只有 RPM Feedback Fault 才直接涉及把本地转速闭环降级为开环控制。</w:t>
+            </w:r>
+          </w:p>
+        </w:tc>
+      </w:tr>
+    </w:tbl>
+    <w:p>
+      <w:pPr>
+        <w:pStyle w:val="Heading2"/>
+      </w:pPr>
+      <w:r>
+        <w:t>8.3 Recovery and Fault Latching Principles</w:t>
+      </w:r>
+    </w:p>
+    <w:p>
+      <w:pPr/>
+      <w:r>
+        <w:t>Fault 条件暂时消失不等于系统可以立即恢复。Operational Recovery（运行模式恢复）与 Diagnostic History / DTC Erasure（故障历史清除）是不同问题。具体哪些 Fault 自动恢复、哪些需要锁存/人工清除，仍留到 Fault List / Diagnostic Architecture。</w:t>
+      </w:r>
+    </w:p>
+    <w:tbl>
+      <w:tblPr>
+        <w:tblW w:type="auto" w:w="0"/>
+        <w:tblLook w:firstColumn="1" w:firstRow="1" w:lastColumn="0" w:lastRow="0" w:noHBand="0" w:noVBand="1" w:val="04A0"/>
+      </w:tblPr>
+      <w:tblGrid>
+        <w:gridCol w:w="9994"/>
+      </w:tblGrid>
+      <w:tr>
+        <w:tc>
+          <w:tcPr>
+            <w:tcW w:type="dxa" w:w="9994"/>
+          </w:tcPr>
+          <w:p>
+            <w:r>
+              <w:t>Recovery Framework [BASELINE]</w:t>
+              <w:br/>
+              <w:t>1) Fault disappearance ≠ immediate recovery；恢复必须经过 Recovery Qualification。</w:t>
+              <w:br/>
+              <w:t>2) System Mode 恢复要求：所需功能能力恢复 + 关键 Observability 恢复 + 当前运行条件处于允许范围。</w:t>
+              <w:br/>
+              <w:t>3) Temperature Signal Fault：传感器恢复后先重新验证信号可信度，再恢复 Thermal Plant 可观测性并评估实际温度；若温度仍不安全，则继续保持 SAFE。</w:t>
+              <w:br/>
+              <w:t>4) Communication Fault：必须通过连续有效报文/正常时序/Alive 等恢复确认后，才允许退出 local fallback；具体规则 TBD。</w:t>
+              <w:br/>
+              <w:t>5) Normal / fallback 模式切换应避免不必要的 actuator discontinuity（可在后续控制设计中采用 ramp / bumpless transfer）。</w:t>
+              <w:br/>
+              <w:t>6) 系统恢复 NORMAL 不代表历史 Fault / DTC 自动删除；DTC 的存储、锁存和清除策略仍为 TBD。</w:t>
             </w:r>
           </w:p>
         </w:tc>
@@ -7574,12 +8606,7 @@
         <w:spacing w:after="80"/>
       </w:pPr>
       <w:r>
-        <w:rPr>
-          <w:rFonts w:ascii="Noto Sans CJK SC" w:hAnsi="Noto Sans CJK SC" w:eastAsia="Noto Sans CJK SC"/>
-          <w:b w:val="0"/>
-          <w:sz w:val="21"/>
-        </w:rPr>
-        <w:t>系统状态机尚未冻结。当前只保留候选框架，后续必须结合 Fault Reaction 设计，而不能独立拍脑袋。</w:t>
+        <w:t>System Mode 的状态集合与判据已形成当前 BASELINE：INIT / NORMAL / DEGRADED / SAFE。FAULT 不作为独立 Operating Mode，而作为 Fault / Diagnostic Status 存在；RECOVERY 当前作为恢复/转移过程处理，不作为稳定运行状态。具体各 Fault 的阈值、计时、恢复条件和多故障仲裁仍保持 TBD。</w:t>
       </w:r>
     </w:p>
     <w:tbl>
@@ -7605,20 +8632,21 @@
             </w:tcMar>
           </w:tcPr>
           <w:p>
-            <w:pPr>
-              <w:spacing w:after="0"/>
-            </w:pPr>
-            <w:r>
-              <w:rPr>
-                <w:rFonts w:ascii="Noto Sans Mono CJK SC" w:hAnsi="Noto Sans Mono CJK SC" w:eastAsia="Noto Sans Mono CJK SC"/>
-                <w:b w:val="0"/>
-                <w:color w:val="263238"/>
-                <w:sz w:val="18"/>
-              </w:rPr>
-              <w:t>[INIT] → [NORMAL] → [DEGRADED?] → [FAULT?] → [RECOVERY?]</w:t>
+            <w:r>
+              <w:t>[INIT]</w:t>
+              <w:br/>
+              <w:t xml:space="preserve">   ↓ initialization / readiness</w:t>
+              <w:br/>
+              <w:t>[NORMAL] ↔ [DEGRADED]</w:t>
+              <w:br/>
+              <w:t xml:space="preserve">      ↘     ↓</w:t>
+              <w:br/>
+              <w:t xml:space="preserve">        [SAFE]</w:t>
               <w:br/>
               <w:br/>
-              <w:t>具体状态、进入条件、退出条件、允许的控制行为：TBD</w:t>
+              <w:t>Mode 决策依据：Functional Availability + Observability。</w:t>
+              <w:br/>
+              <w:t>具体转移条件、Recovery 路径与多 Fault 同时存在时的仲裁：TBD</w:t>
             </w:r>
           </w:p>
         </w:tc>
@@ -7655,38 +8683,22 @@
             <w:shd w:fill="FFF4D6"/>
           </w:tcPr>
           <w:p>
-            <w:pPr>
-              <w:spacing w:after="80"/>
-            </w:pPr>
-            <w:r>
-              <w:rPr>
-                <w:rFonts w:ascii="Noto Sans CJK SC" w:hAnsi="Noto Sans CJK SC" w:eastAsia="Noto Sans CJK SC"/>
-                <w:b/>
-                <w:color w:val="16324F"/>
-                <w:sz w:val="21"/>
-              </w:rPr>
-              <w:t>State / Mode 定义  [TBD]</w:t>
-            </w:r>
-          </w:p>
-          <w:p>
-            <w:pPr>
-              <w:spacing w:after="40"/>
-            </w:pPr>
-            <w:r>
-              <w:rPr>
-                <w:rFonts w:ascii="Noto Sans CJK SC" w:hAnsi="Noto Sans CJK SC" w:eastAsia="Noto Sans CJK SC"/>
-                <w:b/>
-                <w:sz w:val="21"/>
-              </w:rPr>
-              <w:t>设计依据：</w:t>
-            </w:r>
-            <w:r>
-              <w:rPr>
-                <w:rFonts w:ascii="Noto Sans CJK SC" w:hAnsi="Noto Sans CJK SC" w:eastAsia="Noto Sans CJK SC"/>
-                <w:b w:val="0"/>
-                <w:sz w:val="21"/>
-              </w:rPr>
-              <w:t>是否需要 DEGRADED、FAULT、RECOVERY 等独立状态，取决于每个 Fault 对系统能力的影响。例如 RPM Sensor 故障是否允许开环降级运行，与完全通信丢失的处理不应默认相同。</w:t>
+            <w:r>
+              <w:t>State / Mode 定义 [BASELINE]</w:t>
+              <w:br/>
+              <w:t>INIT：系统初始化、自检、通信/信号建立阶段。</w:t>
+              <w:br/>
+              <w:t>NORMAL：关键热管理功能完整，关键状态可可信观测。</w:t>
+              <w:br/>
+              <w:t>DEGRADED：功能或诊断能力下降，但关键状态仍可控制、可观测、可验证。</w:t>
+              <w:br/>
+              <w:t>SAFE：关键功能无法保证/确认，或关键安全相关状态不可观测；系统执行预定义风险降低行为。SAFE 不代表“已经证明安全”。</w:t>
+              <w:br/>
+              <w:t>FAULT：作为 Fault / Diagnostic Status 存在，不作为独立 Operating Mode。</w:t>
+              <w:br/>
+              <w:t>RECOVERY：作为恢复与状态转移过程处理，不作为稳定运行 Mode。</w:t>
+              <w:br/>
+              <w:t>仍未确定：精确转移/恢复条件、retry/latching、各模式完整允许行为以及多 Fault 仲裁。</w:t>
             </w:r>
           </w:p>
         </w:tc>
@@ -10287,6 +11299,7 @@
       <w:tr>
         <w:trPr>
           <w:tblHeader w:val="true"/>
+          <w:cantSplit/>
         </w:trPr>
         <w:tc>
           <w:tcPr>
@@ -10394,6 +11407,9 @@
         </w:tc>
       </w:tr>
       <w:tr>
+        <w:trPr>
+          <w:cantSplit/>
+        </w:trPr>
         <w:tc>
           <w:tcPr>
             <w:tcW w:type="dxa" w:w="2498"/>
@@ -10493,6 +11509,9 @@
         </w:tc>
       </w:tr>
       <w:tr>
+        <w:trPr>
+          <w:cantSplit/>
+        </w:trPr>
         <w:tc>
           <w:tcPr>
             <w:tcW w:type="dxa" w:w="2498"/>
@@ -10595,6 +11614,9 @@
         </w:tc>
       </w:tr>
       <w:tr>
+        <w:trPr>
+          <w:cantSplit/>
+        </w:trPr>
         <w:tc>
           <w:tcPr>
             <w:tcW w:type="dxa" w:w="2498"/>
@@ -10697,6 +11719,9 @@
         </w:tc>
       </w:tr>
       <w:tr>
+        <w:trPr>
+          <w:cantSplit/>
+        </w:trPr>
         <w:tc>
           <w:tcPr>
             <w:tcW w:type="dxa" w:w="2498"/>
@@ -10799,6 +11824,9 @@
         </w:tc>
       </w:tr>
       <w:tr>
+        <w:trPr>
+          <w:cantSplit/>
+        </w:trPr>
         <w:tc>
           <w:tcPr>
             <w:tcW w:type="dxa" w:w="2498"/>
@@ -10901,6 +11929,9 @@
         </w:tc>
       </w:tr>
       <w:tr>
+        <w:trPr>
+          <w:cantSplit/>
+        </w:trPr>
         <w:tc>
           <w:tcPr>
             <w:tcW w:type="dxa" w:w="2498"/>
@@ -11003,6 +12034,9 @@
         </w:tc>
       </w:tr>
       <w:tr>
+        <w:trPr>
+          <w:cantSplit/>
+        </w:trPr>
         <w:tc>
           <w:tcPr>
             <w:tcW w:type="dxa" w:w="2498"/>
@@ -11105,6 +12139,9 @@
         </w:tc>
       </w:tr>
       <w:tr>
+        <w:trPr>
+          <w:cantSplit/>
+        </w:trPr>
         <w:tc>
           <w:tcPr>
             <w:tcW w:type="dxa" w:w="2498"/>
@@ -11142,16 +12179,8 @@
             <w:vAlign w:val="center"/>
           </w:tcPr>
           <w:p>
-            <w:pPr>
-              <w:spacing w:after="0"/>
-            </w:pPr>
-            <w:r>
-              <w:rPr>
-                <w:rFonts w:ascii="Noto Sans CJK SC" w:hAnsi="Noto Sans CJK SC" w:eastAsia="Noto Sans CJK SC"/>
-                <w:b w:val="0"/>
-                <w:sz w:val="17"/>
-              </w:rPr>
-              <w:t>每个 Fault 对系统 State / Local Reaction 的影响</w:t>
+            <w:r>
+              <w:t>Fault Reaction 的剩余细化：条件式 DEGRADED/SAFE 分界、fallback 参数、retry/latching/recovery 细节及多 Fault 仲裁</w:t>
             </w:r>
           </w:p>
         </w:tc>
@@ -11192,21 +12221,16 @@
             <w:vAlign w:val="center"/>
           </w:tcPr>
           <w:p>
-            <w:pPr>
-              <w:spacing w:after="0"/>
-            </w:pPr>
-            <w:r>
-              <w:rPr>
-                <w:rFonts w:ascii="Noto Sans CJK SC" w:hAnsi="Noto Sans CJK SC" w:eastAsia="Noto Sans CJK SC"/>
-                <w:b w:val="0"/>
-                <w:sz w:val="17"/>
-              </w:rPr>
+            <w:r>
               <w:t>Fault List v0.1</w:t>
             </w:r>
           </w:p>
         </w:tc>
       </w:tr>
       <w:tr>
+        <w:trPr>
+          <w:cantSplit/>
+        </w:trPr>
         <w:tc>
           <w:tcPr>
             <w:tcW w:type="dxa" w:w="2498"/>
@@ -11309,6 +12333,9 @@
         </w:tc>
       </w:tr>
       <w:tr>
+        <w:trPr>
+          <w:cantSplit/>
+        </w:trPr>
         <w:tc>
           <w:tcPr>
             <w:tcW w:type="dxa" w:w="2498"/>
@@ -11411,6 +12438,9 @@
         </w:tc>
       </w:tr>
       <w:tr>
+        <w:trPr>
+          <w:cantSplit/>
+        </w:trPr>
         <w:tc>
           <w:tcPr>
             <w:tcW w:type="dxa" w:w="2498"/>
@@ -11448,16 +12478,8 @@
             <w:vAlign w:val="center"/>
           </w:tcPr>
           <w:p>
-            <w:pPr>
-              <w:spacing w:after="0"/>
-            </w:pPr>
-            <w:r>
-              <w:rPr>
-                <w:rFonts w:ascii="Noto Sans CJK SC" w:hAnsi="Noto Sans CJK SC" w:eastAsia="Noto Sans CJK SC"/>
-                <w:b w:val="0"/>
-                <w:sz w:val="17"/>
-              </w:rPr>
-              <w:t>System State / Mode 定义</w:t>
+            <w:r>
+              <w:t>System Mode 详细转移/恢复条件（状态集合 INIT/NORMAL/DEGRADED/SAFE 已冻结）</w:t>
             </w:r>
           </w:p>
         </w:tc>
@@ -11498,21 +12520,16 @@
             <w:vAlign w:val="center"/>
           </w:tcPr>
           <w:p>
-            <w:pPr>
-              <w:spacing w:after="0"/>
-            </w:pPr>
-            <w:r>
-              <w:rPr>
-                <w:rFonts w:ascii="Noto Sans CJK SC" w:hAnsi="Noto Sans CJK SC" w:eastAsia="Noto Sans CJK SC"/>
-                <w:b w:val="0"/>
-                <w:sz w:val="17"/>
-              </w:rPr>
-              <w:t>Fault Reaction 后</w:t>
+            <w:r>
+              <w:t>Fault Reaction / Fault List v0.1</w:t>
             </w:r>
           </w:p>
         </w:tc>
       </w:tr>
       <w:tr>
+        <w:trPr>
+          <w:cantSplit/>
+        </w:trPr>
         <w:tc>
           <w:tcPr>
             <w:tcW w:type="dxa" w:w="2498"/>
@@ -11615,6 +12632,9 @@
         </w:tc>
       </w:tr>
       <w:tr>
+        <w:trPr>
+          <w:cantSplit/>
+        </w:trPr>
         <w:tc>
           <w:tcPr>
             <w:tcW w:type="dxa" w:w="2498"/>
@@ -11717,6 +12737,9 @@
         </w:tc>
       </w:tr>
       <w:tr>
+        <w:trPr>
+          <w:cantSplit/>
+        </w:trPr>
         <w:tc>
           <w:tcPr>
             <w:tcW w:type="dxa" w:w="2498"/>
@@ -11819,6 +12842,9 @@
         </w:tc>
       </w:tr>
       <w:tr>
+        <w:trPr>
+          <w:cantSplit/>
+        </w:trPr>
         <w:tc>
           <w:tcPr>
             <w:tcW w:type="dxa" w:w="2498"/>
@@ -11993,12 +13019,7 @@
         <w:spacing w:after="40"/>
       </w:pPr>
       <w:r>
-        <w:rPr>
-          <w:rFonts w:ascii="Noto Sans CJK SC" w:hAnsi="Noto Sans CJK SC" w:eastAsia="Noto Sans CJK SC"/>
-          <w:b w:val="0"/>
-          <w:sz w:val="21"/>
-        </w:rPr>
-        <w:t>Node A / Node B Fault Detection 范围与责任边界已形成当前 BASELINE；下一步进入 Fault → System State / Reaction，随后再汇总并冻结正式 Fault List v0.1。</w:t>
+        <w:t>Node A / Node B Fault Detection、System Mode 框架及主要 Fallback / Recovery 原则已形成当前 BASELINE；下一步补齐仍为条件式的 Fault Reaction、具体 Recovery / Latching 策略与多 Fault Arbitration，随后汇总并冻结正式 Fault List v0.1。</w:t>
       </w:r>
     </w:p>
     <w:p>
@@ -12173,11 +13194,12 @@
       <w:tr>
         <w:trPr>
           <w:tblHeader w:val="true"/>
+          <w:cantSplit/>
         </w:trPr>
         <w:tc>
           <w:tcPr>
             <w:tcW w:type="dxa" w:w="4997"/>
-            <w:shd w:fill="16324F"/>
+            <w:shd w:fill="1F4E78"/>
             <w:tcMar>
               <w:top w:w="90" w:type="dxa"/>
               <w:start w:w="90" w:type="dxa"/>
@@ -12193,8 +13215,8 @@
               <w:rPr>
                 <w:rFonts w:ascii="Noto Sans CJK SC" w:hAnsi="Noto Sans CJK SC" w:eastAsia="Noto Sans CJK SC"/>
                 <w:b/>
+                <w:sz w:val="18"/>
                 <w:color w:val="FFFFFF"/>
-                <w:sz w:val="18"/>
               </w:rPr>
               <w:t>已冻结 / Baseline</w:t>
             </w:r>
@@ -12203,7 +13225,7 @@
         <w:tc>
           <w:tcPr>
             <w:tcW w:type="dxa" w:w="4997"/>
-            <w:shd w:fill="16324F"/>
+            <w:shd w:fill="1F4E78"/>
             <w:tcMar>
               <w:top w:w="90" w:type="dxa"/>
               <w:start w:w="90" w:type="dxa"/>
@@ -12219,8 +13241,8 @@
               <w:rPr>
                 <w:rFonts w:ascii="Noto Sans CJK SC" w:hAnsi="Noto Sans CJK SC" w:eastAsia="Noto Sans CJK SC"/>
                 <w:b/>
+                <w:sz w:val="18"/>
                 <w:color w:val="FFFFFF"/>
-                <w:sz w:val="18"/>
               </w:rPr>
               <w:t>仍开放 / TBD</w:t>
             </w:r>
@@ -12228,6 +13250,9 @@
         </w:tc>
       </w:tr>
       <w:tr>
+        <w:trPr>
+          <w:cantSplit/>
+        </w:trPr>
         <w:tc>
           <w:tcPr>
             <w:tcW w:type="dxa" w:w="4997"/>
@@ -12278,6 +13303,9 @@
         </w:tc>
       </w:tr>
       <w:tr>
+        <w:trPr>
+          <w:cantSplit/>
+        </w:trPr>
         <w:tc>
           <w:tcPr>
             <w:tcW w:type="dxa" w:w="4997"/>
@@ -12330,6 +13358,9 @@
         </w:tc>
       </w:tr>
       <w:tr>
+        <w:trPr>
+          <w:cantSplit/>
+        </w:trPr>
         <w:tc>
           <w:tcPr>
             <w:tcW w:type="dxa" w:w="4997"/>
@@ -12382,6 +13413,9 @@
         </w:tc>
       </w:tr>
       <w:tr>
+        <w:trPr>
+          <w:cantSplit/>
+        </w:trPr>
         <w:tc>
           <w:tcPr>
             <w:tcW w:type="dxa" w:w="4997"/>
@@ -12434,6 +13468,9 @@
         </w:tc>
       </w:tr>
       <w:tr>
+        <w:trPr>
+          <w:cantSplit/>
+        </w:trPr>
         <w:tc>
           <w:tcPr>
             <w:tcW w:type="dxa" w:w="4997"/>
@@ -12486,6 +13523,9 @@
         </w:tc>
       </w:tr>
       <w:tr>
+        <w:trPr>
+          <w:cantSplit/>
+        </w:trPr>
         <w:tc>
           <w:tcPr>
             <w:tcW w:type="dxa" w:w="4997"/>
@@ -12523,21 +13563,16 @@
             <w:vAlign w:val="center"/>
           </w:tcPr>
           <w:p>
-            <w:pPr>
-              <w:spacing w:after="0"/>
-            </w:pPr>
-            <w:r>
-              <w:rPr>
-                <w:rFonts w:ascii="Noto Sans CJK SC" w:hAnsi="Noto Sans CJK SC" w:eastAsia="Noto Sans CJK SC"/>
-                <w:b w:val="0"/>
-                <w:sz w:val="18"/>
-              </w:rPr>
-              <w:t>System states / degraded behavior</w:t>
+            <w:r>
+              <w:t>System Mode 的精确转移/恢复条件、多 Fault 仲裁、各 fallback 数值/计时参数</w:t>
             </w:r>
           </w:p>
         </w:tc>
       </w:tr>
       <w:tr>
+        <w:trPr>
+          <w:cantSplit/>
+        </w:trPr>
         <w:tc>
           <w:tcPr>
             <w:tcW w:type="dxa" w:w="4997"/>
@@ -12590,6 +13625,9 @@
         </w:tc>
       </w:tr>
       <w:tr>
+        <w:trPr>
+          <w:cantSplit/>
+        </w:trPr>
         <w:tc>
           <w:tcPr>
             <w:tcW w:type="dxa" w:w="4997"/>
@@ -12642,6 +13680,9 @@
         </w:tc>
       </w:tr>
       <w:tr>
+        <w:trPr>
+          <w:cantSplit/>
+        </w:trPr>
         <w:tc>
           <w:tcPr>
             <w:tcW w:type="dxa" w:w="4997"/>
@@ -12694,6 +13735,9 @@
         </w:tc>
       </w:tr>
       <w:tr>
+        <w:trPr>
+          <w:cantSplit/>
+        </w:trPr>
         <w:tc>
           <w:tcPr>
             <w:tcW w:type="dxa" w:w="4997"/>
@@ -12745,6 +13789,9 @@
         </w:tc>
       </w:tr>
       <w:tr>
+        <w:trPr>
+          <w:cantSplit/>
+        </w:trPr>
         <w:tc>
           <w:tcPr>
             <w:tcW w:type="dxa" w:w="4997"/>
@@ -12782,6 +13829,81 @@
                 <w:sz w:val="18"/>
               </w:rPr>
               <w:t>高级温度交叉验证 / Analytical Redundancy / Thermal Observer / Virtual Sensor：DEFERRED 至 v0.1 完成后的优化阶段</w:t>
+            </w:r>
+          </w:p>
+        </w:tc>
+      </w:tr>
+      <w:tr>
+        <w:trPr>
+          <w:cantSplit/>
+        </w:trPr>
+        <w:tc>
+          <w:tcPr>
+            <w:tcW w:type="dxa" w:w="4997"/>
+          </w:tcPr>
+          <w:p>
+            <w:r>
+              <w:t>System Modes = INIT / NORMAL / DEGRADED / SAFE；Fault 与 Operating Mode 分离；Mode 判据基于 Functional Availability + Observability</w:t>
+            </w:r>
+          </w:p>
+        </w:tc>
+        <w:tc>
+          <w:tcPr>
+            <w:tcW w:type="dxa" w:w="4997"/>
+          </w:tcPr>
+          <w:p>
+            <w:r>
+              <w:t>FAULT/RECOVERY 不作为稳定运行 Mode；具体 transition / retry / latching / DTC clear 规则仍 TBD</w:t>
+            </w:r>
+          </w:p>
+        </w:tc>
+      </w:tr>
+      <w:tr>
+        <w:trPr>
+          <w:cantSplit/>
+        </w:trPr>
+        <w:tc>
+          <w:tcPr>
+            <w:tcW w:type="dxa" w:w="4997"/>
+          </w:tcPr>
+          <w:p>
+            <w:r>
+              <w:t>Fallback architecture：RPM 反馈失效支持条件式 open-loop fallback；B→A 命令丢失采用 Last Valid → Local Conservative Demand 两阶段策略；Plant Temperature 失效进入 SAFE 并允许 emergency cooling</w:t>
+            </w:r>
+          </w:p>
+        </w:tc>
+        <w:tc>
+          <w:tcPr>
+            <w:tcW w:type="dxa" w:w="4997"/>
+          </w:tcPr>
+          <w:p>
+            <w:r>
+              <w:t>Fallback mapping/value、timeout、recovery qualification 数值与 bumpless/ramp 具体实现</w:t>
+            </w:r>
+          </w:p>
+        </w:tc>
+      </w:tr>
+      <w:tr>
+        <w:trPr>
+          <w:cantSplit/>
+        </w:trPr>
+        <w:tc>
+          <w:tcPr>
+            <w:tcW w:type="dxa" w:w="4997"/>
+          </w:tcPr>
+          <w:p>
+            <w:r>
+              <w:t>Recovery principle：Fault disappearance ≠ immediate recovery；运行恢复与故障历史/DTC清除分离</w:t>
+            </w:r>
+          </w:p>
+        </w:tc>
+        <w:tc>
+          <w:tcPr>
+            <w:tcW w:type="dxa" w:w="4997"/>
+          </w:tcPr>
+          <w:p>
+            <w:r>
+              <w:t>各 Fault 自动恢复/锁存/人工清除分类与具体条件</w:t>
             </w:r>
           </w:p>
         </w:tc>

--- a/System_Architecture_Definition_v0.1.docx
+++ b/System_Architecture_Definition_v0.1.docx
@@ -45,7 +45,7 @@
           <w:color w:val="5B6573"/>
           <w:sz w:val="22"/>
         </w:rPr>
-        <w:t>Version 0.1  |  Architecture Baseline + Open Items</w:t>
+        <w:t>Version 0.1  |  Architecture Baseline + Controlled Open Items</w:t>
       </w:r>
     </w:p>
     <w:tbl>
@@ -59,6 +59,9 @@
         <w:gridCol w:w="9994"/>
       </w:tblGrid>
       <w:tr>
+        <w:trPr>
+          <w:cantSplit/>
+        </w:trPr>
         <w:tc>
           <w:tcPr>
             <w:tcW w:type="dxa" w:w="9994"/>
@@ -120,7 +123,7 @@
           <w:color w:val="16324F"/>
           <w:sz w:val="20"/>
         </w:rPr>
-        <w:t>Document Status: WORKING BASELINE</w:t>
+        <w:t>Document Status: BASELINED v0.1</w:t>
       </w:r>
     </w:p>
     <w:p>
@@ -135,7 +138,7 @@
           <w:color w:val="5B6573"/>
           <w:sz w:val="19"/>
         </w:rPr>
-        <w:t>已确定内容形成当前基线；未确定内容明确保留为 TBD / Open Item，不提前伪造结论。</w:t>
+        <w:t>架构级决策已形成 v0.1 基线；详细标定、时序、器件与实现参数继续作为受控 TBD / Open Item。</w:t>
       </w:r>
     </w:p>
     <w:p>
@@ -175,16 +178,17 @@
       <w:tr>
         <w:trPr>
           <w:tblHeader w:val="true"/>
+          <w:tblHeader w:val="true"/>
         </w:trPr>
         <w:tc>
           <w:tcPr>
             <w:tcW w:type="dxa" w:w="4997"/>
             <w:shd w:fill="16324F"/>
             <w:tcMar>
-              <w:top w:w="90" w:type="dxa"/>
-              <w:start w:w="90" w:type="dxa"/>
-              <w:bottom w:w="90" w:type="dxa"/>
-              <w:end w:w="90" w:type="dxa"/>
+              <w:top w:w="70" w:type="dxa"/>
+              <w:start w:w="85" w:type="dxa"/>
+              <w:bottom w:w="70" w:type="dxa"/>
+              <w:end w:w="85" w:type="dxa"/>
             </w:tcMar>
           </w:tcPr>
           <w:p>
@@ -196,7 +200,7 @@
                 <w:rFonts w:ascii="Noto Sans CJK SC" w:hAnsi="Noto Sans CJK SC" w:eastAsia="Noto Sans CJK SC"/>
                 <w:b/>
                 <w:color w:val="FFFFFF"/>
-                <w:sz w:val="18"/>
+                <w:sz w:val="17"/>
               </w:rPr>
               <w:t>字段</w:t>
             </w:r>
@@ -207,10 +211,10 @@
             <w:tcW w:type="dxa" w:w="4997"/>
             <w:shd w:fill="16324F"/>
             <w:tcMar>
-              <w:top w:w="90" w:type="dxa"/>
-              <w:start w:w="90" w:type="dxa"/>
-              <w:bottom w:w="90" w:type="dxa"/>
-              <w:end w:w="90" w:type="dxa"/>
+              <w:top w:w="70" w:type="dxa"/>
+              <w:start w:w="85" w:type="dxa"/>
+              <w:bottom w:w="70" w:type="dxa"/>
+              <w:end w:w="85" w:type="dxa"/>
             </w:tcMar>
           </w:tcPr>
           <w:p>
@@ -222,7 +226,7 @@
                 <w:rFonts w:ascii="Noto Sans CJK SC" w:hAnsi="Noto Sans CJK SC" w:eastAsia="Noto Sans CJK SC"/>
                 <w:b/>
                 <w:color w:val="FFFFFF"/>
-                <w:sz w:val="18"/>
+                <w:sz w:val="17"/>
               </w:rPr>
               <w:t>内容</w:t>
             </w:r>
@@ -234,10 +238,10 @@
           <w:tcPr>
             <w:tcW w:type="dxa" w:w="4997"/>
             <w:tcMar>
-              <w:top w:w="90" w:type="dxa"/>
-              <w:start w:w="90" w:type="dxa"/>
-              <w:bottom w:w="90" w:type="dxa"/>
-              <w:end w:w="90" w:type="dxa"/>
+              <w:top w:w="70" w:type="dxa"/>
+              <w:start w:w="85" w:type="dxa"/>
+              <w:bottom w:w="70" w:type="dxa"/>
+              <w:end w:w="85" w:type="dxa"/>
             </w:tcMar>
             <w:vAlign w:val="center"/>
           </w:tcPr>
@@ -249,7 +253,7 @@
               <w:rPr>
                 <w:rFonts w:ascii="Noto Sans CJK SC" w:hAnsi="Noto Sans CJK SC" w:eastAsia="Noto Sans CJK SC"/>
                 <w:b w:val="0"/>
-                <w:sz w:val="18"/>
+                <w:sz w:val="17"/>
               </w:rPr>
               <w:t>文档名称</w:t>
             </w:r>
@@ -259,10 +263,10 @@
           <w:tcPr>
             <w:tcW w:type="dxa" w:w="4997"/>
             <w:tcMar>
-              <w:top w:w="90" w:type="dxa"/>
-              <w:start w:w="90" w:type="dxa"/>
-              <w:bottom w:w="90" w:type="dxa"/>
-              <w:end w:w="90" w:type="dxa"/>
+              <w:top w:w="70" w:type="dxa"/>
+              <w:start w:w="85" w:type="dxa"/>
+              <w:bottom w:w="70" w:type="dxa"/>
+              <w:end w:w="85" w:type="dxa"/>
             </w:tcMar>
             <w:vAlign w:val="center"/>
           </w:tcPr>
@@ -274,7 +278,7 @@
               <w:rPr>
                 <w:rFonts w:ascii="Noto Sans CJK SC" w:hAnsi="Noto Sans CJK SC" w:eastAsia="Noto Sans CJK SC"/>
                 <w:b w:val="0"/>
-                <w:sz w:val="18"/>
+                <w:sz w:val="17"/>
               </w:rPr>
               <w:t>System Architecture Definition</w:t>
             </w:r>
@@ -286,10 +290,10 @@
           <w:tcPr>
             <w:tcW w:type="dxa" w:w="4997"/>
             <w:tcMar>
-              <w:top w:w="90" w:type="dxa"/>
-              <w:start w:w="90" w:type="dxa"/>
-              <w:bottom w:w="90" w:type="dxa"/>
-              <w:end w:w="90" w:type="dxa"/>
+              <w:top w:w="70" w:type="dxa"/>
+              <w:start w:w="85" w:type="dxa"/>
+              <w:bottom w:w="70" w:type="dxa"/>
+              <w:end w:w="85" w:type="dxa"/>
             </w:tcMar>
             <w:vAlign w:val="center"/>
           </w:tcPr>
@@ -301,7 +305,7 @@
               <w:rPr>
                 <w:rFonts w:ascii="Noto Sans CJK SC" w:hAnsi="Noto Sans CJK SC" w:eastAsia="Noto Sans CJK SC"/>
                 <w:b w:val="0"/>
-                <w:sz w:val="18"/>
+                <w:sz w:val="17"/>
               </w:rPr>
               <w:t>项目</w:t>
             </w:r>
@@ -311,10 +315,10 @@
           <w:tcPr>
             <w:tcW w:type="dxa" w:w="4997"/>
             <w:tcMar>
-              <w:top w:w="90" w:type="dxa"/>
-              <w:start w:w="90" w:type="dxa"/>
-              <w:bottom w:w="90" w:type="dxa"/>
-              <w:end w:w="90" w:type="dxa"/>
+              <w:top w:w="70" w:type="dxa"/>
+              <w:start w:w="85" w:type="dxa"/>
+              <w:bottom w:w="70" w:type="dxa"/>
+              <w:end w:w="85" w:type="dxa"/>
             </w:tcMar>
             <w:vAlign w:val="center"/>
           </w:tcPr>
@@ -326,7 +330,7 @@
               <w:rPr>
                 <w:rFonts w:ascii="Noto Sans CJK SC" w:hAnsi="Noto Sans CJK SC" w:eastAsia="Noto Sans CJK SC"/>
                 <w:b w:val="0"/>
-                <w:sz w:val="18"/>
+                <w:sz w:val="17"/>
               </w:rPr>
               <w:t>Dual-ECU Thermal Management Control &amp; Diagnostic System</w:t>
             </w:r>
@@ -338,10 +342,10 @@
           <w:tcPr>
             <w:tcW w:type="dxa" w:w="4997"/>
             <w:tcMar>
-              <w:top w:w="90" w:type="dxa"/>
-              <w:start w:w="90" w:type="dxa"/>
-              <w:bottom w:w="90" w:type="dxa"/>
-              <w:end w:w="90" w:type="dxa"/>
+              <w:top w:w="70" w:type="dxa"/>
+              <w:start w:w="85" w:type="dxa"/>
+              <w:bottom w:w="70" w:type="dxa"/>
+              <w:end w:w="85" w:type="dxa"/>
             </w:tcMar>
             <w:vAlign w:val="center"/>
           </w:tcPr>
@@ -353,7 +357,7 @@
               <w:rPr>
                 <w:rFonts w:ascii="Noto Sans CJK SC" w:hAnsi="Noto Sans CJK SC" w:eastAsia="Noto Sans CJK SC"/>
                 <w:b w:val="0"/>
-                <w:sz w:val="18"/>
+                <w:sz w:val="17"/>
               </w:rPr>
               <w:t>版本</w:t>
             </w:r>
@@ -363,10 +367,10 @@
           <w:tcPr>
             <w:tcW w:type="dxa" w:w="4997"/>
             <w:tcMar>
-              <w:top w:w="90" w:type="dxa"/>
-              <w:start w:w="90" w:type="dxa"/>
-              <w:bottom w:w="90" w:type="dxa"/>
-              <w:end w:w="90" w:type="dxa"/>
+              <w:top w:w="70" w:type="dxa"/>
+              <w:start w:w="85" w:type="dxa"/>
+              <w:bottom w:w="70" w:type="dxa"/>
+              <w:end w:w="85" w:type="dxa"/>
             </w:tcMar>
             <w:vAlign w:val="center"/>
           </w:tcPr>
@@ -378,7 +382,7 @@
               <w:rPr>
                 <w:rFonts w:ascii="Noto Sans CJK SC" w:hAnsi="Noto Sans CJK SC" w:eastAsia="Noto Sans CJK SC"/>
                 <w:b w:val="0"/>
-                <w:sz w:val="18"/>
+                <w:sz w:val="17"/>
               </w:rPr>
               <w:t>v0.1</w:t>
             </w:r>
@@ -390,10 +394,10 @@
           <w:tcPr>
             <w:tcW w:type="dxa" w:w="4997"/>
             <w:tcMar>
-              <w:top w:w="90" w:type="dxa"/>
-              <w:start w:w="90" w:type="dxa"/>
-              <w:bottom w:w="90" w:type="dxa"/>
-              <w:end w:w="90" w:type="dxa"/>
+              <w:top w:w="70" w:type="dxa"/>
+              <w:start w:w="85" w:type="dxa"/>
+              <w:bottom w:w="70" w:type="dxa"/>
+              <w:end w:w="85" w:type="dxa"/>
             </w:tcMar>
             <w:vAlign w:val="center"/>
           </w:tcPr>
@@ -405,7 +409,7 @@
               <w:rPr>
                 <w:rFonts w:ascii="Noto Sans CJK SC" w:hAnsi="Noto Sans CJK SC" w:eastAsia="Noto Sans CJK SC"/>
                 <w:b w:val="0"/>
-                <w:sz w:val="18"/>
+                <w:sz w:val="17"/>
               </w:rPr>
               <w:t>阶段</w:t>
             </w:r>
@@ -415,10 +419,10 @@
           <w:tcPr>
             <w:tcW w:type="dxa" w:w="4997"/>
             <w:tcMar>
-              <w:top w:w="90" w:type="dxa"/>
-              <w:start w:w="90" w:type="dxa"/>
-              <w:bottom w:w="90" w:type="dxa"/>
-              <w:end w:w="90" w:type="dxa"/>
+              <w:top w:w="70" w:type="dxa"/>
+              <w:start w:w="85" w:type="dxa"/>
+              <w:bottom w:w="70" w:type="dxa"/>
+              <w:end w:w="85" w:type="dxa"/>
             </w:tcMar>
             <w:vAlign w:val="center"/>
           </w:tcPr>
@@ -430,7 +434,7 @@
               <w:rPr>
                 <w:rFonts w:ascii="Noto Sans CJK SC" w:hAnsi="Noto Sans CJK SC" w:eastAsia="Noto Sans CJK SC"/>
                 <w:b w:val="0"/>
-                <w:sz w:val="18"/>
+                <w:sz w:val="17"/>
               </w:rPr>
               <w:t>System Architecture Definition</w:t>
             </w:r>
@@ -442,10 +446,10 @@
           <w:tcPr>
             <w:tcW w:type="dxa" w:w="4997"/>
             <w:tcMar>
-              <w:top w:w="90" w:type="dxa"/>
-              <w:start w:w="90" w:type="dxa"/>
-              <w:bottom w:w="90" w:type="dxa"/>
-              <w:end w:w="90" w:type="dxa"/>
+              <w:top w:w="70" w:type="dxa"/>
+              <w:start w:w="85" w:type="dxa"/>
+              <w:bottom w:w="70" w:type="dxa"/>
+              <w:end w:w="85" w:type="dxa"/>
             </w:tcMar>
             <w:vAlign w:val="center"/>
           </w:tcPr>
@@ -457,7 +461,7 @@
               <w:rPr>
                 <w:rFonts w:ascii="Noto Sans CJK SC" w:hAnsi="Noto Sans CJK SC" w:eastAsia="Noto Sans CJK SC"/>
                 <w:b w:val="0"/>
-                <w:sz w:val="18"/>
+                <w:sz w:val="17"/>
               </w:rPr>
               <w:t>上游基线</w:t>
             </w:r>
@@ -467,10 +471,10 @@
           <w:tcPr>
             <w:tcW w:type="dxa" w:w="4997"/>
             <w:tcMar>
-              <w:top w:w="90" w:type="dxa"/>
-              <w:start w:w="90" w:type="dxa"/>
-              <w:bottom w:w="90" w:type="dxa"/>
-              <w:end w:w="90" w:type="dxa"/>
+              <w:top w:w="70" w:type="dxa"/>
+              <w:start w:w="85" w:type="dxa"/>
+              <w:bottom w:w="70" w:type="dxa"/>
+              <w:end w:w="85" w:type="dxa"/>
             </w:tcMar>
             <w:vAlign w:val="center"/>
           </w:tcPr>
@@ -482,7 +486,7 @@
               <w:rPr>
                 <w:rFonts w:ascii="Noto Sans CJK SC" w:hAnsi="Noto Sans CJK SC" w:eastAsia="Noto Sans CJK SC"/>
                 <w:b w:val="0"/>
-                <w:sz w:val="18"/>
+                <w:sz w:val="17"/>
               </w:rPr>
               <w:t>SRS v0.1</w:t>
             </w:r>
@@ -494,10 +498,10 @@
           <w:tcPr>
             <w:tcW w:type="dxa" w:w="4997"/>
             <w:tcMar>
-              <w:top w:w="90" w:type="dxa"/>
-              <w:start w:w="90" w:type="dxa"/>
-              <w:bottom w:w="90" w:type="dxa"/>
-              <w:end w:w="90" w:type="dxa"/>
+              <w:top w:w="70" w:type="dxa"/>
+              <w:start w:w="85" w:type="dxa"/>
+              <w:bottom w:w="70" w:type="dxa"/>
+              <w:end w:w="85" w:type="dxa"/>
             </w:tcMar>
             <w:vAlign w:val="center"/>
           </w:tcPr>
@@ -509,7 +513,7 @@
               <w:rPr>
                 <w:rFonts w:ascii="Noto Sans CJK SC" w:hAnsi="Noto Sans CJK SC" w:eastAsia="Noto Sans CJK SC"/>
                 <w:b w:val="0"/>
-                <w:sz w:val="18"/>
+                <w:sz w:val="17"/>
               </w:rPr>
               <w:t>状态</w:t>
             </w:r>
@@ -519,10 +523,33 @@
           <w:tcPr>
             <w:tcW w:type="dxa" w:w="4997"/>
             <w:tcMar>
-              <w:top w:w="90" w:type="dxa"/>
-              <w:start w:w="90" w:type="dxa"/>
-              <w:bottom w:w="90" w:type="dxa"/>
-              <w:end w:w="90" w:type="dxa"/>
+              <w:top w:w="70" w:type="dxa"/>
+              <w:start w:w="85" w:type="dxa"/>
+              <w:bottom w:w="70" w:type="dxa"/>
+              <w:end w:w="85" w:type="dxa"/>
+            </w:tcMar>
+            <w:vAlign w:val="center"/>
+          </w:tcPr>
+          <w:p>
+            <w:r>
+              <w:rPr>
+                <w:rFonts w:ascii="Noto Sans CJK SC" w:hAnsi="Noto Sans CJK SC" w:eastAsia="Noto Sans CJK SC"/>
+                <w:sz w:val="17"/>
+              </w:rPr>
+              <w:t>BASELINED v0.1 / 后续架构变更需留痕</w:t>
+            </w:r>
+          </w:p>
+        </w:tc>
+      </w:tr>
+      <w:tr>
+        <w:tc>
+          <w:tcPr>
+            <w:tcW w:type="dxa" w:w="4997"/>
+            <w:tcMar>
+              <w:top w:w="70" w:type="dxa"/>
+              <w:start w:w="85" w:type="dxa"/>
+              <w:bottom w:w="70" w:type="dxa"/>
+              <w:end w:w="85" w:type="dxa"/>
             </w:tcMar>
             <w:vAlign w:val="center"/>
           </w:tcPr>
@@ -534,22 +561,20 @@
               <w:rPr>
                 <w:rFonts w:ascii="Noto Sans CJK SC" w:hAnsi="Noto Sans CJK SC" w:eastAsia="Noto Sans CJK SC"/>
                 <w:b w:val="0"/>
-                <w:sz w:val="18"/>
-              </w:rPr>
-              <w:t>Working Baseline / 可迭代</w:t>
-            </w:r>
-          </w:p>
-        </w:tc>
-      </w:tr>
-      <w:tr>
+                <w:sz w:val="17"/>
+              </w:rPr>
+              <w:t>主要硬约束</w:t>
+            </w:r>
+          </w:p>
+        </w:tc>
         <w:tc>
           <w:tcPr>
             <w:tcW w:type="dxa" w:w="4997"/>
             <w:tcMar>
-              <w:top w:w="90" w:type="dxa"/>
-              <w:start w:w="90" w:type="dxa"/>
-              <w:bottom w:w="90" w:type="dxa"/>
-              <w:end w:w="90" w:type="dxa"/>
+              <w:top w:w="70" w:type="dxa"/>
+              <w:start w:w="85" w:type="dxa"/>
+              <w:bottom w:w="70" w:type="dxa"/>
+              <w:end w:w="85" w:type="dxa"/>
             </w:tcMar>
             <w:vAlign w:val="center"/>
           </w:tcPr>
@@ -561,34 +586,51 @@
               <w:rPr>
                 <w:rFonts w:ascii="Noto Sans CJK SC" w:hAnsi="Noto Sans CJK SC" w:eastAsia="Noto Sans CJK SC"/>
                 <w:b w:val="0"/>
-                <w:sz w:val="18"/>
-              </w:rPr>
-              <w:t>主要硬约束</w:t>
-            </w:r>
-          </w:p>
-        </w:tc>
+                <w:sz w:val="17"/>
+              </w:rPr>
+              <w:t>Node A=执行ECU；Node B=监管ECU；执行对象=Cooling Fan；目标实习/就业地域=苏州</w:t>
+            </w:r>
+          </w:p>
+        </w:tc>
+      </w:tr>
+      <w:tr>
         <w:tc>
           <w:tcPr>
             <w:tcW w:type="dxa" w:w="4997"/>
             <w:tcMar>
-              <w:top w:w="90" w:type="dxa"/>
-              <w:start w:w="90" w:type="dxa"/>
-              <w:bottom w:w="90" w:type="dxa"/>
-              <w:end w:w="90" w:type="dxa"/>
-            </w:tcMar>
-            <w:vAlign w:val="center"/>
-          </w:tcPr>
-          <w:p>
-            <w:pPr>
-              <w:spacing w:after="0"/>
-            </w:pPr>
-            <w:r>
-              <w:rPr>
-                <w:rFonts w:ascii="Noto Sans CJK SC" w:hAnsi="Noto Sans CJK SC" w:eastAsia="Noto Sans CJK SC"/>
-                <w:b w:val="0"/>
-                <w:sz w:val="18"/>
-              </w:rPr>
-              <w:t>Node A=执行ECU；Node B=监管ECU；执行对象=Cooling Fan；目标实习/就业地域=苏州</w:t>
+              <w:top w:w="70" w:type="dxa"/>
+              <w:start w:w="85" w:type="dxa"/>
+              <w:bottom w:w="70" w:type="dxa"/>
+              <w:end w:w="85" w:type="dxa"/>
+            </w:tcMar>
+          </w:tcPr>
+          <w:p>
+            <w:r>
+              <w:rPr>
+                <w:rFonts w:ascii="Noto Sans CJK SC" w:hAnsi="Noto Sans CJK SC" w:eastAsia="Noto Sans CJK SC"/>
+                <w:sz w:val="17"/>
+              </w:rPr>
+              <w:t>配套基线</w:t>
+            </w:r>
+          </w:p>
+        </w:tc>
+        <w:tc>
+          <w:tcPr>
+            <w:tcW w:type="dxa" w:w="4997"/>
+            <w:tcMar>
+              <w:top w:w="70" w:type="dxa"/>
+              <w:start w:w="85" w:type="dxa"/>
+              <w:bottom w:w="70" w:type="dxa"/>
+              <w:end w:w="85" w:type="dxa"/>
+            </w:tcMar>
+          </w:tcPr>
+          <w:p>
+            <w:r>
+              <w:rPr>
+                <w:rFonts w:ascii="Noto Sans CJK SC" w:hAnsi="Noto Sans CJK SC" w:eastAsia="Noto Sans CJK SC"/>
+                <w:sz w:val="17"/>
+              </w:rPr>
+              <w:t>Fault List v0.1（独立文档；详细 Fault 定义、Reaction、Dependency / Arbitration 与 Recovery 以该文档为准）</w:t>
             </w:r>
           </w:p>
         </w:tc>
@@ -967,6 +1009,9 @@
         <w:gridCol w:w="9994"/>
       </w:tblGrid>
       <w:tr>
+        <w:trPr>
+          <w:cantSplit/>
+        </w:trPr>
         <w:tc>
           <w:tcPr>
             <w:tcW w:type="dxa" w:w="9994"/>
@@ -979,29 +1024,20 @@
             </w:tcMar>
           </w:tcPr>
           <w:p>
-            <w:pPr>
-              <w:spacing w:after="0"/>
-            </w:pPr>
-            <w:r>
-              <w:rPr>
-                <w:rFonts w:ascii="Noto Sans Mono CJK SC" w:hAnsi="Noto Sans Mono CJK SC" w:eastAsia="Noto Sans Mono CJK SC"/>
-                <w:b w:val="0"/>
-                <w:color w:val="263238"/>
-                <w:sz w:val="18"/>
-              </w:rPr>
-              <w:t>SRS v0.1</w:t>
+            <w:r>
+              <w:t>SRS v0.1  [BASELINED]</w:t>
               <w:br/>
               <w:t xml:space="preserve">   ↓</w:t>
               <w:br/>
-              <w:t>System Architecture Definition  ← 当前</w:t>
+              <w:t>System Architecture Definition v0.1  [BASELINED]</w:t>
               <w:br/>
               <w:t xml:space="preserve">   ↓</w:t>
               <w:br/>
-              <w:t>Fault Architecture / Fault List v0.1</w:t>
+              <w:t>Fault Architecture / Fault List v0.1  [BASELINED companion]</w:t>
               <w:br/>
               <w:t xml:space="preserve">   ↓</w:t>
               <w:br/>
-              <w:t>CAN Communication Architecture / CAN Matrix</w:t>
+              <w:t>CAN Communication Architecture / CAN Matrix  ← next</w:t>
               <w:br/>
               <w:t xml:space="preserve">   ↓</w:t>
               <w:br/>
@@ -1563,6 +1599,9 @@
         <w:gridCol w:w="9994"/>
       </w:tblGrid>
       <w:tr>
+        <w:trPr>
+          <w:cantSplit/>
+        </w:trPr>
         <w:tc>
           <w:tcPr>
             <w:tcW w:type="dxa" w:w="9994"/>
@@ -2430,16 +2469,17 @@
       <w:tr>
         <w:trPr>
           <w:tblHeader w:val="true"/>
+          <w:tblHeader w:val="true"/>
         </w:trPr>
         <w:tc>
           <w:tcPr>
             <w:tcW w:type="dxa" w:w="3331"/>
             <w:shd w:fill="16324F"/>
             <w:tcMar>
-              <w:top w:w="90" w:type="dxa"/>
-              <w:start w:w="90" w:type="dxa"/>
-              <w:bottom w:w="90" w:type="dxa"/>
-              <w:end w:w="90" w:type="dxa"/>
+              <w:top w:w="70" w:type="dxa"/>
+              <w:start w:w="85" w:type="dxa"/>
+              <w:bottom w:w="70" w:type="dxa"/>
+              <w:end w:w="85" w:type="dxa"/>
             </w:tcMar>
           </w:tcPr>
           <w:p>
@@ -2451,7 +2491,7 @@
                 <w:rFonts w:ascii="Noto Sans CJK SC" w:hAnsi="Noto Sans CJK SC" w:eastAsia="Noto Sans CJK SC"/>
                 <w:b/>
                 <w:color w:val="FFFFFF"/>
-                <w:sz w:val="18"/>
+                <w:sz w:val="17"/>
               </w:rPr>
               <w:t>职责</w:t>
             </w:r>
@@ -2462,10 +2502,10 @@
             <w:tcW w:type="dxa" w:w="3331"/>
             <w:shd w:fill="16324F"/>
             <w:tcMar>
-              <w:top w:w="90" w:type="dxa"/>
-              <w:start w:w="90" w:type="dxa"/>
-              <w:bottom w:w="90" w:type="dxa"/>
-              <w:end w:w="90" w:type="dxa"/>
+              <w:top w:w="70" w:type="dxa"/>
+              <w:start w:w="85" w:type="dxa"/>
+              <w:bottom w:w="70" w:type="dxa"/>
+              <w:end w:w="85" w:type="dxa"/>
             </w:tcMar>
           </w:tcPr>
           <w:p>
@@ -2477,7 +2517,7 @@
                 <w:rFonts w:ascii="Noto Sans CJK SC" w:hAnsi="Noto Sans CJK SC" w:eastAsia="Noto Sans CJK SC"/>
                 <w:b/>
                 <w:color w:val="FFFFFF"/>
-                <w:sz w:val="18"/>
+                <w:sz w:val="17"/>
               </w:rPr>
               <w:t>当前定义</w:t>
             </w:r>
@@ -2488,10 +2528,10 @@
             <w:tcW w:type="dxa" w:w="3331"/>
             <w:shd w:fill="16324F"/>
             <w:tcMar>
-              <w:top w:w="90" w:type="dxa"/>
-              <w:start w:w="90" w:type="dxa"/>
-              <w:bottom w:w="90" w:type="dxa"/>
-              <w:end w:w="90" w:type="dxa"/>
+              <w:top w:w="70" w:type="dxa"/>
+              <w:start w:w="85" w:type="dxa"/>
+              <w:bottom w:w="70" w:type="dxa"/>
+              <w:end w:w="85" w:type="dxa"/>
             </w:tcMar>
           </w:tcPr>
           <w:p>
@@ -2503,7 +2543,7 @@
                 <w:rFonts w:ascii="Noto Sans CJK SC" w:hAnsi="Noto Sans CJK SC" w:eastAsia="Noto Sans CJK SC"/>
                 <w:b/>
                 <w:color w:val="FFFFFF"/>
-                <w:sz w:val="18"/>
+                <w:sz w:val="17"/>
               </w:rPr>
               <w:t>状态</w:t>
             </w:r>
@@ -2515,10 +2555,10 @@
           <w:tcPr>
             <w:tcW w:type="dxa" w:w="3331"/>
             <w:tcMar>
-              <w:top w:w="90" w:type="dxa"/>
-              <w:start w:w="90" w:type="dxa"/>
-              <w:bottom w:w="90" w:type="dxa"/>
-              <w:end w:w="90" w:type="dxa"/>
+              <w:top w:w="70" w:type="dxa"/>
+              <w:start w:w="85" w:type="dxa"/>
+              <w:bottom w:w="70" w:type="dxa"/>
+              <w:end w:w="85" w:type="dxa"/>
             </w:tcMar>
             <w:vAlign w:val="center"/>
           </w:tcPr>
@@ -2530,7 +2570,7 @@
               <w:rPr>
                 <w:rFonts w:ascii="Noto Sans CJK SC" w:hAnsi="Noto Sans CJK SC" w:eastAsia="Noto Sans CJK SC"/>
                 <w:b w:val="0"/>
-                <w:sz w:val="18"/>
+                <w:sz w:val="17"/>
               </w:rPr>
               <w:t>Thermal State Acquisition</w:t>
             </w:r>
@@ -2540,10 +2580,10 @@
           <w:tcPr>
             <w:tcW w:type="dxa" w:w="3331"/>
             <w:tcMar>
-              <w:top w:w="90" w:type="dxa"/>
-              <w:start w:w="90" w:type="dxa"/>
-              <w:bottom w:w="90" w:type="dxa"/>
-              <w:end w:w="90" w:type="dxa"/>
+              <w:top w:w="70" w:type="dxa"/>
+              <w:start w:w="85" w:type="dxa"/>
+              <w:bottom w:w="70" w:type="dxa"/>
+              <w:end w:w="85" w:type="dxa"/>
             </w:tcMar>
             <w:vAlign w:val="center"/>
           </w:tcPr>
@@ -2555,7 +2595,7 @@
               <w:rPr>
                 <w:rFonts w:ascii="Noto Sans CJK SC" w:hAnsi="Noto Sans CJK SC" w:eastAsia="Noto Sans CJK SC"/>
                 <w:b w:val="0"/>
-                <w:sz w:val="18"/>
+                <w:sz w:val="17"/>
               </w:rPr>
               <w:t>获取系统级 Temperature Signal</w:t>
             </w:r>
@@ -2565,10 +2605,10 @@
           <w:tcPr>
             <w:tcW w:type="dxa" w:w="3331"/>
             <w:tcMar>
-              <w:top w:w="90" w:type="dxa"/>
-              <w:start w:w="90" w:type="dxa"/>
-              <w:bottom w:w="90" w:type="dxa"/>
-              <w:end w:w="90" w:type="dxa"/>
+              <w:top w:w="70" w:type="dxa"/>
+              <w:start w:w="85" w:type="dxa"/>
+              <w:bottom w:w="70" w:type="dxa"/>
+              <w:end w:w="85" w:type="dxa"/>
             </w:tcMar>
             <w:vAlign w:val="center"/>
           </w:tcPr>
@@ -2580,7 +2620,7 @@
               <w:rPr>
                 <w:rFonts w:ascii="Noto Sans CJK SC" w:hAnsi="Noto Sans CJK SC" w:eastAsia="Noto Sans CJK SC"/>
                 <w:b w:val="0"/>
-                <w:sz w:val="18"/>
+                <w:sz w:val="17"/>
               </w:rPr>
               <w:t>BASELINE</w:t>
             </w:r>
@@ -2592,10 +2632,10 @@
           <w:tcPr>
             <w:tcW w:type="dxa" w:w="3331"/>
             <w:tcMar>
-              <w:top w:w="90" w:type="dxa"/>
-              <w:start w:w="90" w:type="dxa"/>
-              <w:bottom w:w="90" w:type="dxa"/>
-              <w:end w:w="90" w:type="dxa"/>
+              <w:top w:w="70" w:type="dxa"/>
+              <w:start w:w="85" w:type="dxa"/>
+              <w:bottom w:w="70" w:type="dxa"/>
+              <w:end w:w="85" w:type="dxa"/>
             </w:tcMar>
             <w:vAlign w:val="center"/>
           </w:tcPr>
@@ -2607,7 +2647,7 @@
               <w:rPr>
                 <w:rFonts w:ascii="Noto Sans CJK SC" w:hAnsi="Noto Sans CJK SC" w:eastAsia="Noto Sans CJK SC"/>
                 <w:b w:val="0"/>
-                <w:sz w:val="18"/>
+                <w:sz w:val="17"/>
               </w:rPr>
               <w:t>Cooling Demand Decision</w:t>
             </w:r>
@@ -2617,10 +2657,10 @@
           <w:tcPr>
             <w:tcW w:type="dxa" w:w="3331"/>
             <w:tcMar>
-              <w:top w:w="90" w:type="dxa"/>
-              <w:start w:w="90" w:type="dxa"/>
-              <w:bottom w:w="90" w:type="dxa"/>
-              <w:end w:w="90" w:type="dxa"/>
+              <w:top w:w="70" w:type="dxa"/>
+              <w:start w:w="85" w:type="dxa"/>
+              <w:bottom w:w="70" w:type="dxa"/>
+              <w:end w:w="85" w:type="dxa"/>
             </w:tcMar>
             <w:vAlign w:val="center"/>
           </w:tcPr>
@@ -2632,7 +2672,7 @@
               <w:rPr>
                 <w:rFonts w:ascii="Noto Sans CJK SC" w:hAnsi="Noto Sans CJK SC" w:eastAsia="Noto Sans CJK SC"/>
                 <w:b w:val="0"/>
-                <w:sz w:val="18"/>
+                <w:sz w:val="17"/>
               </w:rPr>
               <w:t>根据系统热状态决定所需冷却程度</w:t>
             </w:r>
@@ -2642,10 +2682,10 @@
           <w:tcPr>
             <w:tcW w:type="dxa" w:w="3331"/>
             <w:tcMar>
-              <w:top w:w="90" w:type="dxa"/>
-              <w:start w:w="90" w:type="dxa"/>
-              <w:bottom w:w="90" w:type="dxa"/>
-              <w:end w:w="90" w:type="dxa"/>
+              <w:top w:w="70" w:type="dxa"/>
+              <w:start w:w="85" w:type="dxa"/>
+              <w:bottom w:w="70" w:type="dxa"/>
+              <w:end w:w="85" w:type="dxa"/>
             </w:tcMar>
             <w:vAlign w:val="center"/>
           </w:tcPr>
@@ -2657,7 +2697,7 @@
               <w:rPr>
                 <w:rFonts w:ascii="Noto Sans CJK SC" w:hAnsi="Noto Sans CJK SC" w:eastAsia="Noto Sans CJK SC"/>
                 <w:b w:val="0"/>
-                <w:sz w:val="18"/>
+                <w:sz w:val="17"/>
               </w:rPr>
               <w:t>BASELINE</w:t>
             </w:r>
@@ -2672,10 +2712,10 @@
           <w:tcPr>
             <w:tcW w:type="dxa" w:w="3331"/>
             <w:tcMar>
-              <w:top w:w="90" w:type="dxa"/>
-              <w:start w:w="90" w:type="dxa"/>
-              <w:bottom w:w="90" w:type="dxa"/>
-              <w:end w:w="90" w:type="dxa"/>
+              <w:top w:w="70" w:type="dxa"/>
+              <w:start w:w="85" w:type="dxa"/>
+              <w:bottom w:w="70" w:type="dxa"/>
+              <w:end w:w="85" w:type="dxa"/>
             </w:tcMar>
             <w:vAlign w:val="center"/>
           </w:tcPr>
@@ -2687,7 +2727,7 @@
               <w:rPr>
                 <w:rFonts w:ascii="Noto Sans CJK SC" w:hAnsi="Noto Sans CJK SC" w:eastAsia="Noto Sans CJK SC"/>
                 <w:b w:val="0"/>
-                <w:sz w:val="18"/>
+                <w:sz w:val="17"/>
               </w:rPr>
               <w:t>Command Generation</w:t>
             </w:r>
@@ -2697,10 +2737,10 @@
           <w:tcPr>
             <w:tcW w:type="dxa" w:w="3331"/>
             <w:tcMar>
-              <w:top w:w="90" w:type="dxa"/>
-              <w:start w:w="90" w:type="dxa"/>
-              <w:bottom w:w="90" w:type="dxa"/>
-              <w:end w:w="90" w:type="dxa"/>
+              <w:top w:w="70" w:type="dxa"/>
+              <w:start w:w="85" w:type="dxa"/>
+              <w:bottom w:w="70" w:type="dxa"/>
+              <w:end w:w="85" w:type="dxa"/>
             </w:tcMar>
             <w:vAlign w:val="center"/>
           </w:tcPr>
@@ -2721,10 +2761,10 @@
           <w:tcPr>
             <w:tcW w:type="dxa" w:w="3331"/>
             <w:tcMar>
-              <w:top w:w="90" w:type="dxa"/>
-              <w:start w:w="90" w:type="dxa"/>
-              <w:bottom w:w="90" w:type="dxa"/>
-              <w:end w:w="90" w:type="dxa"/>
+              <w:top w:w="70" w:type="dxa"/>
+              <w:start w:w="85" w:type="dxa"/>
+              <w:bottom w:w="70" w:type="dxa"/>
+              <w:end w:w="85" w:type="dxa"/>
             </w:tcMar>
             <w:vAlign w:val="center"/>
           </w:tcPr>
@@ -2747,10 +2787,10 @@
           <w:tcPr>
             <w:tcW w:type="dxa" w:w="3331"/>
             <w:tcMar>
-              <w:top w:w="90" w:type="dxa"/>
-              <w:start w:w="90" w:type="dxa"/>
-              <w:bottom w:w="90" w:type="dxa"/>
-              <w:end w:w="90" w:type="dxa"/>
+              <w:top w:w="70" w:type="dxa"/>
+              <w:start w:w="85" w:type="dxa"/>
+              <w:bottom w:w="70" w:type="dxa"/>
+              <w:end w:w="85" w:type="dxa"/>
             </w:tcMar>
             <w:vAlign w:val="center"/>
           </w:tcPr>
@@ -2762,7 +2802,7 @@
               <w:rPr>
                 <w:rFonts w:ascii="Noto Sans CJK SC" w:hAnsi="Noto Sans CJK SC" w:eastAsia="Noto Sans CJK SC"/>
                 <w:b w:val="0"/>
-                <w:sz w:val="18"/>
+                <w:sz w:val="17"/>
               </w:rPr>
               <w:t>Node Supervision</w:t>
             </w:r>
@@ -2772,10 +2812,10 @@
           <w:tcPr>
             <w:tcW w:type="dxa" w:w="3331"/>
             <w:tcMar>
-              <w:top w:w="90" w:type="dxa"/>
-              <w:start w:w="90" w:type="dxa"/>
-              <w:bottom w:w="90" w:type="dxa"/>
-              <w:end w:w="90" w:type="dxa"/>
+              <w:top w:w="70" w:type="dxa"/>
+              <w:start w:w="85" w:type="dxa"/>
+              <w:bottom w:w="70" w:type="dxa"/>
+              <w:end w:w="85" w:type="dxa"/>
             </w:tcMar>
             <w:vAlign w:val="center"/>
           </w:tcPr>
@@ -2787,7 +2827,7 @@
               <w:rPr>
                 <w:rFonts w:ascii="Noto Sans CJK SC" w:hAnsi="Noto Sans CJK SC" w:eastAsia="Noto Sans CJK SC"/>
                 <w:b w:val="0"/>
-                <w:sz w:val="18"/>
+                <w:sz w:val="17"/>
               </w:rPr>
               <w:t>监督 Node A 的状态/通信新鲜度与可用性；Heartbeat / Alive Counter 具体机制后续定义</w:t>
             </w:r>
@@ -2797,10 +2837,10 @@
           <w:tcPr>
             <w:tcW w:type="dxa" w:w="3331"/>
             <w:tcMar>
-              <w:top w:w="90" w:type="dxa"/>
-              <w:start w:w="90" w:type="dxa"/>
-              <w:bottom w:w="90" w:type="dxa"/>
-              <w:end w:w="90" w:type="dxa"/>
+              <w:top w:w="70" w:type="dxa"/>
+              <w:start w:w="85" w:type="dxa"/>
+              <w:bottom w:w="70" w:type="dxa"/>
+              <w:end w:w="85" w:type="dxa"/>
             </w:tcMar>
             <w:vAlign w:val="center"/>
           </w:tcPr>
@@ -2812,7 +2852,7 @@
               <w:rPr>
                 <w:rFonts w:ascii="Noto Sans CJK SC" w:hAnsi="Noto Sans CJK SC" w:eastAsia="Noto Sans CJK SC"/>
                 <w:b w:val="0"/>
-                <w:sz w:val="18"/>
+                <w:sz w:val="17"/>
               </w:rPr>
               <w:t>BASELINE；具体机制 TBD</w:t>
             </w:r>
@@ -2824,10 +2864,10 @@
           <w:tcPr>
             <w:tcW w:type="dxa" w:w="3331"/>
             <w:tcMar>
-              <w:top w:w="90" w:type="dxa"/>
-              <w:start w:w="90" w:type="dxa"/>
-              <w:bottom w:w="90" w:type="dxa"/>
-              <w:end w:w="90" w:type="dxa"/>
+              <w:top w:w="70" w:type="dxa"/>
+              <w:start w:w="85" w:type="dxa"/>
+              <w:bottom w:w="70" w:type="dxa"/>
+              <w:end w:w="85" w:type="dxa"/>
             </w:tcMar>
             <w:vAlign w:val="center"/>
           </w:tcPr>
@@ -2839,7 +2879,7 @@
               <w:rPr>
                 <w:rFonts w:ascii="Noto Sans CJK SC" w:hAnsi="Noto Sans CJK SC" w:eastAsia="Noto Sans CJK SC"/>
                 <w:b w:val="0"/>
-                <w:sz w:val="18"/>
+                <w:sz w:val="17"/>
               </w:rPr>
               <w:t>System-Level Fault Management</w:t>
             </w:r>
@@ -2849,10 +2889,54 @@
           <w:tcPr>
             <w:tcW w:type="dxa" w:w="3331"/>
             <w:tcMar>
-              <w:top w:w="90" w:type="dxa"/>
-              <w:start w:w="90" w:type="dxa"/>
-              <w:bottom w:w="90" w:type="dxa"/>
-              <w:end w:w="90" w:type="dxa"/>
+              <w:top w:w="70" w:type="dxa"/>
+              <w:start w:w="85" w:type="dxa"/>
+              <w:bottom w:w="70" w:type="dxa"/>
+              <w:end w:w="85" w:type="dxa"/>
+            </w:tcMar>
+            <w:vAlign w:val="center"/>
+          </w:tcPr>
+          <w:p>
+            <w:r>
+              <w:rPr>
+                <w:rFonts w:ascii="Noto Sans CJK SC" w:hAnsi="Noto Sans CJK SC" w:eastAsia="Noto Sans CJK SC"/>
+                <w:sz w:val="17"/>
+              </w:rPr>
+              <w:t>汇总系统级故障、接收 Node A 本地 Fault Status，并基于 Functional Availability / Observability 管理系统模式</w:t>
+            </w:r>
+          </w:p>
+        </w:tc>
+        <w:tc>
+          <w:tcPr>
+            <w:tcW w:type="dxa" w:w="3331"/>
+            <w:tcMar>
+              <w:top w:w="70" w:type="dxa"/>
+              <w:start w:w="85" w:type="dxa"/>
+              <w:bottom w:w="70" w:type="dxa"/>
+              <w:end w:w="85" w:type="dxa"/>
+            </w:tcMar>
+            <w:vAlign w:val="center"/>
+          </w:tcPr>
+          <w:p>
+            <w:r>
+              <w:rPr>
+                <w:rFonts w:ascii="Noto Sans CJK SC" w:hAnsi="Noto Sans CJK SC" w:eastAsia="Noto Sans CJK SC"/>
+                <w:sz w:val="17"/>
+              </w:rPr>
+              <w:t>BASELINE；详细 Fault 定义见 Fault List v0.1</w:t>
+            </w:r>
+          </w:p>
+        </w:tc>
+      </w:tr>
+      <w:tr>
+        <w:tc>
+          <w:tcPr>
+            <w:tcW w:type="dxa" w:w="3331"/>
+            <w:tcMar>
+              <w:top w:w="70" w:type="dxa"/>
+              <w:start w:w="85" w:type="dxa"/>
+              <w:bottom w:w="70" w:type="dxa"/>
+              <w:end w:w="85" w:type="dxa"/>
             </w:tcMar>
             <w:vAlign w:val="center"/>
           </w:tcPr>
@@ -2864,9 +2948,9 @@
               <w:rPr>
                 <w:rFonts w:ascii="Noto Sans CJK SC" w:hAnsi="Noto Sans CJK SC" w:eastAsia="Noto Sans CJK SC"/>
                 <w:b w:val="0"/>
-                <w:sz w:val="18"/>
-              </w:rPr>
-              <w:t>汇总系统级故障并影响系统状态</w:t>
+                <w:sz w:val="17"/>
+              </w:rPr>
+              <w:t>Diagnostics Coordination</w:t>
             </w:r>
           </w:p>
         </w:tc>
@@ -2874,10 +2958,54 @@
           <w:tcPr>
             <w:tcW w:type="dxa" w:w="3331"/>
             <w:tcMar>
-              <w:top w:w="90" w:type="dxa"/>
-              <w:start w:w="90" w:type="dxa"/>
-              <w:bottom w:w="90" w:type="dxa"/>
-              <w:end w:w="90" w:type="dxa"/>
+              <w:top w:w="70" w:type="dxa"/>
+              <w:start w:w="85" w:type="dxa"/>
+              <w:bottom w:w="70" w:type="dxa"/>
+              <w:end w:w="85" w:type="dxa"/>
+            </w:tcMar>
+            <w:vAlign w:val="center"/>
+          </w:tcPr>
+          <w:p>
+            <w:r>
+              <w:rPr>
+                <w:rFonts w:ascii="Noto Sans CJK SC" w:hAnsi="Noto Sans CJK SC" w:eastAsia="Noto Sans CJK SC"/>
+                <w:sz w:val="17"/>
+              </w:rPr>
+              <w:t>承担系统级诊断协调与 DTC 管理的主要责任；Node A 提供本地 Fault Status / evidence</w:t>
+            </w:r>
+          </w:p>
+        </w:tc>
+        <w:tc>
+          <w:tcPr>
+            <w:tcW w:type="dxa" w:w="3331"/>
+            <w:tcMar>
+              <w:top w:w="70" w:type="dxa"/>
+              <w:start w:w="85" w:type="dxa"/>
+              <w:bottom w:w="70" w:type="dxa"/>
+              <w:end w:w="85" w:type="dxa"/>
+            </w:tcMar>
+            <w:vAlign w:val="center"/>
+          </w:tcPr>
+          <w:p>
+            <w:r>
+              <w:rPr>
+                <w:rFonts w:ascii="Noto Sans CJK SC" w:hAnsi="Noto Sans CJK SC" w:eastAsia="Noto Sans CJK SC"/>
+                <w:sz w:val="17"/>
+              </w:rPr>
+              <w:t>BASELINE responsibility；DTC 存储/清除规则 TBD</w:t>
+            </w:r>
+          </w:p>
+        </w:tc>
+      </w:tr>
+      <w:tr>
+        <w:tc>
+          <w:tcPr>
+            <w:tcW w:type="dxa" w:w="3331"/>
+            <w:tcMar>
+              <w:top w:w="70" w:type="dxa"/>
+              <w:start w:w="85" w:type="dxa"/>
+              <w:bottom w:w="70" w:type="dxa"/>
+              <w:end w:w="85" w:type="dxa"/>
             </w:tcMar>
             <w:vAlign w:val="center"/>
           </w:tcPr>
@@ -2889,36 +3017,30 @@
               <w:rPr>
                 <w:rFonts w:ascii="Noto Sans CJK SC" w:hAnsi="Noto Sans CJK SC" w:eastAsia="Noto Sans CJK SC"/>
                 <w:b w:val="0"/>
-                <w:sz w:val="18"/>
-              </w:rPr>
-              <w:t>BASELINE；具体 Fault List TBD</w:t>
-            </w:r>
-          </w:p>
-        </w:tc>
-      </w:tr>
-      <w:tr>
+                <w:sz w:val="17"/>
+              </w:rPr>
+              <w:t>System State Management</w:t>
+            </w:r>
+          </w:p>
+        </w:tc>
         <w:tc>
           <w:tcPr>
             <w:tcW w:type="dxa" w:w="3331"/>
             <w:tcMar>
-              <w:top w:w="90" w:type="dxa"/>
-              <w:start w:w="90" w:type="dxa"/>
-              <w:bottom w:w="90" w:type="dxa"/>
-              <w:end w:w="90" w:type="dxa"/>
+              <w:top w:w="70" w:type="dxa"/>
+              <w:start w:w="85" w:type="dxa"/>
+              <w:bottom w:w="70" w:type="dxa"/>
+              <w:end w:w="85" w:type="dxa"/>
             </w:tcMar>
             <w:vAlign w:val="center"/>
           </w:tcPr>
           <w:p>
-            <w:pPr>
-              <w:spacing w:after="0"/>
-            </w:pPr>
-            <w:r>
-              <w:rPr>
-                <w:rFonts w:ascii="Noto Sans CJK SC" w:hAnsi="Noto Sans CJK SC" w:eastAsia="Noto Sans CJK SC"/>
-                <w:b w:val="0"/>
-                <w:sz w:val="18"/>
-              </w:rPr>
-              <w:t>Diagnostics Coordination</w:t>
+            <w:r>
+              <w:rPr>
+                <w:rFonts w:ascii="Noto Sans CJK SC" w:hAnsi="Noto Sans CJK SC" w:eastAsia="Noto Sans CJK SC"/>
+                <w:sz w:val="17"/>
+              </w:rPr>
+              <w:t>负责 INIT / NORMAL / DEGRADED / SAFE 的系统级模式管理，并在 Fault Set 变化后重新评估当前可用能力</w:t>
             </w:r>
           </w:p>
         </w:tc>
@@ -2926,126 +3048,20 @@
           <w:tcPr>
             <w:tcW w:type="dxa" w:w="3331"/>
             <w:tcMar>
-              <w:top w:w="90" w:type="dxa"/>
-              <w:start w:w="90" w:type="dxa"/>
-              <w:bottom w:w="90" w:type="dxa"/>
-              <w:end w:w="90" w:type="dxa"/>
+              <w:top w:w="70" w:type="dxa"/>
+              <w:start w:w="85" w:type="dxa"/>
+              <w:bottom w:w="70" w:type="dxa"/>
+              <w:end w:w="85" w:type="dxa"/>
             </w:tcMar>
             <w:vAlign w:val="center"/>
           </w:tcPr>
           <w:p>
-            <w:pPr>
-              <w:spacing w:after="0"/>
-            </w:pPr>
-            <w:r>
-              <w:rPr>
-                <w:rFonts w:ascii="Noto Sans CJK SC" w:hAnsi="Noto Sans CJK SC" w:eastAsia="Noto Sans CJK SC"/>
-                <w:b w:val="0"/>
-                <w:sz w:val="18"/>
-              </w:rPr>
-              <w:t>承担主要诊断入口/DTC 管理的候选位置</w:t>
-            </w:r>
-          </w:p>
-        </w:tc>
-        <w:tc>
-          <w:tcPr>
-            <w:tcW w:type="dxa" w:w="3331"/>
-            <w:tcMar>
-              <w:top w:w="90" w:type="dxa"/>
-              <w:start w:w="90" w:type="dxa"/>
-              <w:bottom w:w="90" w:type="dxa"/>
-              <w:end w:w="90" w:type="dxa"/>
-            </w:tcMar>
-            <w:vAlign w:val="center"/>
-          </w:tcPr>
-          <w:p>
-            <w:pPr>
-              <w:spacing w:after="0"/>
-            </w:pPr>
-            <w:r>
-              <w:rPr>
-                <w:rFonts w:ascii="Noto Sans CJK SC" w:hAnsi="Noto Sans CJK SC" w:eastAsia="Noto Sans CJK SC"/>
-                <w:b w:val="0"/>
-                <w:sz w:val="18"/>
-              </w:rPr>
-              <w:t>OPEN；需 Fault Architecture 后确认</w:t>
-            </w:r>
-          </w:p>
-        </w:tc>
-      </w:tr>
-      <w:tr>
-        <w:tc>
-          <w:tcPr>
-            <w:tcW w:type="dxa" w:w="3331"/>
-            <w:tcMar>
-              <w:top w:w="90" w:type="dxa"/>
-              <w:start w:w="90" w:type="dxa"/>
-              <w:bottom w:w="90" w:type="dxa"/>
-              <w:end w:w="90" w:type="dxa"/>
-            </w:tcMar>
-            <w:vAlign w:val="center"/>
-          </w:tcPr>
-          <w:p>
-            <w:pPr>
-              <w:spacing w:after="0"/>
-            </w:pPr>
-            <w:r>
-              <w:rPr>
-                <w:rFonts w:ascii="Noto Sans CJK SC" w:hAnsi="Noto Sans CJK SC" w:eastAsia="Noto Sans CJK SC"/>
-                <w:b w:val="0"/>
-                <w:sz w:val="18"/>
-              </w:rPr>
-              <w:t>System State Management</w:t>
-            </w:r>
-          </w:p>
-        </w:tc>
-        <w:tc>
-          <w:tcPr>
-            <w:tcW w:type="dxa" w:w="3331"/>
-            <w:tcMar>
-              <w:top w:w="90" w:type="dxa"/>
-              <w:start w:w="90" w:type="dxa"/>
-              <w:bottom w:w="90" w:type="dxa"/>
-              <w:end w:w="90" w:type="dxa"/>
-            </w:tcMar>
-            <w:vAlign w:val="center"/>
-          </w:tcPr>
-          <w:p>
-            <w:pPr>
-              <w:spacing w:after="0"/>
-            </w:pPr>
-            <w:r>
-              <w:rPr>
-                <w:rFonts w:ascii="Noto Sans CJK SC" w:hAnsi="Noto Sans CJK SC" w:eastAsia="Noto Sans CJK SC"/>
-                <w:b w:val="0"/>
-                <w:sz w:val="18"/>
-              </w:rPr>
-              <w:t>负责系统级运行状态与降级/故障状态的管理；具体 State/Mode 名称与转移条件后续结合 Fault Reaction 定义</w:t>
-            </w:r>
-          </w:p>
-        </w:tc>
-        <w:tc>
-          <w:tcPr>
-            <w:tcW w:type="dxa" w:w="3331"/>
-            <w:tcMar>
-              <w:top w:w="90" w:type="dxa"/>
-              <w:start w:w="90" w:type="dxa"/>
-              <w:bottom w:w="90" w:type="dxa"/>
-              <w:end w:w="90" w:type="dxa"/>
-            </w:tcMar>
-            <w:vAlign w:val="center"/>
-          </w:tcPr>
-          <w:p>
-            <w:pPr>
-              <w:spacing w:after="0"/>
-            </w:pPr>
-            <w:r>
-              <w:rPr>
-                <w:rFonts w:ascii="Noto Sans CJK SC" w:hAnsi="Noto Sans CJK SC" w:eastAsia="Noto Sans CJK SC"/>
-                <w:b w:val="0"/>
-                <w:sz w:val="18"/>
-              </w:rPr>
-              <w:t>BASELINE role；具体状态机 TBD</w:t>
+            <w:r>
+              <w:rPr>
+                <w:rFonts w:ascii="Noto Sans CJK SC" w:hAnsi="Noto Sans CJK SC" w:eastAsia="Noto Sans CJK SC"/>
+                <w:sz w:val="17"/>
+              </w:rPr>
+              <w:t>BASELINE；精确转移/恢复计时 TBD</w:t>
             </w:r>
           </w:p>
         </w:tc>
@@ -3155,16 +3171,17 @@
       <w:tr>
         <w:trPr>
           <w:tblHeader w:val="true"/>
+          <w:tblHeader w:val="true"/>
         </w:trPr>
         <w:tc>
           <w:tcPr>
             <w:tcW w:type="dxa" w:w="3331"/>
             <w:shd w:fill="16324F"/>
             <w:tcMar>
-              <w:top w:w="90" w:type="dxa"/>
-              <w:start w:w="90" w:type="dxa"/>
-              <w:bottom w:w="90" w:type="dxa"/>
-              <w:end w:w="90" w:type="dxa"/>
+              <w:top w:w="70" w:type="dxa"/>
+              <w:start w:w="85" w:type="dxa"/>
+              <w:bottom w:w="70" w:type="dxa"/>
+              <w:end w:w="85" w:type="dxa"/>
             </w:tcMar>
           </w:tcPr>
           <w:p>
@@ -3176,7 +3193,7 @@
                 <w:rFonts w:ascii="Noto Sans CJK SC" w:hAnsi="Noto Sans CJK SC" w:eastAsia="Noto Sans CJK SC"/>
                 <w:b/>
                 <w:color w:val="FFFFFF"/>
-                <w:sz w:val="18"/>
+                <w:sz w:val="17"/>
               </w:rPr>
               <w:t>职责</w:t>
             </w:r>
@@ -3187,10 +3204,10 @@
             <w:tcW w:type="dxa" w:w="3331"/>
             <w:shd w:fill="16324F"/>
             <w:tcMar>
-              <w:top w:w="90" w:type="dxa"/>
-              <w:start w:w="90" w:type="dxa"/>
-              <w:bottom w:w="90" w:type="dxa"/>
-              <w:end w:w="90" w:type="dxa"/>
+              <w:top w:w="70" w:type="dxa"/>
+              <w:start w:w="85" w:type="dxa"/>
+              <w:bottom w:w="70" w:type="dxa"/>
+              <w:end w:w="85" w:type="dxa"/>
             </w:tcMar>
           </w:tcPr>
           <w:p>
@@ -3202,7 +3219,7 @@
                 <w:rFonts w:ascii="Noto Sans CJK SC" w:hAnsi="Noto Sans CJK SC" w:eastAsia="Noto Sans CJK SC"/>
                 <w:b/>
                 <w:color w:val="FFFFFF"/>
-                <w:sz w:val="18"/>
+                <w:sz w:val="17"/>
               </w:rPr>
               <w:t>当前定义</w:t>
             </w:r>
@@ -3213,10 +3230,10 @@
             <w:tcW w:type="dxa" w:w="3331"/>
             <w:shd w:fill="16324F"/>
             <w:tcMar>
-              <w:top w:w="90" w:type="dxa"/>
-              <w:start w:w="90" w:type="dxa"/>
-              <w:bottom w:w="90" w:type="dxa"/>
-              <w:end w:w="90" w:type="dxa"/>
+              <w:top w:w="70" w:type="dxa"/>
+              <w:start w:w="85" w:type="dxa"/>
+              <w:bottom w:w="70" w:type="dxa"/>
+              <w:end w:w="85" w:type="dxa"/>
             </w:tcMar>
           </w:tcPr>
           <w:p>
@@ -3228,7 +3245,7 @@
                 <w:rFonts w:ascii="Noto Sans CJK SC" w:hAnsi="Noto Sans CJK SC" w:eastAsia="Noto Sans CJK SC"/>
                 <w:b/>
                 <w:color w:val="FFFFFF"/>
-                <w:sz w:val="18"/>
+                <w:sz w:val="17"/>
               </w:rPr>
               <w:t>状态</w:t>
             </w:r>
@@ -3240,10 +3257,10 @@
           <w:tcPr>
             <w:tcW w:type="dxa" w:w="3331"/>
             <w:tcMar>
-              <w:top w:w="90" w:type="dxa"/>
-              <w:start w:w="90" w:type="dxa"/>
-              <w:bottom w:w="90" w:type="dxa"/>
-              <w:end w:w="90" w:type="dxa"/>
+              <w:top w:w="70" w:type="dxa"/>
+              <w:start w:w="85" w:type="dxa"/>
+              <w:bottom w:w="70" w:type="dxa"/>
+              <w:end w:w="85" w:type="dxa"/>
             </w:tcMar>
             <w:vAlign w:val="center"/>
           </w:tcPr>
@@ -3255,7 +3272,7 @@
               <w:rPr>
                 <w:rFonts w:ascii="Noto Sans CJK SC" w:hAnsi="Noto Sans CJK SC" w:eastAsia="Noto Sans CJK SC"/>
                 <w:b w:val="0"/>
-                <w:sz w:val="18"/>
+                <w:sz w:val="17"/>
               </w:rPr>
               <w:t>Command Reception &amp; Validation</w:t>
             </w:r>
@@ -3265,10 +3282,10 @@
           <w:tcPr>
             <w:tcW w:type="dxa" w:w="3331"/>
             <w:tcMar>
-              <w:top w:w="90" w:type="dxa"/>
-              <w:start w:w="90" w:type="dxa"/>
-              <w:bottom w:w="90" w:type="dxa"/>
-              <w:end w:w="90" w:type="dxa"/>
+              <w:top w:w="70" w:type="dxa"/>
+              <w:start w:w="85" w:type="dxa"/>
+              <w:bottom w:w="70" w:type="dxa"/>
+              <w:end w:w="85" w:type="dxa"/>
             </w:tcMar>
             <w:vAlign w:val="center"/>
           </w:tcPr>
@@ -3289,10 +3306,10 @@
           <w:tcPr>
             <w:tcW w:type="dxa" w:w="3331"/>
             <w:tcMar>
-              <w:top w:w="90" w:type="dxa"/>
-              <w:start w:w="90" w:type="dxa"/>
-              <w:bottom w:w="90" w:type="dxa"/>
-              <w:end w:w="90" w:type="dxa"/>
+              <w:top w:w="70" w:type="dxa"/>
+              <w:start w:w="85" w:type="dxa"/>
+              <w:bottom w:w="70" w:type="dxa"/>
+              <w:end w:w="85" w:type="dxa"/>
             </w:tcMar>
             <w:vAlign w:val="center"/>
           </w:tcPr>
@@ -3315,10 +3332,10 @@
           <w:tcPr>
             <w:tcW w:type="dxa" w:w="3331"/>
             <w:tcMar>
-              <w:top w:w="90" w:type="dxa"/>
-              <w:start w:w="90" w:type="dxa"/>
-              <w:bottom w:w="90" w:type="dxa"/>
-              <w:end w:w="90" w:type="dxa"/>
+              <w:top w:w="70" w:type="dxa"/>
+              <w:start w:w="85" w:type="dxa"/>
+              <w:bottom w:w="70" w:type="dxa"/>
+              <w:end w:w="85" w:type="dxa"/>
             </w:tcMar>
             <w:vAlign w:val="center"/>
           </w:tcPr>
@@ -3330,7 +3347,7 @@
               <w:rPr>
                 <w:rFonts w:ascii="Noto Sans CJK SC" w:hAnsi="Noto Sans CJK SC" w:eastAsia="Noto Sans CJK SC"/>
                 <w:b w:val="0"/>
-                <w:sz w:val="18"/>
+                <w:sz w:val="17"/>
               </w:rPr>
               <w:t>Demand Mapping &amp; Fan Control</w:t>
             </w:r>
@@ -3340,10 +3357,10 @@
           <w:tcPr>
             <w:tcW w:type="dxa" w:w="3331"/>
             <w:tcMar>
-              <w:top w:w="90" w:type="dxa"/>
-              <w:start w:w="90" w:type="dxa"/>
-              <w:bottom w:w="90" w:type="dxa"/>
-              <w:end w:w="90" w:type="dxa"/>
+              <w:top w:w="70" w:type="dxa"/>
+              <w:start w:w="85" w:type="dxa"/>
+              <w:bottom w:w="70" w:type="dxa"/>
+              <w:end w:w="85" w:type="dxa"/>
             </w:tcMar>
             <w:vAlign w:val="center"/>
           </w:tcPr>
@@ -3355,7 +3372,7 @@
               <w:rPr>
                 <w:rFonts w:ascii="Noto Sans CJK SC" w:hAnsi="Noto Sans CJK SC" w:eastAsia="Noto Sans CJK SC"/>
                 <w:b w:val="0"/>
-                <w:sz w:val="18"/>
+                <w:sz w:val="17"/>
               </w:rPr>
               <w:t>将 Cooling Demand 映射为内部 Target Fan Speed，并执行本地转速闭环，生成 PWM / equivalent 驱动命令</w:t>
             </w:r>
@@ -3365,10 +3382,10 @@
           <w:tcPr>
             <w:tcW w:type="dxa" w:w="3331"/>
             <w:tcMar>
-              <w:top w:w="90" w:type="dxa"/>
-              <w:start w:w="90" w:type="dxa"/>
-              <w:bottom w:w="90" w:type="dxa"/>
-              <w:end w:w="90" w:type="dxa"/>
+              <w:top w:w="70" w:type="dxa"/>
+              <w:start w:w="85" w:type="dxa"/>
+              <w:bottom w:w="70" w:type="dxa"/>
+              <w:end w:w="85" w:type="dxa"/>
             </w:tcMar>
             <w:vAlign w:val="center"/>
           </w:tcPr>
@@ -3380,7 +3397,7 @@
               <w:rPr>
                 <w:rFonts w:ascii="Noto Sans CJK SC" w:hAnsi="Noto Sans CJK SC" w:eastAsia="Noto Sans CJK SC"/>
                 <w:b w:val="0"/>
-                <w:sz w:val="18"/>
+                <w:sz w:val="17"/>
               </w:rPr>
               <w:t>BASELINE；映射与控制器形式 TBD</w:t>
             </w:r>
@@ -3392,10 +3409,10 @@
           <w:tcPr>
             <w:tcW w:type="dxa" w:w="3331"/>
             <w:tcMar>
-              <w:top w:w="90" w:type="dxa"/>
-              <w:start w:w="90" w:type="dxa"/>
-              <w:bottom w:w="90" w:type="dxa"/>
-              <w:end w:w="90" w:type="dxa"/>
+              <w:top w:w="70" w:type="dxa"/>
+              <w:start w:w="85" w:type="dxa"/>
+              <w:bottom w:w="70" w:type="dxa"/>
+              <w:end w:w="85" w:type="dxa"/>
             </w:tcMar>
             <w:vAlign w:val="center"/>
           </w:tcPr>
@@ -3407,7 +3424,7 @@
               <w:rPr>
                 <w:rFonts w:ascii="Noto Sans CJK SC" w:hAnsi="Noto Sans CJK SC" w:eastAsia="Noto Sans CJK SC"/>
                 <w:b w:val="0"/>
-                <w:sz w:val="18"/>
+                <w:sz w:val="17"/>
               </w:rPr>
               <w:t>RPM Feedback Acquisition</w:t>
             </w:r>
@@ -3417,10 +3434,10 @@
           <w:tcPr>
             <w:tcW w:type="dxa" w:w="3331"/>
             <w:tcMar>
-              <w:top w:w="90" w:type="dxa"/>
-              <w:start w:w="90" w:type="dxa"/>
-              <w:bottom w:w="90" w:type="dxa"/>
-              <w:end w:w="90" w:type="dxa"/>
+              <w:top w:w="70" w:type="dxa"/>
+              <w:start w:w="85" w:type="dxa"/>
+              <w:bottom w:w="70" w:type="dxa"/>
+              <w:end w:w="85" w:type="dxa"/>
             </w:tcMar>
             <w:vAlign w:val="center"/>
           </w:tcPr>
@@ -3432,7 +3449,7 @@
               <w:rPr>
                 <w:rFonts w:ascii="Noto Sans CJK SC" w:hAnsi="Noto Sans CJK SC" w:eastAsia="Noto Sans CJK SC"/>
                 <w:b w:val="0"/>
-                <w:sz w:val="18"/>
+                <w:sz w:val="17"/>
               </w:rPr>
               <w:t>获取风扇实际转速，作为本地闭环控制与执行器诊断的公共反馈量</w:t>
             </w:r>
@@ -3442,10 +3459,10 @@
           <w:tcPr>
             <w:tcW w:type="dxa" w:w="3331"/>
             <w:tcMar>
-              <w:top w:w="90" w:type="dxa"/>
-              <w:start w:w="90" w:type="dxa"/>
-              <w:bottom w:w="90" w:type="dxa"/>
-              <w:end w:w="90" w:type="dxa"/>
+              <w:top w:w="70" w:type="dxa"/>
+              <w:start w:w="85" w:type="dxa"/>
+              <w:bottom w:w="70" w:type="dxa"/>
+              <w:end w:w="85" w:type="dxa"/>
             </w:tcMar>
             <w:vAlign w:val="center"/>
           </w:tcPr>
@@ -3457,7 +3474,7 @@
               <w:rPr>
                 <w:rFonts w:ascii="Noto Sans CJK SC" w:hAnsi="Noto Sans CJK SC" w:eastAsia="Noto Sans CJK SC"/>
                 <w:b w:val="0"/>
-                <w:sz w:val="18"/>
+                <w:sz w:val="17"/>
               </w:rPr>
               <w:t>BASELINE</w:t>
             </w:r>
@@ -3469,10 +3486,10 @@
           <w:tcPr>
             <w:tcW w:type="dxa" w:w="3331"/>
             <w:tcMar>
-              <w:top w:w="90" w:type="dxa"/>
-              <w:start w:w="90" w:type="dxa"/>
-              <w:bottom w:w="90" w:type="dxa"/>
-              <w:end w:w="90" w:type="dxa"/>
+              <w:top w:w="70" w:type="dxa"/>
+              <w:start w:w="85" w:type="dxa"/>
+              <w:bottom w:w="70" w:type="dxa"/>
+              <w:end w:w="85" w:type="dxa"/>
             </w:tcMar>
             <w:vAlign w:val="center"/>
           </w:tcPr>
@@ -3484,7 +3501,7 @@
               <w:rPr>
                 <w:rFonts w:ascii="Noto Sans CJK SC" w:hAnsi="Noto Sans CJK SC" w:eastAsia="Noto Sans CJK SC"/>
                 <w:b w:val="0"/>
-                <w:sz w:val="18"/>
+                <w:sz w:val="17"/>
               </w:rPr>
               <w:t>Motor Current Monitoring</w:t>
             </w:r>
@@ -3494,10 +3511,10 @@
           <w:tcPr>
             <w:tcW w:type="dxa" w:w="3331"/>
             <w:tcMar>
-              <w:top w:w="90" w:type="dxa"/>
-              <w:start w:w="90" w:type="dxa"/>
-              <w:bottom w:w="90" w:type="dxa"/>
-              <w:end w:w="90" w:type="dxa"/>
+              <w:top w:w="70" w:type="dxa"/>
+              <w:start w:w="85" w:type="dxa"/>
+              <w:bottom w:w="70" w:type="dxa"/>
+              <w:end w:w="85" w:type="dxa"/>
             </w:tcMar>
             <w:vAlign w:val="center"/>
           </w:tcPr>
@@ -3509,7 +3526,7 @@
               <w:rPr>
                 <w:rFonts w:ascii="Noto Sans CJK SC" w:hAnsi="Noto Sans CJK SC" w:eastAsia="Noto Sans CJK SC"/>
                 <w:b w:val="0"/>
-                <w:sz w:val="18"/>
+                <w:sz w:val="17"/>
               </w:rPr>
               <w:t>获取电机电流，主要用于本地监测、保护及诊断，不作为正常转速闭环的主反馈量</w:t>
             </w:r>
@@ -3519,10 +3536,10 @@
           <w:tcPr>
             <w:tcW w:type="dxa" w:w="3331"/>
             <w:tcMar>
-              <w:top w:w="90" w:type="dxa"/>
-              <w:start w:w="90" w:type="dxa"/>
-              <w:bottom w:w="90" w:type="dxa"/>
-              <w:end w:w="90" w:type="dxa"/>
+              <w:top w:w="70" w:type="dxa"/>
+              <w:start w:w="85" w:type="dxa"/>
+              <w:bottom w:w="70" w:type="dxa"/>
+              <w:end w:w="85" w:type="dxa"/>
             </w:tcMar>
             <w:vAlign w:val="center"/>
           </w:tcPr>
@@ -3534,7 +3551,7 @@
               <w:rPr>
                 <w:rFonts w:ascii="Noto Sans CJK SC" w:hAnsi="Noto Sans CJK SC" w:eastAsia="Noto Sans CJK SC"/>
                 <w:b w:val="0"/>
-                <w:sz w:val="18"/>
+                <w:sz w:val="17"/>
               </w:rPr>
               <w:t>BASELINE</w:t>
             </w:r>
@@ -3546,10 +3563,10 @@
           <w:tcPr>
             <w:tcW w:type="dxa" w:w="3331"/>
             <w:tcMar>
-              <w:top w:w="90" w:type="dxa"/>
-              <w:start w:w="90" w:type="dxa"/>
-              <w:bottom w:w="90" w:type="dxa"/>
-              <w:end w:w="90" w:type="dxa"/>
+              <w:top w:w="70" w:type="dxa"/>
+              <w:start w:w="85" w:type="dxa"/>
+              <w:bottom w:w="70" w:type="dxa"/>
+              <w:end w:w="85" w:type="dxa"/>
             </w:tcMar>
             <w:vAlign w:val="center"/>
           </w:tcPr>
@@ -3561,7 +3578,7 @@
               <w:rPr>
                 <w:rFonts w:ascii="Noto Sans CJK SC" w:hAnsi="Noto Sans CJK SC" w:eastAsia="Noto Sans CJK SC"/>
                 <w:b w:val="0"/>
-                <w:sz w:val="18"/>
+                <w:sz w:val="17"/>
               </w:rPr>
               <w:t>Local Fault Detection</w:t>
             </w:r>
@@ -3571,10 +3588,54 @@
           <w:tcPr>
             <w:tcW w:type="dxa" w:w="3331"/>
             <w:tcMar>
-              <w:top w:w="90" w:type="dxa"/>
-              <w:start w:w="90" w:type="dxa"/>
-              <w:bottom w:w="90" w:type="dxa"/>
-              <w:end w:w="90" w:type="dxa"/>
+              <w:top w:w="70" w:type="dxa"/>
+              <w:start w:w="85" w:type="dxa"/>
+              <w:bottom w:w="70" w:type="dxa"/>
+              <w:end w:w="85" w:type="dxa"/>
+            </w:tcMar>
+            <w:vAlign w:val="center"/>
+          </w:tcPr>
+          <w:p>
+            <w:r>
+              <w:rPr>
+                <w:rFonts w:ascii="Noto Sans CJK SC" w:hAnsi="Noto Sans CJK SC" w:eastAsia="Noto Sans CJK SC"/>
+                <w:sz w:val="17"/>
+              </w:rPr>
+              <w:t>检测 FA-01~FA-07 范围内的执行器、反馈、供电与命令通信异常；详细定义见 Fault List v0.1</w:t>
+            </w:r>
+          </w:p>
+        </w:tc>
+        <w:tc>
+          <w:tcPr>
+            <w:tcW w:type="dxa" w:w="3331"/>
+            <w:tcMar>
+              <w:top w:w="70" w:type="dxa"/>
+              <w:start w:w="85" w:type="dxa"/>
+              <w:bottom w:w="70" w:type="dxa"/>
+              <w:end w:w="85" w:type="dxa"/>
+            </w:tcMar>
+            <w:vAlign w:val="center"/>
+          </w:tcPr>
+          <w:p>
+            <w:r>
+              <w:rPr>
+                <w:rFonts w:ascii="Noto Sans CJK SC" w:hAnsi="Noto Sans CJK SC" w:eastAsia="Noto Sans CJK SC"/>
+                <w:sz w:val="17"/>
+              </w:rPr>
+              <w:t>BASELINE；具体阈值/Qualification TBD</w:t>
+            </w:r>
+          </w:p>
+        </w:tc>
+      </w:tr>
+      <w:tr>
+        <w:tc>
+          <w:tcPr>
+            <w:tcW w:type="dxa" w:w="3331"/>
+            <w:tcMar>
+              <w:top w:w="70" w:type="dxa"/>
+              <w:start w:w="85" w:type="dxa"/>
+              <w:bottom w:w="70" w:type="dxa"/>
+              <w:end w:w="85" w:type="dxa"/>
             </w:tcMar>
             <w:vAlign w:val="center"/>
           </w:tcPr>
@@ -3586,9 +3647,9 @@
               <w:rPr>
                 <w:rFonts w:ascii="Noto Sans CJK SC" w:hAnsi="Noto Sans CJK SC" w:eastAsia="Noto Sans CJK SC"/>
                 <w:b w:val="0"/>
-                <w:sz w:val="18"/>
-              </w:rPr>
-              <w:t>检测执行器相关的堵转、速度偏差、反馈异常、过流等</w:t>
+                <w:sz w:val="17"/>
+              </w:rPr>
+              <w:t>Status Reporting</w:t>
             </w:r>
           </w:p>
         </w:tc>
@@ -3596,10 +3657,10 @@
           <w:tcPr>
             <w:tcW w:type="dxa" w:w="3331"/>
             <w:tcMar>
-              <w:top w:w="90" w:type="dxa"/>
-              <w:start w:w="90" w:type="dxa"/>
-              <w:bottom w:w="90" w:type="dxa"/>
-              <w:end w:w="90" w:type="dxa"/>
+              <w:top w:w="70" w:type="dxa"/>
+              <w:start w:w="85" w:type="dxa"/>
+              <w:bottom w:w="70" w:type="dxa"/>
+              <w:end w:w="85" w:type="dxa"/>
             </w:tcMar>
             <w:vAlign w:val="center"/>
           </w:tcPr>
@@ -3611,22 +3672,20 @@
               <w:rPr>
                 <w:rFonts w:ascii="Noto Sans CJK SC" w:hAnsi="Noto Sans CJK SC" w:eastAsia="Noto Sans CJK SC"/>
                 <w:b w:val="0"/>
-                <w:sz w:val="18"/>
-              </w:rPr>
-              <w:t>BASELINE；阈值/资格判定 TBD</w:t>
-            </w:r>
-          </w:p>
-        </w:tc>
-      </w:tr>
-      <w:tr>
+                <w:sz w:val="17"/>
+              </w:rPr>
+              <w:t>向 Node B 报告实际状态与本地故障</w:t>
+            </w:r>
+          </w:p>
+        </w:tc>
         <w:tc>
           <w:tcPr>
             <w:tcW w:type="dxa" w:w="3331"/>
             <w:tcMar>
-              <w:top w:w="90" w:type="dxa"/>
-              <w:start w:w="90" w:type="dxa"/>
-              <w:bottom w:w="90" w:type="dxa"/>
-              <w:end w:w="90" w:type="dxa"/>
+              <w:top w:w="70" w:type="dxa"/>
+              <w:start w:w="85" w:type="dxa"/>
+              <w:bottom w:w="70" w:type="dxa"/>
+              <w:end w:w="85" w:type="dxa"/>
             </w:tcMar>
             <w:vAlign w:val="center"/>
           </w:tcPr>
@@ -3638,20 +3697,22 @@
               <w:rPr>
                 <w:rFonts w:ascii="Noto Sans CJK SC" w:hAnsi="Noto Sans CJK SC" w:eastAsia="Noto Sans CJK SC"/>
                 <w:b w:val="0"/>
-                <w:sz w:val="18"/>
-              </w:rPr>
-              <w:t>Status Reporting</w:t>
-            </w:r>
-          </w:p>
-        </w:tc>
+                <w:sz w:val="17"/>
+              </w:rPr>
+              <w:t>BASELINE；CAN signals TBD</w:t>
+            </w:r>
+          </w:p>
+        </w:tc>
+      </w:tr>
+      <w:tr>
         <w:tc>
           <w:tcPr>
             <w:tcW w:type="dxa" w:w="3331"/>
             <w:tcMar>
-              <w:top w:w="90" w:type="dxa"/>
-              <w:start w:w="90" w:type="dxa"/>
-              <w:bottom w:w="90" w:type="dxa"/>
-              <w:end w:w="90" w:type="dxa"/>
+              <w:top w:w="70" w:type="dxa"/>
+              <w:start w:w="85" w:type="dxa"/>
+              <w:bottom w:w="70" w:type="dxa"/>
+              <w:end w:w="85" w:type="dxa"/>
             </w:tcMar>
             <w:vAlign w:val="center"/>
           </w:tcPr>
@@ -3663,9 +3724,9 @@
               <w:rPr>
                 <w:rFonts w:ascii="Noto Sans CJK SC" w:hAnsi="Noto Sans CJK SC" w:eastAsia="Noto Sans CJK SC"/>
                 <w:b w:val="0"/>
-                <w:sz w:val="18"/>
-              </w:rPr>
-              <w:t>向 Node B 报告实际状态与本地故障</w:t>
+                <w:sz w:val="17"/>
+              </w:rPr>
+              <w:t>Local Safe Reaction</w:t>
             </w:r>
           </w:p>
         </w:tc>
@@ -3673,10 +3734,54 @@
           <w:tcPr>
             <w:tcW w:type="dxa" w:w="3331"/>
             <w:tcMar>
-              <w:top w:w="90" w:type="dxa"/>
-              <w:start w:w="90" w:type="dxa"/>
-              <w:bottom w:w="90" w:type="dxa"/>
-              <w:end w:w="90" w:type="dxa"/>
+              <w:top w:w="70" w:type="dxa"/>
+              <w:start w:w="85" w:type="dxa"/>
+              <w:bottom w:w="70" w:type="dxa"/>
+              <w:end w:w="85" w:type="dxa"/>
+            </w:tcMar>
+            <w:vAlign w:val="center"/>
+          </w:tcPr>
+          <w:p>
+            <w:r>
+              <w:rPr>
+                <w:rFonts w:ascii="Noto Sans CJK SC" w:hAnsi="Noto Sans CJK SC" w:eastAsia="Noto Sans CJK SC"/>
+                <w:sz w:val="17"/>
+              </w:rPr>
+              <w:t>严重本地异常时可不依赖 CAN 立即保护；RPM 反馈丢失等可在 Fallback Eligibility 满足时进入受限运行</w:t>
+            </w:r>
+          </w:p>
+        </w:tc>
+        <w:tc>
+          <w:tcPr>
+            <w:tcW w:type="dxa" w:w="3331"/>
+            <w:tcMar>
+              <w:top w:w="70" w:type="dxa"/>
+              <w:start w:w="85" w:type="dxa"/>
+              <w:bottom w:w="70" w:type="dxa"/>
+              <w:end w:w="85" w:type="dxa"/>
+            </w:tcMar>
+            <w:vAlign w:val="center"/>
+          </w:tcPr>
+          <w:p>
+            <w:r>
+              <w:rPr>
+                <w:rFonts w:ascii="Noto Sans CJK SC" w:hAnsi="Noto Sans CJK SC" w:eastAsia="Noto Sans CJK SC"/>
+                <w:sz w:val="17"/>
+              </w:rPr>
+              <w:t>BASELINE capability；具体参数/重试策略 TBD</w:t>
+            </w:r>
+          </w:p>
+        </w:tc>
+      </w:tr>
+      <w:tr>
+        <w:tc>
+          <w:tcPr>
+            <w:tcW w:type="dxa" w:w="3331"/>
+            <w:tcMar>
+              <w:top w:w="70" w:type="dxa"/>
+              <w:start w:w="85" w:type="dxa"/>
+              <w:bottom w:w="70" w:type="dxa"/>
+              <w:end w:w="85" w:type="dxa"/>
             </w:tcMar>
             <w:vAlign w:val="center"/>
           </w:tcPr>
@@ -3688,22 +3793,20 @@
               <w:rPr>
                 <w:rFonts w:ascii="Noto Sans CJK SC" w:hAnsi="Noto Sans CJK SC" w:eastAsia="Noto Sans CJK SC"/>
                 <w:b w:val="0"/>
-                <w:sz w:val="18"/>
-              </w:rPr>
-              <w:t>BASELINE；CAN signals TBD</w:t>
-            </w:r>
-          </w:p>
-        </w:tc>
-      </w:tr>
-      <w:tr>
+                <w:sz w:val="17"/>
+              </w:rPr>
+              <w:t>Command / Supervisor Monitoring</w:t>
+            </w:r>
+          </w:p>
+        </w:tc>
         <w:tc>
           <w:tcPr>
             <w:tcW w:type="dxa" w:w="3331"/>
             <w:tcMar>
-              <w:top w:w="90" w:type="dxa"/>
-              <w:start w:w="90" w:type="dxa"/>
-              <w:bottom w:w="90" w:type="dxa"/>
-              <w:end w:w="90" w:type="dxa"/>
+              <w:top w:w="70" w:type="dxa"/>
+              <w:start w:w="85" w:type="dxa"/>
+              <w:bottom w:w="70" w:type="dxa"/>
+              <w:end w:w="85" w:type="dxa"/>
             </w:tcMar>
             <w:vAlign w:val="center"/>
           </w:tcPr>
@@ -3715,9 +3818,9 @@
               <w:rPr>
                 <w:rFonts w:ascii="Noto Sans CJK SC" w:hAnsi="Noto Sans CJK SC" w:eastAsia="Noto Sans CJK SC"/>
                 <w:b w:val="0"/>
-                <w:sz w:val="18"/>
-              </w:rPr>
-              <w:t>Local Safe Reaction</w:t>
+                <w:sz w:val="17"/>
+              </w:rPr>
+              <w:t>监控来自 Node B 的 Cooling Demand 更新/有效性，确保旧命令不会被无限期继续执行；Heartbeat / Alive Counter 与 timeout 参数后续定义</w:t>
             </w:r>
           </w:p>
         </w:tc>
@@ -3725,10 +3828,10 @@
           <w:tcPr>
             <w:tcW w:type="dxa" w:w="3331"/>
             <w:tcMar>
-              <w:top w:w="90" w:type="dxa"/>
-              <w:start w:w="90" w:type="dxa"/>
-              <w:bottom w:w="90" w:type="dxa"/>
-              <w:end w:w="90" w:type="dxa"/>
+              <w:top w:w="70" w:type="dxa"/>
+              <w:start w:w="85" w:type="dxa"/>
+              <w:bottom w:w="70" w:type="dxa"/>
+              <w:end w:w="85" w:type="dxa"/>
             </w:tcMar>
             <w:vAlign w:val="center"/>
           </w:tcPr>
@@ -3740,109 +3843,7 @@
               <w:rPr>
                 <w:rFonts w:ascii="Noto Sans CJK SC" w:hAnsi="Noto Sans CJK SC" w:eastAsia="Noto Sans CJK SC"/>
                 <w:b w:val="0"/>
-                <w:sz w:val="18"/>
-              </w:rPr>
-              <w:t>严重本地异常时，Node A 必须能够不依赖 CAN 自主限制或关闭执行器；各 Fault 的具体 Reaction / Recovery 后续定义</w:t>
-            </w:r>
-          </w:p>
-        </w:tc>
-        <w:tc>
-          <w:tcPr>
-            <w:tcW w:type="dxa" w:w="3331"/>
-            <w:tcMar>
-              <w:top w:w="90" w:type="dxa"/>
-              <w:start w:w="90" w:type="dxa"/>
-              <w:bottom w:w="90" w:type="dxa"/>
-              <w:end w:w="90" w:type="dxa"/>
-            </w:tcMar>
-            <w:vAlign w:val="center"/>
-          </w:tcPr>
-          <w:p>
-            <w:pPr>
-              <w:spacing w:after="0"/>
-            </w:pPr>
-            <w:r>
-              <w:rPr>
-                <w:rFonts w:ascii="Noto Sans CJK SC" w:hAnsi="Noto Sans CJK SC" w:eastAsia="Noto Sans CJK SC"/>
-                <w:b w:val="0"/>
-                <w:sz w:val="18"/>
-              </w:rPr>
-              <w:t>BASELINE capability；具体策略 TBD</w:t>
-            </w:r>
-          </w:p>
-        </w:tc>
-      </w:tr>
-      <w:tr>
-        <w:tc>
-          <w:tcPr>
-            <w:tcW w:type="dxa" w:w="3331"/>
-            <w:tcMar>
-              <w:top w:w="90" w:type="dxa"/>
-              <w:start w:w="90" w:type="dxa"/>
-              <w:bottom w:w="90" w:type="dxa"/>
-              <w:end w:w="90" w:type="dxa"/>
-            </w:tcMar>
-            <w:vAlign w:val="center"/>
-          </w:tcPr>
-          <w:p>
-            <w:pPr>
-              <w:spacing w:after="0"/>
-            </w:pPr>
-            <w:r>
-              <w:rPr>
-                <w:rFonts w:ascii="Noto Sans CJK SC" w:hAnsi="Noto Sans CJK SC" w:eastAsia="Noto Sans CJK SC"/>
-                <w:b w:val="0"/>
-                <w:sz w:val="18"/>
-              </w:rPr>
-              <w:t>Command / Supervisor Monitoring</w:t>
-            </w:r>
-          </w:p>
-        </w:tc>
-        <w:tc>
-          <w:tcPr>
-            <w:tcW w:type="dxa" w:w="3331"/>
-            <w:tcMar>
-              <w:top w:w="90" w:type="dxa"/>
-              <w:start w:w="90" w:type="dxa"/>
-              <w:bottom w:w="90" w:type="dxa"/>
-              <w:end w:w="90" w:type="dxa"/>
-            </w:tcMar>
-            <w:vAlign w:val="center"/>
-          </w:tcPr>
-          <w:p>
-            <w:pPr>
-              <w:spacing w:after="0"/>
-            </w:pPr>
-            <w:r>
-              <w:rPr>
-                <w:rFonts w:ascii="Noto Sans CJK SC" w:hAnsi="Noto Sans CJK SC" w:eastAsia="Noto Sans CJK SC"/>
-                <w:b w:val="0"/>
-                <w:sz w:val="18"/>
-              </w:rPr>
-              <w:t>监控来自 Node B 的 Cooling Demand 更新/有效性，确保旧命令不会被无限期继续执行；Heartbeat / Alive Counter 与 timeout 参数后续定义</w:t>
-            </w:r>
-          </w:p>
-        </w:tc>
-        <w:tc>
-          <w:tcPr>
-            <w:tcW w:type="dxa" w:w="3331"/>
-            <w:tcMar>
-              <w:top w:w="90" w:type="dxa"/>
-              <w:start w:w="90" w:type="dxa"/>
-              <w:bottom w:w="90" w:type="dxa"/>
-              <w:end w:w="90" w:type="dxa"/>
-            </w:tcMar>
-            <w:vAlign w:val="center"/>
-          </w:tcPr>
-          <w:p>
-            <w:pPr>
-              <w:spacing w:after="0"/>
-            </w:pPr>
-            <w:r>
-              <w:rPr>
-                <w:rFonts w:ascii="Noto Sans CJK SC" w:hAnsi="Noto Sans CJK SC" w:eastAsia="Noto Sans CJK SC"/>
-                <w:b w:val="0"/>
-                <w:sz w:val="18"/>
+                <w:sz w:val="17"/>
               </w:rPr>
               <w:t>BASELINE responsibility；机制 TBD</w:t>
             </w:r>
@@ -3881,59 +3882,12 @@
             <w:shd w:fill="E7F3EC"/>
           </w:tcPr>
           <w:p>
-            <w:pPr>
-              <w:spacing w:after="80"/>
-            </w:pPr>
-            <w:r>
-              <w:rPr>
-                <w:rFonts w:ascii="Noto Sans CJK SC" w:hAnsi="Noto Sans CJK SC" w:eastAsia="Noto Sans CJK SC"/>
-                <w:b/>
-                <w:color w:val="16324F"/>
-                <w:sz w:val="21"/>
-              </w:rPr>
+            <w:r>
               <w:t>Node A = Execution / Thermal Actuator ECU  [BASELINE]</w:t>
-            </w:r>
-          </w:p>
-          <w:p>
-            <w:pPr>
-              <w:spacing w:after="40"/>
-            </w:pPr>
-            <w:r>
-              <w:rPr>
-                <w:rFonts w:ascii="Noto Sans CJK SC" w:hAnsi="Noto Sans CJK SC" w:eastAsia="Noto Sans CJK SC"/>
-                <w:b/>
-                <w:sz w:val="21"/>
-              </w:rPr>
-              <w:t>设计依据：</w:t>
-            </w:r>
-            <w:r>
-              <w:rPr>
-                <w:rFonts w:ascii="Noto Sans CJK SC" w:hAnsi="Noto Sans CJK SC" w:eastAsia="Noto Sans CJK SC"/>
-                <w:b w:val="0"/>
-                <w:sz w:val="21"/>
-              </w:rPr>
-              <w:t>RPM 和 Current 都直接描述执行器是否正确响应命令。将这类信息放在 Node A 可缩短控制、检测与保护链路，并避免 Node B 过度介入底层执行细节。</w:t>
-            </w:r>
-          </w:p>
-          <w:p>
-            <w:pPr>
-              <w:spacing w:after="40"/>
-            </w:pPr>
-            <w:r>
-              <w:rPr>
-                <w:rFonts w:ascii="Noto Sans CJK SC" w:hAnsi="Noto Sans CJK SC" w:eastAsia="Noto Sans CJK SC"/>
-                <w:b/>
-                <w:sz w:val="21"/>
-              </w:rPr>
-              <w:t>保护原则：</w:t>
-            </w:r>
-            <w:r>
-              <w:rPr>
-                <w:rFonts w:ascii="Noto Sans CJK SC" w:hAnsi="Noto Sans CJK SC" w:eastAsia="Noto Sans CJK SC"/>
-                <w:b w:val="0"/>
-                <w:sz w:val="21"/>
-              </w:rPr>
-              <w:t>本地保护不能依赖 CAN 可用性。Node A 在确认严重执行器本地异常后，应能够先进入安全输出，再向 Node B 上报。具体故障触发条件和恢复策略仍留给 Fault Architecture。</w:t>
+              <w:br/>
+              <w:t>设计依据：RPM 和 Current 都直接描述执行器是否正确响应命令。将这类信息放在 Node A 可缩短控制、检测与保护链路，并避免 Node B 过度介入底层执行细节。</w:t>
+              <w:br/>
+              <w:t>保护原则：本地保护不能依赖 CAN 可用性。Node A 在确认严重执行器本地异常后，应能够先进入安全输出，再向 Node B 上报。具体 Fault Trigger / Reaction / Fallback / Recovery 框架见独立《Fault List v0.1》；阈值、计时、retry/latching 等标定细节继续 TBD。</w:t>
             </w:r>
           </w:p>
         </w:tc>
@@ -4911,57 +4865,13 @@
           </w:tcPr>
           <w:p>
             <w:r>
-              <w:rPr>
-                <w:b/>
-                <w:color w:val="16324F"/>
-                <w:sz w:val="21"/>
-              </w:rPr>
               <w:t>v0.1 温度可观测性与高级交叉验证范围  [BASELINE SCOPE / DEFERRED EXTENSION]</w:t>
-            </w:r>
-          </w:p>
-          <w:p>
-            <w:r>
-              <w:rPr>
-                <w:b/>
-                <w:sz w:val="21"/>
-              </w:rPr>
-              <w:t>当前 v0.1：</w:t>
-            </w:r>
-            <w:r>
-              <w:rPr>
-                <w:sz w:val="21"/>
-              </w:rPr>
-              <w:t>保留单一 Plant Temperature 物理测量路径作为 Thermal Plant 的主要观测来源。若该信号失效，系统将失去对被冷却对象热状态的直接可信观测；即使仍可命令风扇进行高/最大冷却，该动作也只能视为 Emergency / Conservative Fallback，不能证明 Thermal Plant 已恢复到安全温度。具体 System State / Reaction 仍由 OI-08 与 OI-11 后续冻结。</w:t>
-            </w:r>
-          </w:p>
-          <w:p>
-            <w:r>
-              <w:rPr>
-                <w:b/>
-                <w:sz w:val="21"/>
-              </w:rPr>
-              <w:t>已评估的企业化手段：</w:t>
-            </w:r>
-            <w:r>
-              <w:rPr>
-                <w:sz w:val="21"/>
-              </w:rPr>
-              <w:t>物理冗余温度测量、不同物理量交叉 Plausibility、Analytical Redundancy、Thermal Model / Observer、Virtual Sensor、Residual-based Fault Detection，以及后续 Fault Detection / Isolation / Accommodation 思路。</w:t>
-            </w:r>
-          </w:p>
-          <w:p>
-            <w:r>
-              <w:rPr>
-                <w:b/>
-                <w:sz w:val="21"/>
-              </w:rPr>
-              <w:t>范围取舍：</w:t>
-            </w:r>
-            <w:r>
-              <w:rPr>
-                <w:sz w:val="21"/>
-              </w:rPr>
-              <w:t>上述机制具有明确工程价值，但会引入模型辨识、标定、残差阈值、故障隔离和验证工作。为控制 v0.1 范围，当前不把它们升级为实现要求；待 v0.1 主链（双 ECU、CAN、控制、Fault Management、诊断与测试）完成后，再作为 Optimization / Future Extension 评估。</w:t>
+              <w:br/>
+              <w:t>当前 v0.1：保留单一 Plant Temperature 物理测量路径作为 Thermal Plant 的主要观测来源。若该信号 Confirmed Invalid，系统失去对被冷却对象热状态的可信观测，因此 FB-06 在当前 v0.1 映射为 SAFE；即使仍命令风扇进行 Emergency / Conservative Cooling，该动作也只能降低风险，不能证明 Thermal Plant 已恢复安全。具体 Emergency Cooling Demand 数值与恢复 Qualification 仍 TBD。</w:t>
+              <w:br/>
+              <w:t>已评估的企业化手段：物理冗余温度测量、不同物理量交叉 Plausibility、Analytical Redundancy、Thermal Model / Observer、Virtual Sensor、Residual-based Fault Detection，以及 Fault Detection / Isolation / Accommodation 思路。</w:t>
+              <w:br/>
+              <w:t>范围取舍：上述机制具有明确工程价值，但会引入模型辨识、标定、残差阈值、故障隔离和验证工作。为控制 v0.1 范围，当前不把它们升级为实现要求；待 v0.1 主链完成后，再作为 Optimization / Future Extension 评估。</w:t>
             </w:r>
           </w:p>
         </w:tc>
@@ -5134,38 +5044,10 @@
             <w:shd w:fill="FFF4D6"/>
           </w:tcPr>
           <w:p>
-            <w:pPr>
-              <w:spacing w:after="80"/>
-            </w:pPr>
-            <w:r>
-              <w:rPr>
-                <w:rFonts w:ascii="Noto Sans CJK SC" w:hAnsi="Noto Sans CJK SC" w:eastAsia="Noto Sans CJK SC"/>
-                <w:b/>
-                <w:color w:val="16324F"/>
-                <w:sz w:val="21"/>
-              </w:rPr>
+            <w:r>
               <w:t>Supply Voltage 作为推荐监测量  [OPEN]</w:t>
-            </w:r>
-          </w:p>
-          <w:p>
-            <w:pPr>
-              <w:spacing w:after="40"/>
-            </w:pPr>
-            <w:r>
-              <w:rPr>
-                <w:rFonts w:ascii="Noto Sans CJK SC" w:hAnsi="Noto Sans CJK SC" w:eastAsia="Noto Sans CJK SC"/>
-                <w:b/>
-                <w:sz w:val="21"/>
-              </w:rPr>
-              <w:t>设计依据：</w:t>
-            </w:r>
-            <w:r>
-              <w:rPr>
-                <w:rFonts w:ascii="Noto Sans CJK SC" w:hAnsi="Noto Sans CJK SC" w:eastAsia="Noto Sans CJK SC"/>
-                <w:b w:val="0"/>
-                <w:sz w:val="21"/>
-              </w:rPr>
-              <w:t>供电电压监测通常实现成本低，却能解释很多“风扇不转”的根因，并支持欠压/过压保护。当前保留为推荐项，待硬件资源预算与 Fault List 一起确认。</w:t>
+              <w:br/>
+              <w:t>设计依据：供电电压监测通常实现成本低，却能解释很多“风扇不转”的根因，并支持欠压/过压保护。FA-06 Supply Voltage Fault 已保留在 Fault List v0.1；是否在 v0.1 实际实现该检测仍由 OI-04 在 Hardware Selection / FA-06 implementation 前冻结。</w:t>
             </w:r>
           </w:p>
         </w:tc>
@@ -5203,6 +5085,9 @@
         <w:gridCol w:w="9994"/>
       </w:tblGrid>
       <w:tr>
+        <w:trPr>
+          <w:cantSplit/>
+        </w:trPr>
         <w:tc>
           <w:tcPr>
             <w:tcW w:type="dxa" w:w="9994"/>
@@ -5376,6 +5261,9 @@
         <w:gridCol w:w="9994"/>
       </w:tblGrid>
       <w:tr>
+        <w:trPr>
+          <w:cantSplit/>
+        </w:trPr>
         <w:tc>
           <w:tcPr>
             <w:tcW w:type="dxa" w:w="9994"/>
@@ -5820,12 +5708,7 @@
         <w:spacing w:after="80"/>
       </w:pPr>
       <w:r>
-        <w:rPr>
-          <w:rFonts w:ascii="Noto Sans CJK SC" w:hAnsi="Noto Sans CJK SC" w:eastAsia="Noto Sans CJK SC"/>
-          <w:b w:val="0"/>
-          <w:sz w:val="21"/>
-        </w:rPr>
-        <w:t>本节当前已冻结 Node A / Node B 的 Fault Detection 范围、检测/管理责任边界以及通用故障检测原则；正式 Fault List v0.1 仍未建立。后续仍需按“检测条件、Qualification / Debounce、Recovery、Reaction、DTC/上报、系统状态影响”逐条完成。</w:t>
+        <w:t>本节定义 Fault Management 的系统架构边界，并给出架构级摘要。正式 Fault List v0.1 已作为独立配套文档建立，逐条 Fault 的 Detection Inputs、Enable Condition、Qualification、Reaction / Fallback、System Mode、Recovery、Dependency / Suppression 与开放标定项以该文档为详细基线；SAD 仅保留 Owner、主要影响、模式判据和跨 ECU 管理原则，避免重复维护。</w:t>
       </w:r>
     </w:p>
     <w:tbl>
@@ -5839,6 +5722,9 @@
         <w:gridCol w:w="9994"/>
       </w:tblGrid>
       <w:tr>
+        <w:trPr>
+          <w:cantSplit/>
+        </w:trPr>
         <w:tc>
           <w:tcPr>
             <w:tcW w:type="dxa" w:w="9994"/>
@@ -5909,20 +5795,30 @@
         <w:trPr>
           <w:tblHeader w:val="true"/>
           <w:cantSplit/>
+          <w:tblHeader w:val="true"/>
         </w:trPr>
         <w:tc>
           <w:tcPr>
             <w:tcW w:type="dxa" w:w="3331"/>
             <w:shd w:fill="16324F"/>
             <w:tcMar>
-              <w:top w:w="90" w:type="dxa"/>
-              <w:start w:w="90" w:type="dxa"/>
-              <w:bottom w:w="90" w:type="dxa"/>
-              <w:end w:w="90" w:type="dxa"/>
-            </w:tcMar>
-          </w:tcPr>
-          <w:p>
-            <w:r>
+              <w:top w:w="70" w:type="dxa"/>
+              <w:start w:w="85" w:type="dxa"/>
+              <w:bottom w:w="70" w:type="dxa"/>
+              <w:end w:w="85" w:type="dxa"/>
+            </w:tcMar>
+          </w:tcPr>
+          <w:p>
+            <w:pPr>
+              <w:jc w:val="center"/>
+            </w:pPr>
+            <w:r>
+              <w:rPr>
+                <w:rFonts w:ascii="Noto Sans CJK SC" w:hAnsi="Noto Sans CJK SC" w:eastAsia="Noto Sans CJK SC"/>
+                <w:b/>
+                <w:color w:val="FFFFFF"/>
+                <w:sz w:val="17"/>
+              </w:rPr>
               <w:t>Fault Detection Scope</w:t>
             </w:r>
           </w:p>
@@ -5932,14 +5828,23 @@
             <w:tcW w:type="dxa" w:w="3331"/>
             <w:shd w:fill="16324F"/>
             <w:tcMar>
-              <w:top w:w="90" w:type="dxa"/>
-              <w:start w:w="90" w:type="dxa"/>
-              <w:bottom w:w="90" w:type="dxa"/>
-              <w:end w:w="90" w:type="dxa"/>
-            </w:tcMar>
-          </w:tcPr>
-          <w:p>
-            <w:r>
+              <w:top w:w="70" w:type="dxa"/>
+              <w:start w:w="85" w:type="dxa"/>
+              <w:bottom w:w="70" w:type="dxa"/>
+              <w:end w:w="85" w:type="dxa"/>
+            </w:tcMar>
+          </w:tcPr>
+          <w:p>
+            <w:pPr>
+              <w:jc w:val="center"/>
+            </w:pPr>
+            <w:r>
+              <w:rPr>
+                <w:rFonts w:ascii="Noto Sans CJK SC" w:hAnsi="Noto Sans CJK SC" w:eastAsia="Noto Sans CJK SC"/>
+                <w:b/>
+                <w:color w:val="FFFFFF"/>
+                <w:sz w:val="17"/>
+              </w:rPr>
               <w:t>Detection / Management Owner</w:t>
             </w:r>
           </w:p>
@@ -5949,36 +5854,45 @@
             <w:tcW w:type="dxa" w:w="3331"/>
             <w:shd w:fill="16324F"/>
             <w:tcMar>
-              <w:top w:w="90" w:type="dxa"/>
-              <w:start w:w="90" w:type="dxa"/>
-              <w:bottom w:w="90" w:type="dxa"/>
-              <w:end w:w="90" w:type="dxa"/>
-            </w:tcMar>
-          </w:tcPr>
-          <w:p>
-            <w:r>
+              <w:top w:w="70" w:type="dxa"/>
+              <w:start w:w="85" w:type="dxa"/>
+              <w:bottom w:w="70" w:type="dxa"/>
+              <w:end w:w="85" w:type="dxa"/>
+            </w:tcMar>
+          </w:tcPr>
+          <w:p>
+            <w:pPr>
+              <w:jc w:val="center"/>
+            </w:pPr>
+            <w:r>
+              <w:rPr>
+                <w:rFonts w:ascii="Noto Sans CJK SC" w:hAnsi="Noto Sans CJK SC" w:eastAsia="Noto Sans CJK SC"/>
+                <w:b/>
+                <w:color w:val="FFFFFF"/>
+                <w:sz w:val="17"/>
+              </w:rPr>
               <w:t>当前状态</w:t>
             </w:r>
           </w:p>
         </w:tc>
       </w:tr>
       <w:tr>
-        <w:trPr>
-          <w:cantSplit/>
-        </w:trPr>
         <w:tc>
           <w:tcPr>
             <w:tcW w:type="dxa" w:w="3331"/>
             <w:tcMar>
-              <w:top w:w="90" w:type="dxa"/>
-              <w:start w:w="90" w:type="dxa"/>
-              <w:bottom w:w="90" w:type="dxa"/>
-              <w:end w:w="90" w:type="dxa"/>
-            </w:tcMar>
-            <w:vAlign w:val="center"/>
-          </w:tcPr>
-          <w:p>
-            <w:r>
+              <w:top w:w="70" w:type="dxa"/>
+              <w:start w:w="85" w:type="dxa"/>
+              <w:bottom w:w="70" w:type="dxa"/>
+              <w:end w:w="85" w:type="dxa"/>
+            </w:tcMar>
+          </w:tcPr>
+          <w:p>
+            <w:r>
+              <w:rPr>
+                <w:rFonts w:ascii="Noto Sans CJK SC" w:hAnsi="Noto Sans CJK SC" w:eastAsia="Noto Sans CJK SC"/>
+                <w:sz w:val="17"/>
+              </w:rPr>
               <w:t>FA-01 Fan Stall</w:t>
             </w:r>
           </w:p>
@@ -5987,15 +5901,18 @@
           <w:tcPr>
             <w:tcW w:type="dxa" w:w="3331"/>
             <w:tcMar>
-              <w:top w:w="90" w:type="dxa"/>
-              <w:start w:w="90" w:type="dxa"/>
-              <w:bottom w:w="90" w:type="dxa"/>
-              <w:end w:w="90" w:type="dxa"/>
-            </w:tcMar>
-            <w:vAlign w:val="center"/>
-          </w:tcPr>
-          <w:p>
-            <w:r>
+              <w:top w:w="70" w:type="dxa"/>
+              <w:start w:w="85" w:type="dxa"/>
+              <w:bottom w:w="70" w:type="dxa"/>
+              <w:end w:w="85" w:type="dxa"/>
+            </w:tcMar>
+          </w:tcPr>
+          <w:p>
+            <w:r>
+              <w:rPr>
+                <w:rFonts w:ascii="Noto Sans CJK SC" w:hAnsi="Noto Sans CJK SC" w:eastAsia="Noto Sans CJK SC"/>
+                <w:sz w:val="17"/>
+              </w:rPr>
               <w:t>Node A</w:t>
             </w:r>
           </w:p>
@@ -6004,37 +5921,40 @@
           <w:tcPr>
             <w:tcW w:type="dxa" w:w="3331"/>
             <w:tcMar>
-              <w:top w:w="90" w:type="dxa"/>
-              <w:start w:w="90" w:type="dxa"/>
-              <w:bottom w:w="90" w:type="dxa"/>
-              <w:end w:w="90" w:type="dxa"/>
-            </w:tcMar>
-            <w:vAlign w:val="center"/>
-          </w:tcPr>
-          <w:p>
-            <w:r>
-              <w:t>BASELINE detection scope；阈值 / Qualification / Recovery TBD</w:t>
+              <w:top w:w="70" w:type="dxa"/>
+              <w:start w:w="85" w:type="dxa"/>
+              <w:bottom w:w="70" w:type="dxa"/>
+              <w:end w:w="85" w:type="dxa"/>
+            </w:tcMar>
+          </w:tcPr>
+          <w:p>
+            <w:r>
+              <w:rPr>
+                <w:rFonts w:ascii="Noto Sans CJK SC" w:hAnsi="Noto Sans CJK SC" w:eastAsia="Noto Sans CJK SC"/>
+                <w:sz w:val="17"/>
+              </w:rPr>
+              <w:t>BASELINE；检测/Reaction 详见 Fault List v0.1；阈值/Recovery TBD</w:t>
             </w:r>
           </w:p>
         </w:tc>
       </w:tr>
       <w:tr>
-        <w:trPr>
-          <w:cantSplit/>
-        </w:trPr>
         <w:tc>
           <w:tcPr>
             <w:tcW w:type="dxa" w:w="3331"/>
             <w:tcMar>
-              <w:top w:w="90" w:type="dxa"/>
-              <w:start w:w="90" w:type="dxa"/>
-              <w:bottom w:w="90" w:type="dxa"/>
-              <w:end w:w="90" w:type="dxa"/>
-            </w:tcMar>
-            <w:vAlign w:val="center"/>
-          </w:tcPr>
-          <w:p>
-            <w:r>
+              <w:top w:w="70" w:type="dxa"/>
+              <w:start w:w="85" w:type="dxa"/>
+              <w:bottom w:w="70" w:type="dxa"/>
+              <w:end w:w="85" w:type="dxa"/>
+            </w:tcMar>
+          </w:tcPr>
+          <w:p>
+            <w:r>
+              <w:rPr>
+                <w:rFonts w:ascii="Noto Sans CJK SC" w:hAnsi="Noto Sans CJK SC" w:eastAsia="Noto Sans CJK SC"/>
+                <w:sz w:val="17"/>
+              </w:rPr>
               <w:t>FA-02 Fan Speed Deviation</w:t>
             </w:r>
           </w:p>
@@ -6043,15 +5963,18 @@
           <w:tcPr>
             <w:tcW w:type="dxa" w:w="3331"/>
             <w:tcMar>
-              <w:top w:w="90" w:type="dxa"/>
-              <w:start w:w="90" w:type="dxa"/>
-              <w:bottom w:w="90" w:type="dxa"/>
-              <w:end w:w="90" w:type="dxa"/>
-            </w:tcMar>
-            <w:vAlign w:val="center"/>
-          </w:tcPr>
-          <w:p>
-            <w:r>
+              <w:top w:w="70" w:type="dxa"/>
+              <w:start w:w="85" w:type="dxa"/>
+              <w:bottom w:w="70" w:type="dxa"/>
+              <w:end w:w="85" w:type="dxa"/>
+            </w:tcMar>
+          </w:tcPr>
+          <w:p>
+            <w:r>
+              <w:rPr>
+                <w:rFonts w:ascii="Noto Sans CJK SC" w:hAnsi="Noto Sans CJK SC" w:eastAsia="Noto Sans CJK SC"/>
+                <w:sz w:val="17"/>
+              </w:rPr>
               <w:t>Node A</w:t>
             </w:r>
           </w:p>
@@ -6060,37 +5983,40 @@
           <w:tcPr>
             <w:tcW w:type="dxa" w:w="3331"/>
             <w:tcMar>
-              <w:top w:w="90" w:type="dxa"/>
-              <w:start w:w="90" w:type="dxa"/>
-              <w:bottom w:w="90" w:type="dxa"/>
-              <w:end w:w="90" w:type="dxa"/>
-            </w:tcMar>
-            <w:vAlign w:val="center"/>
-          </w:tcPr>
-          <w:p>
-            <w:r>
-              <w:t>BASELINE detection scope；阈值 / Qualification / Recovery TBD</w:t>
+              <w:top w:w="70" w:type="dxa"/>
+              <w:start w:w="85" w:type="dxa"/>
+              <w:bottom w:w="70" w:type="dxa"/>
+              <w:end w:w="85" w:type="dxa"/>
+            </w:tcMar>
+          </w:tcPr>
+          <w:p>
+            <w:r>
+              <w:rPr>
+                <w:rFonts w:ascii="Noto Sans CJK SC" w:hAnsi="Noto Sans CJK SC" w:eastAsia="Noto Sans CJK SC"/>
+                <w:sz w:val="17"/>
+              </w:rPr>
+              <w:t>BASELINE；可受 Supply Voltage 等 Root-Cause Context 抑制；阈值 TBD</w:t>
             </w:r>
           </w:p>
         </w:tc>
       </w:tr>
       <w:tr>
-        <w:trPr>
-          <w:cantSplit/>
-        </w:trPr>
         <w:tc>
           <w:tcPr>
             <w:tcW w:type="dxa" w:w="3331"/>
             <w:tcMar>
-              <w:top w:w="90" w:type="dxa"/>
-              <w:start w:w="90" w:type="dxa"/>
-              <w:bottom w:w="90" w:type="dxa"/>
-              <w:end w:w="90" w:type="dxa"/>
-            </w:tcMar>
-            <w:vAlign w:val="center"/>
-          </w:tcPr>
-          <w:p>
-            <w:r>
+              <w:top w:w="70" w:type="dxa"/>
+              <w:start w:w="85" w:type="dxa"/>
+              <w:bottom w:w="70" w:type="dxa"/>
+              <w:end w:w="85" w:type="dxa"/>
+            </w:tcMar>
+          </w:tcPr>
+          <w:p>
+            <w:r>
+              <w:rPr>
+                <w:rFonts w:ascii="Noto Sans CJK SC" w:hAnsi="Noto Sans CJK SC" w:eastAsia="Noto Sans CJK SC"/>
+                <w:sz w:val="17"/>
+              </w:rPr>
               <w:t>FA-03 RPM Feedback Fault</w:t>
             </w:r>
           </w:p>
@@ -6099,15 +6025,18 @@
           <w:tcPr>
             <w:tcW w:type="dxa" w:w="3331"/>
             <w:tcMar>
-              <w:top w:w="90" w:type="dxa"/>
-              <w:start w:w="90" w:type="dxa"/>
-              <w:bottom w:w="90" w:type="dxa"/>
-              <w:end w:w="90" w:type="dxa"/>
-            </w:tcMar>
-            <w:vAlign w:val="center"/>
-          </w:tcPr>
-          <w:p>
-            <w:r>
+              <w:top w:w="70" w:type="dxa"/>
+              <w:start w:w="85" w:type="dxa"/>
+              <w:bottom w:w="70" w:type="dxa"/>
+              <w:end w:w="85" w:type="dxa"/>
+            </w:tcMar>
+          </w:tcPr>
+          <w:p>
+            <w:r>
+              <w:rPr>
+                <w:rFonts w:ascii="Noto Sans CJK SC" w:hAnsi="Noto Sans CJK SC" w:eastAsia="Noto Sans CJK SC"/>
+                <w:sz w:val="17"/>
+              </w:rPr>
               <w:t>Node A</w:t>
             </w:r>
           </w:p>
@@ -6116,37 +6045,40 @@
           <w:tcPr>
             <w:tcW w:type="dxa" w:w="3331"/>
             <w:tcMar>
-              <w:top w:w="90" w:type="dxa"/>
-              <w:start w:w="90" w:type="dxa"/>
-              <w:bottom w:w="90" w:type="dxa"/>
-              <w:end w:w="90" w:type="dxa"/>
-            </w:tcMar>
-            <w:vAlign w:val="center"/>
-          </w:tcPr>
-          <w:p>
-            <w:r>
-              <w:t>BASELINE detection scope；Plausibility / fallback TBD</w:t>
+              <w:top w:w="70" w:type="dxa"/>
+              <w:start w:w="85" w:type="dxa"/>
+              <w:bottom w:w="70" w:type="dxa"/>
+              <w:end w:w="85" w:type="dxa"/>
+            </w:tcMar>
+          </w:tcPr>
+          <w:p>
+            <w:r>
+              <w:rPr>
+                <w:rFonts w:ascii="Noto Sans CJK SC" w:hAnsi="Noto Sans CJK SC" w:eastAsia="Noto Sans CJK SC"/>
+                <w:sz w:val="17"/>
+              </w:rPr>
+              <w:t>BASELINE；支持条件式 Open-loop Fallback；准入/映射 TBD</w:t>
             </w:r>
           </w:p>
         </w:tc>
       </w:tr>
       <w:tr>
-        <w:trPr>
-          <w:cantSplit/>
-        </w:trPr>
         <w:tc>
           <w:tcPr>
             <w:tcW w:type="dxa" w:w="3331"/>
             <w:tcMar>
-              <w:top w:w="90" w:type="dxa"/>
-              <w:start w:w="90" w:type="dxa"/>
-              <w:bottom w:w="90" w:type="dxa"/>
-              <w:end w:w="90" w:type="dxa"/>
-            </w:tcMar>
-            <w:vAlign w:val="center"/>
-          </w:tcPr>
-          <w:p>
-            <w:r>
+              <w:top w:w="70" w:type="dxa"/>
+              <w:start w:w="85" w:type="dxa"/>
+              <w:bottom w:w="70" w:type="dxa"/>
+              <w:end w:w="85" w:type="dxa"/>
+            </w:tcMar>
+          </w:tcPr>
+          <w:p>
+            <w:r>
+              <w:rPr>
+                <w:rFonts w:ascii="Noto Sans CJK SC" w:hAnsi="Noto Sans CJK SC" w:eastAsia="Noto Sans CJK SC"/>
+                <w:sz w:val="17"/>
+              </w:rPr>
               <w:t>FA-04 Motor Overcurrent</w:t>
             </w:r>
           </w:p>
@@ -6155,15 +6087,18 @@
           <w:tcPr>
             <w:tcW w:type="dxa" w:w="3331"/>
             <w:tcMar>
-              <w:top w:w="90" w:type="dxa"/>
-              <w:start w:w="90" w:type="dxa"/>
-              <w:bottom w:w="90" w:type="dxa"/>
-              <w:end w:w="90" w:type="dxa"/>
-            </w:tcMar>
-            <w:vAlign w:val="center"/>
-          </w:tcPr>
-          <w:p>
-            <w:r>
+              <w:top w:w="70" w:type="dxa"/>
+              <w:start w:w="85" w:type="dxa"/>
+              <w:bottom w:w="70" w:type="dxa"/>
+              <w:end w:w="85" w:type="dxa"/>
+            </w:tcMar>
+          </w:tcPr>
+          <w:p>
+            <w:r>
+              <w:rPr>
+                <w:rFonts w:ascii="Noto Sans CJK SC" w:hAnsi="Noto Sans CJK SC" w:eastAsia="Noto Sans CJK SC"/>
+                <w:sz w:val="17"/>
+              </w:rPr>
               <w:t>Node A</w:t>
             </w:r>
           </w:p>
@@ -6172,37 +6107,40 @@
           <w:tcPr>
             <w:tcW w:type="dxa" w:w="3331"/>
             <w:tcMar>
-              <w:top w:w="90" w:type="dxa"/>
-              <w:start w:w="90" w:type="dxa"/>
-              <w:bottom w:w="90" w:type="dxa"/>
-              <w:end w:w="90" w:type="dxa"/>
-            </w:tcMar>
-            <w:vAlign w:val="center"/>
-          </w:tcPr>
-          <w:p>
-            <w:r>
-              <w:t>BASELINE detection scope；warning / protection thresholds TBD</w:t>
+              <w:top w:w="70" w:type="dxa"/>
+              <w:start w:w="85" w:type="dxa"/>
+              <w:bottom w:w="70" w:type="dxa"/>
+              <w:end w:w="85" w:type="dxa"/>
+            </w:tcMar>
+          </w:tcPr>
+          <w:p>
+            <w:r>
+              <w:rPr>
+                <w:rFonts w:ascii="Noto Sans CJK SC" w:hAnsi="Noto Sans CJK SC" w:eastAsia="Noto Sans CJK SC"/>
+                <w:sz w:val="17"/>
+              </w:rPr>
+              <w:t>BASELINE；严重过流本地保护优先；warning/protection thresholds TBD</w:t>
             </w:r>
           </w:p>
         </w:tc>
       </w:tr>
       <w:tr>
-        <w:trPr>
-          <w:cantSplit/>
-        </w:trPr>
         <w:tc>
           <w:tcPr>
             <w:tcW w:type="dxa" w:w="3331"/>
             <w:tcMar>
-              <w:top w:w="90" w:type="dxa"/>
-              <w:start w:w="90" w:type="dxa"/>
-              <w:bottom w:w="90" w:type="dxa"/>
-              <w:end w:w="90" w:type="dxa"/>
-            </w:tcMar>
-            <w:vAlign w:val="center"/>
-          </w:tcPr>
-          <w:p>
-            <w:r>
+              <w:top w:w="70" w:type="dxa"/>
+              <w:start w:w="85" w:type="dxa"/>
+              <w:bottom w:w="70" w:type="dxa"/>
+              <w:end w:w="85" w:type="dxa"/>
+            </w:tcMar>
+          </w:tcPr>
+          <w:p>
+            <w:r>
+              <w:rPr>
+                <w:rFonts w:ascii="Noto Sans CJK SC" w:hAnsi="Noto Sans CJK SC" w:eastAsia="Noto Sans CJK SC"/>
+                <w:sz w:val="17"/>
+              </w:rPr>
               <w:t>FA-05 Current Feedback Fault</w:t>
             </w:r>
           </w:p>
@@ -6211,15 +6149,18 @@
           <w:tcPr>
             <w:tcW w:type="dxa" w:w="3331"/>
             <w:tcMar>
-              <w:top w:w="90" w:type="dxa"/>
-              <w:start w:w="90" w:type="dxa"/>
-              <w:bottom w:w="90" w:type="dxa"/>
-              <w:end w:w="90" w:type="dxa"/>
-            </w:tcMar>
-            <w:vAlign w:val="center"/>
-          </w:tcPr>
-          <w:p>
-            <w:r>
+              <w:top w:w="70" w:type="dxa"/>
+              <w:start w:w="85" w:type="dxa"/>
+              <w:bottom w:w="70" w:type="dxa"/>
+              <w:end w:w="85" w:type="dxa"/>
+            </w:tcMar>
+          </w:tcPr>
+          <w:p>
+            <w:r>
+              <w:rPr>
+                <w:rFonts w:ascii="Noto Sans CJK SC" w:hAnsi="Noto Sans CJK SC" w:eastAsia="Noto Sans CJK SC"/>
+                <w:sz w:val="17"/>
+              </w:rPr>
               <w:t>Node A</w:t>
             </w:r>
           </w:p>
@@ -6228,37 +6169,40 @@
           <w:tcPr>
             <w:tcW w:type="dxa" w:w="3331"/>
             <w:tcMar>
-              <w:top w:w="90" w:type="dxa"/>
-              <w:start w:w="90" w:type="dxa"/>
-              <w:bottom w:w="90" w:type="dxa"/>
-              <w:end w:w="90" w:type="dxa"/>
-            </w:tcMar>
-            <w:vAlign w:val="center"/>
-          </w:tcPr>
-          <w:p>
-            <w:r>
-              <w:t>BASELINE detection scope；Plausibility / degraded diagnostics TBD</w:t>
+              <w:top w:w="70" w:type="dxa"/>
+              <w:start w:w="85" w:type="dxa"/>
+              <w:bottom w:w="70" w:type="dxa"/>
+              <w:end w:w="85" w:type="dxa"/>
+            </w:tcMar>
+          </w:tcPr>
+          <w:p>
+            <w:r>
+              <w:rPr>
+                <w:rFonts w:ascii="Noto Sans CJK SC" w:hAnsi="Noto Sans CJK SC" w:eastAsia="Noto Sans CJK SC"/>
+                <w:sz w:val="17"/>
+              </w:rPr>
+              <w:t>BASELINE；诊断覆盖降级；Plausibility TBD</w:t>
             </w:r>
           </w:p>
         </w:tc>
       </w:tr>
       <w:tr>
-        <w:trPr>
-          <w:cantSplit/>
-        </w:trPr>
         <w:tc>
           <w:tcPr>
             <w:tcW w:type="dxa" w:w="3331"/>
             <w:tcMar>
-              <w:top w:w="90" w:type="dxa"/>
-              <w:start w:w="90" w:type="dxa"/>
-              <w:bottom w:w="90" w:type="dxa"/>
-              <w:end w:w="90" w:type="dxa"/>
-            </w:tcMar>
-            <w:vAlign w:val="center"/>
-          </w:tcPr>
-          <w:p>
-            <w:r>
+              <w:top w:w="70" w:type="dxa"/>
+              <w:start w:w="85" w:type="dxa"/>
+              <w:bottom w:w="70" w:type="dxa"/>
+              <w:end w:w="85" w:type="dxa"/>
+            </w:tcMar>
+          </w:tcPr>
+          <w:p>
+            <w:r>
+              <w:rPr>
+                <w:rFonts w:ascii="Noto Sans CJK SC" w:hAnsi="Noto Sans CJK SC" w:eastAsia="Noto Sans CJK SC"/>
+                <w:sz w:val="17"/>
+              </w:rPr>
               <w:t>FA-06 Supply Undervoltage / Overvoltage</w:t>
             </w:r>
           </w:p>
@@ -6267,15 +6211,18 @@
           <w:tcPr>
             <w:tcW w:type="dxa" w:w="3331"/>
             <w:tcMar>
-              <w:top w:w="90" w:type="dxa"/>
-              <w:start w:w="90" w:type="dxa"/>
-              <w:bottom w:w="90" w:type="dxa"/>
-              <w:end w:w="90" w:type="dxa"/>
-            </w:tcMar>
-            <w:vAlign w:val="center"/>
-          </w:tcPr>
-          <w:p>
-            <w:r>
+              <w:top w:w="70" w:type="dxa"/>
+              <w:start w:w="85" w:type="dxa"/>
+              <w:bottom w:w="70" w:type="dxa"/>
+              <w:end w:w="85" w:type="dxa"/>
+            </w:tcMar>
+          </w:tcPr>
+          <w:p>
+            <w:r>
+              <w:rPr>
+                <w:rFonts w:ascii="Noto Sans CJK SC" w:hAnsi="Noto Sans CJK SC" w:eastAsia="Noto Sans CJK SC"/>
+                <w:sz w:val="17"/>
+              </w:rPr>
               <w:t>Node A</w:t>
             </w:r>
           </w:p>
@@ -6284,37 +6231,40 @@
           <w:tcPr>
             <w:tcW w:type="dxa" w:w="3331"/>
             <w:tcMar>
-              <w:top w:w="90" w:type="dxa"/>
-              <w:start w:w="90" w:type="dxa"/>
-              <w:bottom w:w="90" w:type="dxa"/>
-              <w:end w:w="90" w:type="dxa"/>
-            </w:tcMar>
-            <w:vAlign w:val="center"/>
-          </w:tcPr>
-          <w:p>
-            <w:r>
-              <w:t>BASELINE fault family；是否纳入 v0.1 仍取决于 OI-04</w:t>
+              <w:top w:w="70" w:type="dxa"/>
+              <w:start w:w="85" w:type="dxa"/>
+              <w:bottom w:w="70" w:type="dxa"/>
+              <w:end w:w="85" w:type="dxa"/>
+            </w:tcMar>
+          </w:tcPr>
+          <w:p>
+            <w:r>
+              <w:rPr>
+                <w:rFonts w:ascii="Noto Sans CJK SC" w:hAnsi="Noto Sans CJK SC" w:eastAsia="Noto Sans CJK SC"/>
+                <w:sz w:val="17"/>
+              </w:rPr>
+              <w:t>Fault family BASELINE；实际检测依赖 v0.1 是否冻结 Supply Voltage sensing（OI-04）</w:t>
             </w:r>
           </w:p>
         </w:tc>
       </w:tr>
       <w:tr>
-        <w:trPr>
-          <w:cantSplit/>
-        </w:trPr>
         <w:tc>
           <w:tcPr>
             <w:tcW w:type="dxa" w:w="3331"/>
             <w:tcMar>
-              <w:top w:w="90" w:type="dxa"/>
-              <w:start w:w="90" w:type="dxa"/>
-              <w:bottom w:w="90" w:type="dxa"/>
-              <w:end w:w="90" w:type="dxa"/>
-            </w:tcMar>
-            <w:vAlign w:val="center"/>
-          </w:tcPr>
-          <w:p>
-            <w:r>
+              <w:top w:w="70" w:type="dxa"/>
+              <w:start w:w="85" w:type="dxa"/>
+              <w:bottom w:w="70" w:type="dxa"/>
+              <w:end w:w="85" w:type="dxa"/>
+            </w:tcMar>
+          </w:tcPr>
+          <w:p>
+            <w:r>
+              <w:rPr>
+                <w:rFonts w:ascii="Noto Sans CJK SC" w:hAnsi="Noto Sans CJK SC" w:eastAsia="Noto Sans CJK SC"/>
+                <w:sz w:val="17"/>
+              </w:rPr>
               <w:t>FA-07 Cooling Demand Communication Fault</w:t>
             </w:r>
           </w:p>
@@ -6323,15 +6273,18 @@
           <w:tcPr>
             <w:tcW w:type="dxa" w:w="3331"/>
             <w:tcMar>
-              <w:top w:w="90" w:type="dxa"/>
-              <w:start w:w="90" w:type="dxa"/>
-              <w:bottom w:w="90" w:type="dxa"/>
-              <w:end w:w="90" w:type="dxa"/>
-            </w:tcMar>
-            <w:vAlign w:val="center"/>
-          </w:tcPr>
-          <w:p>
-            <w:r>
+              <w:top w:w="70" w:type="dxa"/>
+              <w:start w:w="85" w:type="dxa"/>
+              <w:bottom w:w="70" w:type="dxa"/>
+              <w:end w:w="85" w:type="dxa"/>
+            </w:tcMar>
+          </w:tcPr>
+          <w:p>
+            <w:r>
+              <w:rPr>
+                <w:rFonts w:ascii="Noto Sans CJK SC" w:hAnsi="Noto Sans CJK SC" w:eastAsia="Noto Sans CJK SC"/>
+                <w:sz w:val="17"/>
+              </w:rPr>
               <w:t>Node A（接收方）</w:t>
             </w:r>
           </w:p>
@@ -6340,37 +6293,40 @@
           <w:tcPr>
             <w:tcW w:type="dxa" w:w="3331"/>
             <w:tcMar>
-              <w:top w:w="90" w:type="dxa"/>
-              <w:start w:w="90" w:type="dxa"/>
-              <w:bottom w:w="90" w:type="dxa"/>
-              <w:end w:w="90" w:type="dxa"/>
-            </w:tcMar>
-            <w:vAlign w:val="center"/>
-          </w:tcPr>
-          <w:p>
-            <w:r>
-              <w:t>BASELINE detection scope；Timeout / Alive / validity 规则 TBD</w:t>
+              <w:top w:w="70" w:type="dxa"/>
+              <w:start w:w="85" w:type="dxa"/>
+              <w:bottom w:w="70" w:type="dxa"/>
+              <w:end w:w="85" w:type="dxa"/>
+            </w:tcMar>
+          </w:tcPr>
+          <w:p>
+            <w:r>
+              <w:rPr>
+                <w:rFonts w:ascii="Noto Sans CJK SC" w:hAnsi="Noto Sans CJK SC" w:eastAsia="Noto Sans CJK SC"/>
+                <w:sz w:val="17"/>
+              </w:rPr>
+              <w:t>BASELINE；Last Valid → Local Conservative Demand 两阶段 Fallback；参数 TBD</w:t>
             </w:r>
           </w:p>
         </w:tc>
       </w:tr>
       <w:tr>
-        <w:trPr>
-          <w:cantSplit/>
-        </w:trPr>
         <w:tc>
           <w:tcPr>
             <w:tcW w:type="dxa" w:w="3331"/>
             <w:tcMar>
-              <w:top w:w="90" w:type="dxa"/>
-              <w:start w:w="90" w:type="dxa"/>
-              <w:bottom w:w="90" w:type="dxa"/>
-              <w:end w:w="90" w:type="dxa"/>
-            </w:tcMar>
-            <w:vAlign w:val="center"/>
-          </w:tcPr>
-          <w:p>
-            <w:r>
+              <w:top w:w="70" w:type="dxa"/>
+              <w:start w:w="85" w:type="dxa"/>
+              <w:bottom w:w="70" w:type="dxa"/>
+              <w:end w:w="85" w:type="dxa"/>
+            </w:tcMar>
+          </w:tcPr>
+          <w:p>
+            <w:r>
+              <w:rPr>
+                <w:rFonts w:ascii="Noto Sans CJK SC" w:hAnsi="Noto Sans CJK SC" w:eastAsia="Noto Sans CJK SC"/>
+                <w:sz w:val="17"/>
+              </w:rPr>
               <w:t>FB-01 Overtemperature</w:t>
             </w:r>
           </w:p>
@@ -6379,15 +6335,18 @@
           <w:tcPr>
             <w:tcW w:type="dxa" w:w="3331"/>
             <w:tcMar>
-              <w:top w:w="90" w:type="dxa"/>
-              <w:start w:w="90" w:type="dxa"/>
-              <w:bottom w:w="90" w:type="dxa"/>
-              <w:end w:w="90" w:type="dxa"/>
-            </w:tcMar>
-            <w:vAlign w:val="center"/>
-          </w:tcPr>
-          <w:p>
-            <w:r>
+              <w:top w:w="70" w:type="dxa"/>
+              <w:start w:w="85" w:type="dxa"/>
+              <w:bottom w:w="70" w:type="dxa"/>
+              <w:end w:w="85" w:type="dxa"/>
+            </w:tcMar>
+          </w:tcPr>
+          <w:p>
+            <w:r>
+              <w:rPr>
+                <w:rFonts w:ascii="Noto Sans CJK SC" w:hAnsi="Noto Sans CJK SC" w:eastAsia="Noto Sans CJK SC"/>
+                <w:sz w:val="17"/>
+              </w:rPr>
               <w:t>Node B</w:t>
             </w:r>
           </w:p>
@@ -6396,37 +6355,40 @@
           <w:tcPr>
             <w:tcW w:type="dxa" w:w="3331"/>
             <w:tcMar>
-              <w:top w:w="90" w:type="dxa"/>
-              <w:start w:w="90" w:type="dxa"/>
-              <w:bottom w:w="90" w:type="dxa"/>
-              <w:end w:w="90" w:type="dxa"/>
-            </w:tcMar>
-            <w:vAlign w:val="center"/>
-          </w:tcPr>
-          <w:p>
-            <w:r>
-              <w:t>BASELINE detection scope；阈值 / Hysteresis / Qualification TBD</w:t>
+              <w:top w:w="70" w:type="dxa"/>
+              <w:start w:w="85" w:type="dxa"/>
+              <w:bottom w:w="70" w:type="dxa"/>
+              <w:end w:w="85" w:type="dxa"/>
+            </w:tcMar>
+          </w:tcPr>
+          <w:p>
+            <w:r>
+              <w:rPr>
+                <w:rFonts w:ascii="Noto Sans CJK SC" w:hAnsi="Noto Sans CJK SC" w:eastAsia="Noto Sans CJK SC"/>
+                <w:sz w:val="17"/>
+              </w:rPr>
+              <w:t>BASELINE；有效 Plant Temperature 超限；threshold / hysteresis TBD</w:t>
             </w:r>
           </w:p>
         </w:tc>
       </w:tr>
       <w:tr>
-        <w:trPr>
-          <w:cantSplit/>
-        </w:trPr>
         <w:tc>
           <w:tcPr>
             <w:tcW w:type="dxa" w:w="3331"/>
             <w:tcMar>
-              <w:top w:w="90" w:type="dxa"/>
-              <w:start w:w="90" w:type="dxa"/>
-              <w:bottom w:w="90" w:type="dxa"/>
-              <w:end w:w="90" w:type="dxa"/>
-            </w:tcMar>
-            <w:vAlign w:val="center"/>
-          </w:tcPr>
-          <w:p>
-            <w:r>
+              <w:top w:w="70" w:type="dxa"/>
+              <w:start w:w="85" w:type="dxa"/>
+              <w:bottom w:w="70" w:type="dxa"/>
+              <w:end w:w="85" w:type="dxa"/>
+            </w:tcMar>
+          </w:tcPr>
+          <w:p>
+            <w:r>
+              <w:rPr>
+                <w:rFonts w:ascii="Noto Sans CJK SC" w:hAnsi="Noto Sans CJK SC" w:eastAsia="Noto Sans CJK SC"/>
+                <w:sz w:val="17"/>
+              </w:rPr>
               <w:t>FB-02 Insufficient Cooling Performance</w:t>
             </w:r>
           </w:p>
@@ -6435,15 +6397,18 @@
           <w:tcPr>
             <w:tcW w:type="dxa" w:w="3331"/>
             <w:tcMar>
-              <w:top w:w="90" w:type="dxa"/>
-              <w:start w:w="90" w:type="dxa"/>
-              <w:bottom w:w="90" w:type="dxa"/>
-              <w:end w:w="90" w:type="dxa"/>
-            </w:tcMar>
-            <w:vAlign w:val="center"/>
-          </w:tcPr>
-          <w:p>
-            <w:r>
+              <w:top w:w="70" w:type="dxa"/>
+              <w:start w:w="85" w:type="dxa"/>
+              <w:bottom w:w="70" w:type="dxa"/>
+              <w:end w:w="85" w:type="dxa"/>
+            </w:tcMar>
+          </w:tcPr>
+          <w:p>
+            <w:r>
+              <w:rPr>
+                <w:rFonts w:ascii="Noto Sans CJK SC" w:hAnsi="Noto Sans CJK SC" w:eastAsia="Noto Sans CJK SC"/>
+                <w:sz w:val="17"/>
+              </w:rPr>
               <w:t>Node B</w:t>
             </w:r>
           </w:p>
@@ -6452,30 +6417,40 @@
           <w:tcPr>
             <w:tcW w:type="dxa" w:w="3331"/>
             <w:tcMar>
-              <w:top w:w="90" w:type="dxa"/>
-              <w:start w:w="90" w:type="dxa"/>
-              <w:bottom w:w="90" w:type="dxa"/>
-              <w:end w:w="90" w:type="dxa"/>
-            </w:tcMar>
-            <w:vAlign w:val="center"/>
-          </w:tcPr>
-          <w:p>
-            <w:r>
-              <w:t>BASELINE detection scope；性能判据 / observation window TBD</w:t>
+              <w:top w:w="70" w:type="dxa"/>
+              <w:start w:w="85" w:type="dxa"/>
+              <w:bottom w:w="70" w:type="dxa"/>
+              <w:end w:w="85" w:type="dxa"/>
+            </w:tcMar>
+          </w:tcPr>
+          <w:p>
+            <w:r>
+              <w:rPr>
+                <w:rFonts w:ascii="Noto Sans CJK SC" w:hAnsi="Noto Sans CJK SC" w:eastAsia="Noto Sans CJK SC"/>
+                <w:sz w:val="17"/>
+              </w:rPr>
+              <w:t>BASELINE；系统功能级不足；性能判据 / observation window TBD</w:t>
             </w:r>
           </w:p>
         </w:tc>
       </w:tr>
       <w:tr>
-        <w:trPr>
-          <w:cantSplit/>
-        </w:trPr>
         <w:tc>
           <w:tcPr>
             <w:tcW w:type="dxa" w:w="3331"/>
-          </w:tcPr>
-          <w:p>
-            <w:r>
+            <w:tcMar>
+              <w:top w:w="70" w:type="dxa"/>
+              <w:start w:w="85" w:type="dxa"/>
+              <w:bottom w:w="70" w:type="dxa"/>
+              <w:end w:w="85" w:type="dxa"/>
+            </w:tcMar>
+          </w:tcPr>
+          <w:p>
+            <w:r>
+              <w:rPr>
+                <w:rFonts w:ascii="Noto Sans CJK SC" w:hAnsi="Noto Sans CJK SC" w:eastAsia="Noto Sans CJK SC"/>
+                <w:sz w:val="17"/>
+              </w:rPr>
               <w:t>FB-03 Node A Communication Timeout</w:t>
             </w:r>
           </w:p>
@@ -6483,9 +6458,19 @@
         <w:tc>
           <w:tcPr>
             <w:tcW w:type="dxa" w:w="3331"/>
-          </w:tcPr>
-          <w:p>
-            <w:r>
+            <w:tcMar>
+              <w:top w:w="70" w:type="dxa"/>
+              <w:start w:w="85" w:type="dxa"/>
+              <w:bottom w:w="70" w:type="dxa"/>
+              <w:end w:w="85" w:type="dxa"/>
+            </w:tcMar>
+          </w:tcPr>
+          <w:p>
+            <w:r>
+              <w:rPr>
+                <w:rFonts w:ascii="Noto Sans CJK SC" w:hAnsi="Noto Sans CJK SC" w:eastAsia="Noto Sans CJK SC"/>
+                <w:sz w:val="17"/>
+              </w:rPr>
               <w:t>Node B（接收方）</w:t>
             </w:r>
           </w:p>
@@ -6493,24 +6478,41 @@
         <w:tc>
           <w:tcPr>
             <w:tcW w:type="dxa" w:w="3331"/>
-          </w:tcPr>
-          <w:p>
-            <w:r>
-              <w:t>BASELINE detection scope；Timeout 参数 TBD</w:t>
+            <w:tcMar>
+              <w:top w:w="70" w:type="dxa"/>
+              <w:start w:w="85" w:type="dxa"/>
+              <w:bottom w:w="70" w:type="dxa"/>
+              <w:end w:w="85" w:type="dxa"/>
+            </w:tcMar>
+          </w:tcPr>
+          <w:p>
+            <w:r>
+              <w:rPr>
+                <w:rFonts w:ascii="Noto Sans CJK SC" w:hAnsi="Noto Sans CJK SC" w:eastAsia="Noto Sans CJK SC"/>
+                <w:sz w:val="17"/>
+              </w:rPr>
+              <w:t>BASELINE；Node A 可用性不可确认 → SAFE；timeout TBD</w:t>
             </w:r>
           </w:p>
         </w:tc>
       </w:tr>
       <w:tr>
-        <w:trPr>
-          <w:cantSplit/>
-        </w:trPr>
         <w:tc>
           <w:tcPr>
             <w:tcW w:type="dxa" w:w="3331"/>
-          </w:tcPr>
-          <w:p>
-            <w:r>
+            <w:tcMar>
+              <w:top w:w="70" w:type="dxa"/>
+              <w:start w:w="85" w:type="dxa"/>
+              <w:bottom w:w="70" w:type="dxa"/>
+              <w:end w:w="85" w:type="dxa"/>
+            </w:tcMar>
+          </w:tcPr>
+          <w:p>
+            <w:r>
+              <w:rPr>
+                <w:rFonts w:ascii="Noto Sans CJK SC" w:hAnsi="Noto Sans CJK SC" w:eastAsia="Noto Sans CJK SC"/>
+                <w:sz w:val="17"/>
+              </w:rPr>
               <w:t>FB-04 Node A Alive Counter / Message Sequence Fault</w:t>
             </w:r>
           </w:p>
@@ -6518,9 +6520,19 @@
         <w:tc>
           <w:tcPr>
             <w:tcW w:type="dxa" w:w="3331"/>
-          </w:tcPr>
-          <w:p>
-            <w:r>
+            <w:tcMar>
+              <w:top w:w="70" w:type="dxa"/>
+              <w:start w:w="85" w:type="dxa"/>
+              <w:bottom w:w="70" w:type="dxa"/>
+              <w:end w:w="85" w:type="dxa"/>
+            </w:tcMar>
+          </w:tcPr>
+          <w:p>
+            <w:r>
+              <w:rPr>
+                <w:rFonts w:ascii="Noto Sans CJK SC" w:hAnsi="Noto Sans CJK SC" w:eastAsia="Noto Sans CJK SC"/>
+                <w:sz w:val="17"/>
+              </w:rPr>
               <w:t>Node B（接收方）</w:t>
             </w:r>
           </w:p>
@@ -6528,80 +6540,82 @@
         <w:tc>
           <w:tcPr>
             <w:tcW w:type="dxa" w:w="3331"/>
-          </w:tcPr>
-          <w:p>
-            <w:r>
-              <w:t>BASELINE detection scope；Counter / sequence 规则 TBD</w:t>
+            <w:tcMar>
+              <w:top w:w="70" w:type="dxa"/>
+              <w:start w:w="85" w:type="dxa"/>
+              <w:bottom w:w="70" w:type="dxa"/>
+              <w:end w:w="85" w:type="dxa"/>
+            </w:tcMar>
+          </w:tcPr>
+          <w:p>
+            <w:r>
+              <w:rPr>
+                <w:rFonts w:ascii="Noto Sans CJK SC" w:hAnsi="Noto Sans CJK SC" w:eastAsia="Noto Sans CJK SC"/>
+                <w:sz w:val="17"/>
+              </w:rPr>
+              <w:t>BASELINE；DEGRADED → SAFE；Counter / persistence rules TBD</w:t>
             </w:r>
           </w:p>
         </w:tc>
       </w:tr>
       <w:tr>
-        <w:trPr>
-          <w:cantSplit/>
-        </w:trPr>
         <w:tc>
           <w:tcPr>
             <w:tcW w:type="dxa" w:w="3331"/>
-          </w:tcPr>
-          <w:p>
-            <w:r>
-              <w:t>FB-05 Node A Reported Actuator Fault</w:t>
+            <w:tcMar>
+              <w:top w:w="70" w:type="dxa"/>
+              <w:start w:w="85" w:type="dxa"/>
+              <w:bottom w:w="70" w:type="dxa"/>
+              <w:end w:w="85" w:type="dxa"/>
+            </w:tcMar>
+          </w:tcPr>
+          <w:p>
+            <w:r>
+              <w:rPr>
+                <w:rFonts w:ascii="Noto Sans CJK SC" w:hAnsi="Noto Sans CJK SC" w:eastAsia="Noto Sans CJK SC"/>
+                <w:sz w:val="17"/>
+              </w:rPr>
+              <w:t>FB-06 Plant Temperature Signal Fault</w:t>
             </w:r>
           </w:p>
         </w:tc>
         <w:tc>
           <w:tcPr>
             <w:tcW w:type="dxa" w:w="3331"/>
-          </w:tcPr>
-          <w:p>
-            <w:r>
-              <w:t>Node B（System Fault Manager）</w:t>
+            <w:tcMar>
+              <w:top w:w="70" w:type="dxa"/>
+              <w:start w:w="85" w:type="dxa"/>
+              <w:bottom w:w="70" w:type="dxa"/>
+              <w:end w:w="85" w:type="dxa"/>
+            </w:tcMar>
+          </w:tcPr>
+          <w:p>
+            <w:r>
+              <w:rPr>
+                <w:rFonts w:ascii="Noto Sans CJK SC" w:hAnsi="Noto Sans CJK SC" w:eastAsia="Noto Sans CJK SC"/>
+                <w:sz w:val="17"/>
+              </w:rPr>
+              <w:t>Node B</w:t>
             </w:r>
           </w:p>
         </w:tc>
         <w:tc>
           <w:tcPr>
             <w:tcW w:type="dxa" w:w="3331"/>
-          </w:tcPr>
-          <w:p>
-            <w:r>
-              <w:t>BASELINE propagation / aggregation responsibility；severity handling TBD</w:t>
-            </w:r>
-          </w:p>
-        </w:tc>
-      </w:tr>
-      <w:tr>
-        <w:trPr>
-          <w:cantSplit/>
-        </w:trPr>
-        <w:tc>
-          <w:tcPr>
-            <w:tcW w:type="dxa" w:w="3331"/>
-          </w:tcPr>
-          <w:p>
-            <w:r>
-              <w:t>FB-06 Temperature Signal Fault</w:t>
-            </w:r>
-          </w:p>
-        </w:tc>
-        <w:tc>
-          <w:tcPr>
-            <w:tcW w:type="dxa" w:w="3331"/>
-          </w:tcPr>
-          <w:p>
-            <w:r>
-              <w:t>Node B</w:t>
-            </w:r>
-          </w:p>
-        </w:tc>
-        <w:tc>
-          <w:tcPr>
-            <w:tcW w:type="dxa" w:w="3331"/>
-          </w:tcPr>
-          <w:p>
-            <w:r>
-              <w:t>BASELINE detection scope；Plausibility / fallback strategy TBD</w:t>
+            <w:tcMar>
+              <w:top w:w="70" w:type="dxa"/>
+              <w:start w:w="85" w:type="dxa"/>
+              <w:bottom w:w="70" w:type="dxa"/>
+              <w:end w:w="85" w:type="dxa"/>
+            </w:tcMar>
+          </w:tcPr>
+          <w:p>
+            <w:r>
+              <w:rPr>
+                <w:rFonts w:ascii="Noto Sans CJK SC" w:hAnsi="Noto Sans CJK SC" w:eastAsia="Noto Sans CJK SC"/>
+                <w:sz w:val="17"/>
+              </w:rPr>
+              <w:t>BASELINE；Thermal State Observability Lost → SAFE；Emergency Cooling value TBD</w:t>
             </w:r>
           </w:p>
         </w:tc>
@@ -6655,6 +6669,43 @@
         </w:tc>
       </w:tr>
     </w:tbl>
+    <w:tbl>
+      <w:tblPr>
+        <w:tblW w:type="auto" w:w="0"/>
+        <w:tblLook w:firstColumn="1" w:firstRow="1" w:lastColumn="0" w:lastRow="0" w:noHBand="0" w:noVBand="1" w:val="04A0"/>
+      </w:tblPr>
+      <w:tblGrid>
+        <w:gridCol w:w="9994"/>
+      </w:tblGrid>
+      <w:tr>
+        <w:trPr>
+          <w:cantSplit/>
+        </w:trPr>
+        <w:tc>
+          <w:tcPr>
+            <w:tcW w:type="dxa" w:w="9994"/>
+            <w:shd w:fill="EAF1F7"/>
+            <w:tcMar>
+              <w:top w:w="70" w:type="dxa"/>
+              <w:start w:w="85" w:type="dxa"/>
+              <w:bottom w:w="70" w:type="dxa"/>
+              <w:end w:w="85" w:type="dxa"/>
+            </w:tcMar>
+          </w:tcPr>
+          <w:p>
+            <w:r>
+              <w:rPr>
+                <w:rFonts w:ascii="Noto Sans CJK SC" w:hAnsi="Noto Sans CJK SC" w:eastAsia="Noto Sans CJK SC"/>
+                <w:sz w:val="18"/>
+              </w:rPr>
+              <w:t>Multi-Fault Arbitration  [BASELINE]</w:t>
+              <w:br/>
+              <w:t>系统 Mode 必须基于全部 Active Confirmed Fault 的综合影响重新评估，而不是把 Fault 名字直接映射后简单“取最大值”。已知 Root Cause 可抑制能够被其充分解释的 Consequential Fault Qualification，但不得删除原始测量和诊断证据。Signal invalidation 必须传播到依赖该 Signal 的控制/诊断能力；Immediate Local Hardware Protection 优先于正常控制和降级运行请求。跨 Actuator / Functional / System 层的 Fault 在描述不同抽象层时可以同时保留。</w:t>
+            </w:r>
+          </w:p>
+        </w:tc>
+      </w:tr>
+    </w:tbl>
     <w:p>
       <w:pPr>
         <w:widowControl/>
@@ -6678,18 +6729,44 @@
           <w:tcPr>
             <w:tcW w:type="dxa" w:w="9994"/>
             <w:tcMar>
-              <w:top w:w="130" w:type="dxa"/>
-              <w:start w:w="150" w:type="dxa"/>
-              <w:bottom w:w="130" w:type="dxa"/>
-              <w:end w:w="150" w:type="dxa"/>
-            </w:tcMar>
-            <w:shd w:fill="FFF4D6"/>
-          </w:tcPr>
-          <w:p>
-            <w:r>
-              <w:t>正式 Fault List v0.1  [TBD]</w:t>
+              <w:top w:w="70" w:type="dxa"/>
+              <w:start w:w="85" w:type="dxa"/>
+              <w:bottom w:w="70" w:type="dxa"/>
+              <w:end w:w="85" w:type="dxa"/>
+            </w:tcMar>
+            <w:shd w:fill="E9F4EC"/>
+          </w:tcPr>
+          <w:p>
+            <w:r>
+              <w:rPr>
+                <w:rFonts w:ascii="Noto Sans CJK SC" w:hAnsi="Noto Sans CJK SC" w:eastAsia="Noto Sans CJK SC"/>
+                <w:sz w:val="17"/>
+              </w:rPr>
+            </w:r>
+            <w:r>
+              <w:rPr>
+                <w:rFonts w:ascii="Noto Sans CJK SC" w:hAnsi="Noto Sans CJK SC" w:eastAsia="Noto Sans CJK SC"/>
+                <w:b/>
+                <w:color w:val="16324F"/>
+                <w:sz w:val="17"/>
+              </w:rPr>
+              <w:t>正式 Fault List v0.1  [BASELINE / INDEPENDENT DOCUMENT]</w:t>
               <w:br/>
-              <w:t>设计依据：当前已冻结的是 Node A / Node B 的 Fault Detection Scope、Owner 与通用检测原则，这还不等于正式 Fault List。正式版本仍需为每个 Fault 定义最终 Fault ID/命名、检测条件、Qualification / Debounce、Recovery、Reaction、DTC 归属、严重度以及对 System State 的影响。</w:t>
+            </w:r>
+            <w:r>
+              <w:rPr>
+                <w:rFonts w:ascii="Noto Sans CJK SC" w:hAnsi="Noto Sans CJK SC" w:eastAsia="Noto Sans CJK SC"/>
+                <w:sz w:val="17"/>
+              </w:rPr>
+              <w:t>详细 Fault 定义已迁移到独立《Fault List v0.1》。SAD 保留架构级 Fault Scope、Owner、System Mode、Fallback 与跨 ECU Fault Management 摘要；详细 Detection Enable、Qualification、Recovery、Dependency / Suppression、Open Calibration Items 以 Fault List 为准。</w:t>
+              <w:br/>
+            </w:r>
+            <w:r>
+              <w:rPr>
+                <w:rFonts w:ascii="Noto Sans CJK SC" w:hAnsi="Noto Sans CJK SC" w:eastAsia="Noto Sans CJK SC"/>
+                <w:sz w:val="17"/>
+              </w:rPr>
+              <w:t>编号说明：FB-05 保留为历史编号占位，不再定义为独立 Fault；“Node A Reported Actuator Fault”属于 A→B Fault Propagation / Aggregation 机制。</w:t>
             </w:r>
           </w:p>
         </w:tc>
@@ -6725,11 +6802,18 @@
         <w:trPr>
           <w:tblHeader w:val="true"/>
           <w:cantSplit/>
+          <w:tblHeader w:val="true"/>
         </w:trPr>
         <w:tc>
           <w:tcPr>
             <w:tcW w:type="dxa" w:w="2498"/>
-            <w:shd w:fill="1F4E78"/>
+            <w:shd w:fill="16324F"/>
+            <w:tcMar>
+              <w:top w:w="70" w:type="dxa"/>
+              <w:start w:w="85" w:type="dxa"/>
+              <w:bottom w:w="70" w:type="dxa"/>
+              <w:end w:w="85" w:type="dxa"/>
+            </w:tcMar>
           </w:tcPr>
           <w:p>
             <w:pPr>
@@ -6737,8 +6821,10 @@
             </w:pPr>
             <w:r>
               <w:rPr>
+                <w:rFonts w:ascii="Noto Sans CJK SC" w:hAnsi="Noto Sans CJK SC" w:eastAsia="Noto Sans CJK SC"/>
                 <w:b/>
                 <w:color w:val="FFFFFF"/>
+                <w:sz w:val="17"/>
               </w:rPr>
               <w:t>Fault</w:t>
             </w:r>
@@ -6747,7 +6833,13 @@
         <w:tc>
           <w:tcPr>
             <w:tcW w:type="dxa" w:w="2498"/>
-            <w:shd w:fill="1F4E78"/>
+            <w:shd w:fill="16324F"/>
+            <w:tcMar>
+              <w:top w:w="70" w:type="dxa"/>
+              <w:start w:w="85" w:type="dxa"/>
+              <w:bottom w:w="70" w:type="dxa"/>
+              <w:end w:w="85" w:type="dxa"/>
+            </w:tcMar>
           </w:tcPr>
           <w:p>
             <w:pPr>
@@ -6755,8 +6847,10 @@
             </w:pPr>
             <w:r>
               <w:rPr>
+                <w:rFonts w:ascii="Noto Sans CJK SC" w:hAnsi="Noto Sans CJK SC" w:eastAsia="Noto Sans CJK SC"/>
                 <w:b/>
                 <w:color w:val="FFFFFF"/>
+                <w:sz w:val="17"/>
               </w:rPr>
               <w:t>Primary Impact</w:t>
             </w:r>
@@ -6765,7 +6859,13 @@
         <w:tc>
           <w:tcPr>
             <w:tcW w:type="dxa" w:w="2498"/>
-            <w:shd w:fill="1F4E78"/>
+            <w:shd w:fill="16324F"/>
+            <w:tcMar>
+              <w:top w:w="70" w:type="dxa"/>
+              <w:start w:w="85" w:type="dxa"/>
+              <w:bottom w:w="70" w:type="dxa"/>
+              <w:end w:w="85" w:type="dxa"/>
+            </w:tcMar>
           </w:tcPr>
           <w:p>
             <w:pPr>
@@ -6773,8 +6873,10 @@
             </w:pPr>
             <w:r>
               <w:rPr>
+                <w:rFonts w:ascii="Noto Sans CJK SC" w:hAnsi="Noto Sans CJK SC" w:eastAsia="Noto Sans CJK SC"/>
                 <w:b/>
                 <w:color w:val="FFFFFF"/>
+                <w:sz w:val="17"/>
               </w:rPr>
               <w:t>v0.1 System Mode</w:t>
             </w:r>
@@ -6783,7 +6885,13 @@
         <w:tc>
           <w:tcPr>
             <w:tcW w:type="dxa" w:w="2498"/>
-            <w:shd w:fill="1F4E78"/>
+            <w:shd w:fill="16324F"/>
+            <w:tcMar>
+              <w:top w:w="70" w:type="dxa"/>
+              <w:start w:w="85" w:type="dxa"/>
+              <w:bottom w:w="70" w:type="dxa"/>
+              <w:end w:w="85" w:type="dxa"/>
+            </w:tcMar>
           </w:tcPr>
           <w:p>
             <w:pPr>
@@ -6791,8 +6899,10 @@
             </w:pPr>
             <w:r>
               <w:rPr>
+                <w:rFonts w:ascii="Noto Sans CJK SC" w:hAnsi="Noto Sans CJK SC" w:eastAsia="Noto Sans CJK SC"/>
                 <w:b/>
                 <w:color w:val="FFFFFF"/>
+                <w:sz w:val="17"/>
               </w:rPr>
               <w:t>状态</w:t>
             </w:r>
@@ -6800,15 +6910,22 @@
         </w:tc>
       </w:tr>
       <w:tr>
-        <w:trPr>
-          <w:cantSplit/>
-        </w:trPr>
         <w:tc>
           <w:tcPr>
             <w:tcW w:type="dxa" w:w="2498"/>
-          </w:tcPr>
-          <w:p>
-            <w:r>
+            <w:tcMar>
+              <w:top w:w="70" w:type="dxa"/>
+              <w:start w:w="85" w:type="dxa"/>
+              <w:bottom w:w="70" w:type="dxa"/>
+              <w:end w:w="85" w:type="dxa"/>
+            </w:tcMar>
+          </w:tcPr>
+          <w:p>
+            <w:r>
+              <w:rPr>
+                <w:rFonts w:ascii="Noto Sans CJK SC" w:hAnsi="Noto Sans CJK SC" w:eastAsia="Noto Sans CJK SC"/>
+                <w:sz w:val="18"/>
+              </w:rPr>
               <w:t>FA-01 Fan Stall</w:t>
             </w:r>
           </w:p>
@@ -6816,19 +6933,39 @@
         <w:tc>
           <w:tcPr>
             <w:tcW w:type="dxa" w:w="2498"/>
-          </w:tcPr>
-          <w:p>
-            <w:r>
-              <w:t>主冷却执行器在 v0.1 中丢失</w:t>
+            <w:tcMar>
+              <w:top w:w="70" w:type="dxa"/>
+              <w:start w:w="85" w:type="dxa"/>
+              <w:bottom w:w="70" w:type="dxa"/>
+              <w:end w:w="85" w:type="dxa"/>
+            </w:tcMar>
+          </w:tcPr>
+          <w:p>
+            <w:r>
+              <w:rPr>
+                <w:rFonts w:ascii="Noto Sans CJK SC" w:hAnsi="Noto Sans CJK SC" w:eastAsia="Noto Sans CJK SC"/>
+                <w:sz w:val="18"/>
+              </w:rPr>
+              <w:t>v0.1 单风扇主执行器丢失</w:t>
             </w:r>
           </w:p>
         </w:tc>
         <w:tc>
           <w:tcPr>
             <w:tcW w:type="dxa" w:w="2498"/>
-          </w:tcPr>
-          <w:p>
-            <w:r>
+            <w:tcMar>
+              <w:top w:w="70" w:type="dxa"/>
+              <w:start w:w="85" w:type="dxa"/>
+              <w:bottom w:w="70" w:type="dxa"/>
+              <w:end w:w="85" w:type="dxa"/>
+            </w:tcMar>
+          </w:tcPr>
+          <w:p>
+            <w:r>
+              <w:rPr>
+                <w:rFonts w:ascii="Noto Sans CJK SC" w:hAnsi="Noto Sans CJK SC" w:eastAsia="Noto Sans CJK SC"/>
+                <w:sz w:val="18"/>
+              </w:rPr>
               <w:t>SAFE</w:t>
             </w:r>
           </w:p>
@@ -6836,24 +6973,41 @@
         <w:tc>
           <w:tcPr>
             <w:tcW w:type="dxa" w:w="2498"/>
-          </w:tcPr>
-          <w:p>
-            <w:r>
-              <w:t>BASELINE（多执行器未来可重新评估）</w:t>
+            <w:tcMar>
+              <w:top w:w="70" w:type="dxa"/>
+              <w:start w:w="85" w:type="dxa"/>
+              <w:bottom w:w="70" w:type="dxa"/>
+              <w:end w:w="85" w:type="dxa"/>
+            </w:tcMar>
+          </w:tcPr>
+          <w:p>
+            <w:r>
+              <w:rPr>
+                <w:rFonts w:ascii="Noto Sans CJK SC" w:hAnsi="Noto Sans CJK SC" w:eastAsia="Noto Sans CJK SC"/>
+                <w:sz w:val="18"/>
+              </w:rPr>
+              <w:t>BASELINE；Recovery / retry TBD</w:t>
             </w:r>
           </w:p>
         </w:tc>
       </w:tr>
       <w:tr>
-        <w:trPr>
-          <w:cantSplit/>
-        </w:trPr>
         <w:tc>
           <w:tcPr>
             <w:tcW w:type="dxa" w:w="2498"/>
-          </w:tcPr>
-          <w:p>
-            <w:r>
+            <w:tcMar>
+              <w:top w:w="70" w:type="dxa"/>
+              <w:start w:w="85" w:type="dxa"/>
+              <w:bottom w:w="70" w:type="dxa"/>
+              <w:end w:w="85" w:type="dxa"/>
+            </w:tcMar>
+          </w:tcPr>
+          <w:p>
+            <w:r>
+              <w:rPr>
+                <w:rFonts w:ascii="Noto Sans CJK SC" w:hAnsi="Noto Sans CJK SC" w:eastAsia="Noto Sans CJK SC"/>
+                <w:sz w:val="18"/>
+              </w:rPr>
               <w:t>FA-02 Fan Speed Deviation</w:t>
             </w:r>
           </w:p>
@@ -6861,9 +7015,19 @@
         <w:tc>
           <w:tcPr>
             <w:tcW w:type="dxa" w:w="2498"/>
-          </w:tcPr>
-          <w:p>
-            <w:r>
+            <w:tcMar>
+              <w:top w:w="70" w:type="dxa"/>
+              <w:start w:w="85" w:type="dxa"/>
+              <w:bottom w:w="70" w:type="dxa"/>
+              <w:end w:w="85" w:type="dxa"/>
+            </w:tcMar>
+          </w:tcPr>
+          <w:p>
+            <w:r>
+              <w:rPr>
+                <w:rFonts w:ascii="Noto Sans CJK SC" w:hAnsi="Noto Sans CJK SC" w:eastAsia="Noto Sans CJK SC"/>
+                <w:sz w:val="18"/>
+              </w:rPr>
               <w:t>冷却能力下降但未完全丢失</w:t>
             </w:r>
           </w:p>
@@ -6871,9 +7035,19 @@
         <w:tc>
           <w:tcPr>
             <w:tcW w:type="dxa" w:w="2498"/>
-          </w:tcPr>
-          <w:p>
-            <w:r>
+            <w:tcMar>
+              <w:top w:w="70" w:type="dxa"/>
+              <w:start w:w="85" w:type="dxa"/>
+              <w:bottom w:w="70" w:type="dxa"/>
+              <w:end w:w="85" w:type="dxa"/>
+            </w:tcMar>
+          </w:tcPr>
+          <w:p>
+            <w:r>
+              <w:rPr>
+                <w:rFonts w:ascii="Noto Sans CJK SC" w:hAnsi="Noto Sans CJK SC" w:eastAsia="Noto Sans CJK SC"/>
+                <w:sz w:val="18"/>
+              </w:rPr>
               <w:t>DEGRADED → SAFE</w:t>
             </w:r>
           </w:p>
@@ -6881,24 +7055,41 @@
         <w:tc>
           <w:tcPr>
             <w:tcW w:type="dxa" w:w="2498"/>
-          </w:tcPr>
-          <w:p>
-            <w:r>
-              <w:t>BASELINE escalation principle；升级条件 TBD</w:t>
+            <w:tcMar>
+              <w:top w:w="70" w:type="dxa"/>
+              <w:start w:w="85" w:type="dxa"/>
+              <w:bottom w:w="70" w:type="dxa"/>
+              <w:end w:w="85" w:type="dxa"/>
+            </w:tcMar>
+          </w:tcPr>
+          <w:p>
+            <w:r>
+              <w:rPr>
+                <w:rFonts w:ascii="Noto Sans CJK SC" w:hAnsi="Noto Sans CJK SC" w:eastAsia="Noto Sans CJK SC"/>
+                <w:sz w:val="18"/>
+              </w:rPr>
+              <w:t>BASELINE escalation；root-cause suppression 允许</w:t>
             </w:r>
           </w:p>
         </w:tc>
       </w:tr>
       <w:tr>
-        <w:trPr>
-          <w:cantSplit/>
-        </w:trPr>
         <w:tc>
           <w:tcPr>
             <w:tcW w:type="dxa" w:w="2498"/>
-          </w:tcPr>
-          <w:p>
-            <w:r>
+            <w:tcMar>
+              <w:top w:w="70" w:type="dxa"/>
+              <w:start w:w="85" w:type="dxa"/>
+              <w:bottom w:w="70" w:type="dxa"/>
+              <w:end w:w="85" w:type="dxa"/>
+            </w:tcMar>
+          </w:tcPr>
+          <w:p>
+            <w:r>
+              <w:rPr>
+                <w:rFonts w:ascii="Noto Sans CJK SC" w:hAnsi="Noto Sans CJK SC" w:eastAsia="Noto Sans CJK SC"/>
+                <w:sz w:val="18"/>
+              </w:rPr>
               <w:t>FA-03 RPM Feedback Fault</w:t>
             </w:r>
           </w:p>
@@ -6906,9 +7097,19 @@
         <w:tc>
           <w:tcPr>
             <w:tcW w:type="dxa" w:w="2498"/>
-          </w:tcPr>
-          <w:p>
-            <w:r>
+            <w:tcMar>
+              <w:top w:w="70" w:type="dxa"/>
+              <w:start w:w="85" w:type="dxa"/>
+              <w:bottom w:w="70" w:type="dxa"/>
+              <w:end w:w="85" w:type="dxa"/>
+            </w:tcMar>
+          </w:tcPr>
+          <w:p>
+            <w:r>
+              <w:rPr>
+                <w:rFonts w:ascii="Noto Sans CJK SC" w:hAnsi="Noto Sans CJK SC" w:eastAsia="Noto Sans CJK SC"/>
+                <w:sz w:val="18"/>
+              </w:rPr>
               <w:t>本地转速闭环反馈丢失</w:t>
             </w:r>
           </w:p>
@@ -6916,9 +7117,19 @@
         <w:tc>
           <w:tcPr>
             <w:tcW w:type="dxa" w:w="2498"/>
-          </w:tcPr>
-          <w:p>
-            <w:r>
+            <w:tcMar>
+              <w:top w:w="70" w:type="dxa"/>
+              <w:start w:w="85" w:type="dxa"/>
+              <w:bottom w:w="70" w:type="dxa"/>
+              <w:end w:w="85" w:type="dxa"/>
+            </w:tcMar>
+          </w:tcPr>
+          <w:p>
+            <w:r>
+              <w:rPr>
+                <w:rFonts w:ascii="Noto Sans CJK SC" w:hAnsi="Noto Sans CJK SC" w:eastAsia="Noto Sans CJK SC"/>
+                <w:sz w:val="18"/>
+              </w:rPr>
               <w:t>DEGRADED if fallback eligible; otherwise SAFE</w:t>
             </w:r>
           </w:p>
@@ -6926,24 +7137,41 @@
         <w:tc>
           <w:tcPr>
             <w:tcW w:type="dxa" w:w="2498"/>
-          </w:tcPr>
-          <w:p>
-            <w:r>
-              <w:t>BASELINE fallback capability；准入细节/参数 TBD</w:t>
+            <w:tcMar>
+              <w:top w:w="70" w:type="dxa"/>
+              <w:start w:w="85" w:type="dxa"/>
+              <w:bottom w:w="70" w:type="dxa"/>
+              <w:end w:w="85" w:type="dxa"/>
+            </w:tcMar>
+          </w:tcPr>
+          <w:p>
+            <w:r>
+              <w:rPr>
+                <w:rFonts w:ascii="Noto Sans CJK SC" w:hAnsi="Noto Sans CJK SC" w:eastAsia="Noto Sans CJK SC"/>
+                <w:sz w:val="18"/>
+              </w:rPr>
+              <w:t>Open-loop fallback capability BASELINE；eligibility/mapping TBD</w:t>
             </w:r>
           </w:p>
         </w:tc>
       </w:tr>
       <w:tr>
-        <w:trPr>
-          <w:cantSplit/>
-        </w:trPr>
         <w:tc>
           <w:tcPr>
             <w:tcW w:type="dxa" w:w="2498"/>
-          </w:tcPr>
-          <w:p>
-            <w:r>
+            <w:tcMar>
+              <w:top w:w="70" w:type="dxa"/>
+              <w:start w:w="85" w:type="dxa"/>
+              <w:bottom w:w="70" w:type="dxa"/>
+              <w:end w:w="85" w:type="dxa"/>
+            </w:tcMar>
+          </w:tcPr>
+          <w:p>
+            <w:r>
+              <w:rPr>
+                <w:rFonts w:ascii="Noto Sans CJK SC" w:hAnsi="Noto Sans CJK SC" w:eastAsia="Noto Sans CJK SC"/>
+                <w:sz w:val="18"/>
+              </w:rPr>
               <w:t>FA-04 Severe Motor Overcurrent</w:t>
             </w:r>
           </w:p>
@@ -6951,19 +7179,39 @@
         <w:tc>
           <w:tcPr>
             <w:tcW w:type="dxa" w:w="2498"/>
-          </w:tcPr>
-          <w:p>
-            <w:r>
-              <w:t>需要本地保护，执行器可能被关闭</w:t>
+            <w:tcMar>
+              <w:top w:w="70" w:type="dxa"/>
+              <w:start w:w="85" w:type="dxa"/>
+              <w:bottom w:w="70" w:type="dxa"/>
+              <w:end w:w="85" w:type="dxa"/>
+            </w:tcMar>
+          </w:tcPr>
+          <w:p>
+            <w:r>
+              <w:rPr>
+                <w:rFonts w:ascii="Noto Sans CJK SC" w:hAnsi="Noto Sans CJK SC" w:eastAsia="Noto Sans CJK SC"/>
+                <w:sz w:val="18"/>
+              </w:rPr>
+              <w:t>硬件风险，需要本地保护</w:t>
             </w:r>
           </w:p>
         </w:tc>
         <w:tc>
           <w:tcPr>
             <w:tcW w:type="dxa" w:w="2498"/>
-          </w:tcPr>
-          <w:p>
-            <w:r>
+            <w:tcMar>
+              <w:top w:w="70" w:type="dxa"/>
+              <w:start w:w="85" w:type="dxa"/>
+              <w:bottom w:w="70" w:type="dxa"/>
+              <w:end w:w="85" w:type="dxa"/>
+            </w:tcMar>
+          </w:tcPr>
+          <w:p>
+            <w:r>
+              <w:rPr>
+                <w:rFonts w:ascii="Noto Sans CJK SC" w:hAnsi="Noto Sans CJK SC" w:eastAsia="Noto Sans CJK SC"/>
+                <w:sz w:val="18"/>
+              </w:rPr>
               <w:t>SAFE</w:t>
             </w:r>
           </w:p>
@@ -6971,24 +7219,41 @@
         <w:tc>
           <w:tcPr>
             <w:tcW w:type="dxa" w:w="2498"/>
-          </w:tcPr>
-          <w:p>
-            <w:r>
-              <w:t>BASELINE for severe overcurrent；阈值 TBD</w:t>
+            <w:tcMar>
+              <w:top w:w="70" w:type="dxa"/>
+              <w:start w:w="85" w:type="dxa"/>
+              <w:bottom w:w="70" w:type="dxa"/>
+              <w:end w:w="85" w:type="dxa"/>
+            </w:tcMar>
+          </w:tcPr>
+          <w:p>
+            <w:r>
+              <w:rPr>
+                <w:rFonts w:ascii="Noto Sans CJK SC" w:hAnsi="Noto Sans CJK SC" w:eastAsia="Noto Sans CJK SC"/>
+                <w:sz w:val="18"/>
+              </w:rPr>
+              <w:t>Immediate local protection BASELINE；阈值 TBD</w:t>
             </w:r>
           </w:p>
         </w:tc>
       </w:tr>
       <w:tr>
-        <w:trPr>
-          <w:cantSplit/>
-        </w:trPr>
         <w:tc>
           <w:tcPr>
             <w:tcW w:type="dxa" w:w="2498"/>
-          </w:tcPr>
-          <w:p>
-            <w:r>
+            <w:tcMar>
+              <w:top w:w="70" w:type="dxa"/>
+              <w:start w:w="85" w:type="dxa"/>
+              <w:bottom w:w="70" w:type="dxa"/>
+              <w:end w:w="85" w:type="dxa"/>
+            </w:tcMar>
+          </w:tcPr>
+          <w:p>
+            <w:r>
+              <w:rPr>
+                <w:rFonts w:ascii="Noto Sans CJK SC" w:hAnsi="Noto Sans CJK SC" w:eastAsia="Noto Sans CJK SC"/>
+                <w:sz w:val="18"/>
+              </w:rPr>
               <w:t>FA-05 Current Feedback Fault</w:t>
             </w:r>
           </w:p>
@@ -6996,19 +7261,39 @@
         <w:tc>
           <w:tcPr>
             <w:tcW w:type="dxa" w:w="2498"/>
-          </w:tcPr>
-          <w:p>
-            <w:r>
-              <w:t>正常 RPM 控制仍可用，但诊断覆盖下降</w:t>
+            <w:tcMar>
+              <w:top w:w="70" w:type="dxa"/>
+              <w:start w:w="85" w:type="dxa"/>
+              <w:bottom w:w="70" w:type="dxa"/>
+              <w:end w:w="85" w:type="dxa"/>
+            </w:tcMar>
+          </w:tcPr>
+          <w:p>
+            <w:r>
+              <w:rPr>
+                <w:rFonts w:ascii="Noto Sans CJK SC" w:hAnsi="Noto Sans CJK SC" w:eastAsia="Noto Sans CJK SC"/>
+                <w:sz w:val="18"/>
+              </w:rPr>
+              <w:t>控制可继续，但诊断覆盖下降</w:t>
             </w:r>
           </w:p>
         </w:tc>
         <w:tc>
           <w:tcPr>
             <w:tcW w:type="dxa" w:w="2498"/>
-          </w:tcPr>
-          <w:p>
-            <w:r>
+            <w:tcMar>
+              <w:top w:w="70" w:type="dxa"/>
+              <w:start w:w="85" w:type="dxa"/>
+              <w:bottom w:w="70" w:type="dxa"/>
+              <w:end w:w="85" w:type="dxa"/>
+            </w:tcMar>
+          </w:tcPr>
+          <w:p>
+            <w:r>
+              <w:rPr>
+                <w:rFonts w:ascii="Noto Sans CJK SC" w:hAnsi="Noto Sans CJK SC" w:eastAsia="Noto Sans CJK SC"/>
+                <w:sz w:val="18"/>
+              </w:rPr>
               <w:t>DEGRADED</w:t>
             </w:r>
           </w:p>
@@ -7016,24 +7301,41 @@
         <w:tc>
           <w:tcPr>
             <w:tcW w:type="dxa" w:w="2498"/>
-          </w:tcPr>
-          <w:p>
-            <w:r>
+            <w:tcMar>
+              <w:top w:w="70" w:type="dxa"/>
+              <w:start w:w="85" w:type="dxa"/>
+              <w:bottom w:w="70" w:type="dxa"/>
+              <w:end w:w="85" w:type="dxa"/>
+            </w:tcMar>
+          </w:tcPr>
+          <w:p>
+            <w:r>
+              <w:rPr>
+                <w:rFonts w:ascii="Noto Sans CJK SC" w:hAnsi="Noto Sans CJK SC" w:eastAsia="Noto Sans CJK SC"/>
+                <w:sz w:val="18"/>
+              </w:rPr>
               <w:t>BASELINE</w:t>
             </w:r>
           </w:p>
         </w:tc>
       </w:tr>
       <w:tr>
-        <w:trPr>
-          <w:cantSplit/>
-        </w:trPr>
         <w:tc>
           <w:tcPr>
             <w:tcW w:type="dxa" w:w="2498"/>
-          </w:tcPr>
-          <w:p>
-            <w:r>
+            <w:tcMar>
+              <w:top w:w="70" w:type="dxa"/>
+              <w:start w:w="85" w:type="dxa"/>
+              <w:bottom w:w="70" w:type="dxa"/>
+              <w:end w:w="85" w:type="dxa"/>
+            </w:tcMar>
+          </w:tcPr>
+          <w:p>
+            <w:r>
+              <w:rPr>
+                <w:rFonts w:ascii="Noto Sans CJK SC" w:hAnsi="Noto Sans CJK SC" w:eastAsia="Noto Sans CJK SC"/>
+                <w:sz w:val="18"/>
+              </w:rPr>
               <w:t>FA-06 Supply Voltage Fault</w:t>
             </w:r>
           </w:p>
@@ -7041,19 +7343,39 @@
         <w:tc>
           <w:tcPr>
             <w:tcW w:type="dxa" w:w="2498"/>
-          </w:tcPr>
-          <w:p>
-            <w:r>
-              <w:t>可能从性能下降发展为执行器不可用</w:t>
+            <w:tcMar>
+              <w:top w:w="70" w:type="dxa"/>
+              <w:start w:w="85" w:type="dxa"/>
+              <w:bottom w:w="70" w:type="dxa"/>
+              <w:end w:w="85" w:type="dxa"/>
+            </w:tcMar>
+          </w:tcPr>
+          <w:p>
+            <w:r>
+              <w:rPr>
+                <w:rFonts w:ascii="Noto Sans CJK SC" w:hAnsi="Noto Sans CJK SC" w:eastAsia="Noto Sans CJK SC"/>
+                <w:sz w:val="18"/>
+              </w:rPr>
+              <w:t>能力下降或执行器不可用</w:t>
             </w:r>
           </w:p>
         </w:tc>
         <w:tc>
           <w:tcPr>
             <w:tcW w:type="dxa" w:w="2498"/>
-          </w:tcPr>
-          <w:p>
-            <w:r>
+            <w:tcMar>
+              <w:top w:w="70" w:type="dxa"/>
+              <w:start w:w="85" w:type="dxa"/>
+              <w:bottom w:w="70" w:type="dxa"/>
+              <w:end w:w="85" w:type="dxa"/>
+            </w:tcMar>
+          </w:tcPr>
+          <w:p>
+            <w:r>
+              <w:rPr>
+                <w:rFonts w:ascii="Noto Sans CJK SC" w:hAnsi="Noto Sans CJK SC" w:eastAsia="Noto Sans CJK SC"/>
+                <w:sz w:val="18"/>
+              </w:rPr>
               <w:t>DEGRADED / SAFE</w:t>
             </w:r>
           </w:p>
@@ -7061,24 +7383,41 @@
         <w:tc>
           <w:tcPr>
             <w:tcW w:type="dxa" w:w="2498"/>
-          </w:tcPr>
-          <w:p>
-            <w:r>
-              <w:t>Severity boundary TBD</w:t>
+            <w:tcMar>
+              <w:top w:w="70" w:type="dxa"/>
+              <w:start w:w="85" w:type="dxa"/>
+              <w:bottom w:w="70" w:type="dxa"/>
+              <w:end w:w="85" w:type="dxa"/>
+            </w:tcMar>
+          </w:tcPr>
+          <w:p>
+            <w:r>
+              <w:rPr>
+                <w:rFonts w:ascii="Noto Sans CJK SC" w:hAnsi="Noto Sans CJK SC" w:eastAsia="Noto Sans CJK SC"/>
+                <w:sz w:val="18"/>
+              </w:rPr>
+              <w:t>Severity boundary TBD；实现依赖 voltage sensing 决策</w:t>
             </w:r>
           </w:p>
         </w:tc>
       </w:tr>
       <w:tr>
-        <w:trPr>
-          <w:cantSplit/>
-        </w:trPr>
         <w:tc>
           <w:tcPr>
             <w:tcW w:type="dxa" w:w="2498"/>
-          </w:tcPr>
-          <w:p>
-            <w:r>
+            <w:tcMar>
+              <w:top w:w="70" w:type="dxa"/>
+              <w:start w:w="85" w:type="dxa"/>
+              <w:bottom w:w="70" w:type="dxa"/>
+              <w:end w:w="85" w:type="dxa"/>
+            </w:tcMar>
+          </w:tcPr>
+          <w:p>
+            <w:r>
+              <w:rPr>
+                <w:rFonts w:ascii="Noto Sans CJK SC" w:hAnsi="Noto Sans CJK SC" w:eastAsia="Noto Sans CJK SC"/>
+                <w:sz w:val="18"/>
+              </w:rPr>
               <w:t>FA-07 Cooling Demand Communication Fault</w:t>
             </w:r>
           </w:p>
@@ -7086,19 +7425,39 @@
         <w:tc>
           <w:tcPr>
             <w:tcW w:type="dxa" w:w="2498"/>
-          </w:tcPr>
-          <w:p>
-            <w:r>
-              <w:t>正常命令链失效；本地控制能力可能仍在</w:t>
+            <w:tcMar>
+              <w:top w:w="70" w:type="dxa"/>
+              <w:start w:w="85" w:type="dxa"/>
+              <w:bottom w:w="70" w:type="dxa"/>
+              <w:end w:w="85" w:type="dxa"/>
+            </w:tcMar>
+          </w:tcPr>
+          <w:p>
+            <w:r>
+              <w:rPr>
+                <w:rFonts w:ascii="Noto Sans CJK SC" w:hAnsi="Noto Sans CJK SC" w:eastAsia="Noto Sans CJK SC"/>
+                <w:sz w:val="18"/>
+              </w:rPr>
+              <w:t>正常命令链失效；A 本地能力可能保留</w:t>
             </w:r>
           </w:p>
         </w:tc>
         <w:tc>
           <w:tcPr>
             <w:tcW w:type="dxa" w:w="2498"/>
-          </w:tcPr>
-          <w:p>
-            <w:r>
+            <w:tcMar>
+              <w:top w:w="70" w:type="dxa"/>
+              <w:start w:w="85" w:type="dxa"/>
+              <w:bottom w:w="70" w:type="dxa"/>
+              <w:end w:w="85" w:type="dxa"/>
+            </w:tcMar>
+          </w:tcPr>
+          <w:p>
+            <w:r>
+              <w:rPr>
+                <w:rFonts w:ascii="Noto Sans CJK SC" w:hAnsi="Noto Sans CJK SC" w:eastAsia="Noto Sans CJK SC"/>
+                <w:sz w:val="18"/>
+              </w:rPr>
               <w:t>DEGRADED / SAFE</w:t>
             </w:r>
           </w:p>
@@ -7106,24 +7465,41 @@
         <w:tc>
           <w:tcPr>
             <w:tcW w:type="dxa" w:w="2498"/>
-          </w:tcPr>
-          <w:p>
-            <w:r>
-              <w:t>BASELINE fallback framework；升级条件/参数 TBD</w:t>
+            <w:tcMar>
+              <w:top w:w="70" w:type="dxa"/>
+              <w:start w:w="85" w:type="dxa"/>
+              <w:bottom w:w="70" w:type="dxa"/>
+              <w:end w:w="85" w:type="dxa"/>
+            </w:tcMar>
+          </w:tcPr>
+          <w:p>
+            <w:r>
+              <w:rPr>
+                <w:rFonts w:ascii="Noto Sans CJK SC" w:hAnsi="Noto Sans CJK SC" w:eastAsia="Noto Sans CJK SC"/>
+                <w:sz w:val="18"/>
+              </w:rPr>
+              <w:t>Two-stage fallback BASELINE；参数 TBD</w:t>
             </w:r>
           </w:p>
         </w:tc>
       </w:tr>
       <w:tr>
-        <w:trPr>
-          <w:cantSplit/>
-        </w:trPr>
         <w:tc>
           <w:tcPr>
             <w:tcW w:type="dxa" w:w="2498"/>
-          </w:tcPr>
-          <w:p>
-            <w:r>
+            <w:tcMar>
+              <w:top w:w="70" w:type="dxa"/>
+              <w:start w:w="85" w:type="dxa"/>
+              <w:bottom w:w="70" w:type="dxa"/>
+              <w:end w:w="85" w:type="dxa"/>
+            </w:tcMar>
+          </w:tcPr>
+          <w:p>
+            <w:r>
+              <w:rPr>
+                <w:rFonts w:ascii="Noto Sans CJK SC" w:hAnsi="Noto Sans CJK SC" w:eastAsia="Noto Sans CJK SC"/>
+                <w:sz w:val="18"/>
+              </w:rPr>
               <w:t>FB-01 Overtemperature</w:t>
             </w:r>
           </w:p>
@@ -7131,9 +7507,19 @@
         <w:tc>
           <w:tcPr>
             <w:tcW w:type="dxa" w:w="2498"/>
-          </w:tcPr>
-          <w:p>
-            <w:r>
+            <w:tcMar>
+              <w:top w:w="70" w:type="dxa"/>
+              <w:start w:w="85" w:type="dxa"/>
+              <w:bottom w:w="70" w:type="dxa"/>
+              <w:end w:w="85" w:type="dxa"/>
+            </w:tcMar>
+          </w:tcPr>
+          <w:p>
+            <w:r>
+              <w:rPr>
+                <w:rFonts w:ascii="Noto Sans CJK SC" w:hAnsi="Noto Sans CJK SC" w:eastAsia="Noto Sans CJK SC"/>
+                <w:sz w:val="18"/>
+              </w:rPr>
               <w:t>有效温度已越过允许热边界</w:t>
             </w:r>
           </w:p>
@@ -7141,9 +7527,19 @@
         <w:tc>
           <w:tcPr>
             <w:tcW w:type="dxa" w:w="2498"/>
-          </w:tcPr>
-          <w:p>
-            <w:r>
+            <w:tcMar>
+              <w:top w:w="70" w:type="dxa"/>
+              <w:start w:w="85" w:type="dxa"/>
+              <w:bottom w:w="70" w:type="dxa"/>
+              <w:end w:w="85" w:type="dxa"/>
+            </w:tcMar>
+          </w:tcPr>
+          <w:p>
+            <w:r>
+              <w:rPr>
+                <w:rFonts w:ascii="Noto Sans CJK SC" w:hAnsi="Noto Sans CJK SC" w:eastAsia="Noto Sans CJK SC"/>
+                <w:sz w:val="18"/>
+              </w:rPr>
               <w:t>SAFE</w:t>
             </w:r>
           </w:p>
@@ -7151,24 +7547,41 @@
         <w:tc>
           <w:tcPr>
             <w:tcW w:type="dxa" w:w="2498"/>
-          </w:tcPr>
-          <w:p>
-            <w:r>
+            <w:tcMar>
+              <w:top w:w="70" w:type="dxa"/>
+              <w:start w:w="85" w:type="dxa"/>
+              <w:bottom w:w="70" w:type="dxa"/>
+              <w:end w:w="85" w:type="dxa"/>
+            </w:tcMar>
+          </w:tcPr>
+          <w:p>
+            <w:r>
+              <w:rPr>
+                <w:rFonts w:ascii="Noto Sans CJK SC" w:hAnsi="Noto Sans CJK SC" w:eastAsia="Noto Sans CJK SC"/>
+                <w:sz w:val="18"/>
+              </w:rPr>
               <w:t>BASELINE；阈值/Hysteresis TBD</w:t>
             </w:r>
           </w:p>
         </w:tc>
       </w:tr>
       <w:tr>
-        <w:trPr>
-          <w:cantSplit/>
-        </w:trPr>
         <w:tc>
           <w:tcPr>
             <w:tcW w:type="dxa" w:w="2498"/>
-          </w:tcPr>
-          <w:p>
-            <w:r>
+            <w:tcMar>
+              <w:top w:w="70" w:type="dxa"/>
+              <w:start w:w="85" w:type="dxa"/>
+              <w:bottom w:w="70" w:type="dxa"/>
+              <w:end w:w="85" w:type="dxa"/>
+            </w:tcMar>
+          </w:tcPr>
+          <w:p>
+            <w:r>
+              <w:rPr>
+                <w:rFonts w:ascii="Noto Sans CJK SC" w:hAnsi="Noto Sans CJK SC" w:eastAsia="Noto Sans CJK SC"/>
+                <w:sz w:val="18"/>
+              </w:rPr>
               <w:t>FB-02 Insufficient Cooling Performance</w:t>
             </w:r>
           </w:p>
@@ -7176,19 +7589,39 @@
         <w:tc>
           <w:tcPr>
             <w:tcW w:type="dxa" w:w="2498"/>
-          </w:tcPr>
-          <w:p>
-            <w:r>
-              <w:t>冷却功能不能满足系统需求</w:t>
+            <w:tcMar>
+              <w:top w:w="70" w:type="dxa"/>
+              <w:start w:w="85" w:type="dxa"/>
+              <w:bottom w:w="70" w:type="dxa"/>
+              <w:end w:w="85" w:type="dxa"/>
+            </w:tcMar>
+          </w:tcPr>
+          <w:p>
+            <w:r>
+              <w:rPr>
+                <w:rFonts w:ascii="Noto Sans CJK SC" w:hAnsi="Noto Sans CJK SC" w:eastAsia="Noto Sans CJK SC"/>
+                <w:sz w:val="18"/>
+              </w:rPr>
+              <w:t>系统冷却能力不足</w:t>
             </w:r>
           </w:p>
         </w:tc>
         <w:tc>
           <w:tcPr>
             <w:tcW w:type="dxa" w:w="2498"/>
-          </w:tcPr>
-          <w:p>
-            <w:r>
+            <w:tcMar>
+              <w:top w:w="70" w:type="dxa"/>
+              <w:start w:w="85" w:type="dxa"/>
+              <w:bottom w:w="70" w:type="dxa"/>
+              <w:end w:w="85" w:type="dxa"/>
+            </w:tcMar>
+          </w:tcPr>
+          <w:p>
+            <w:r>
+              <w:rPr>
+                <w:rFonts w:ascii="Noto Sans CJK SC" w:hAnsi="Noto Sans CJK SC" w:eastAsia="Noto Sans CJK SC"/>
+                <w:sz w:val="18"/>
+              </w:rPr>
               <w:t>DEGRADED → SAFE</w:t>
             </w:r>
           </w:p>
@@ -7196,24 +7629,41 @@
         <w:tc>
           <w:tcPr>
             <w:tcW w:type="dxa" w:w="2498"/>
-          </w:tcPr>
-          <w:p>
-            <w:r>
-              <w:t>BASELINE escalation principle；性能判据 TBD</w:t>
+            <w:tcMar>
+              <w:top w:w="70" w:type="dxa"/>
+              <w:start w:w="85" w:type="dxa"/>
+              <w:bottom w:w="70" w:type="dxa"/>
+              <w:end w:w="85" w:type="dxa"/>
+            </w:tcMar>
+          </w:tcPr>
+          <w:p>
+            <w:r>
+              <w:rPr>
+                <w:rFonts w:ascii="Noto Sans CJK SC" w:hAnsi="Noto Sans CJK SC" w:eastAsia="Noto Sans CJK SC"/>
+                <w:sz w:val="18"/>
+              </w:rPr>
+              <w:t>BASELINE escalation；判据 TBD</w:t>
             </w:r>
           </w:p>
         </w:tc>
       </w:tr>
       <w:tr>
-        <w:trPr>
-          <w:cantSplit/>
-        </w:trPr>
         <w:tc>
           <w:tcPr>
             <w:tcW w:type="dxa" w:w="2498"/>
-          </w:tcPr>
-          <w:p>
-            <w:r>
+            <w:tcMar>
+              <w:top w:w="70" w:type="dxa"/>
+              <w:start w:w="85" w:type="dxa"/>
+              <w:bottom w:w="70" w:type="dxa"/>
+              <w:end w:w="85" w:type="dxa"/>
+            </w:tcMar>
+          </w:tcPr>
+          <w:p>
+            <w:r>
+              <w:rPr>
+                <w:rFonts w:ascii="Noto Sans CJK SC" w:hAnsi="Noto Sans CJK SC" w:eastAsia="Noto Sans CJK SC"/>
+                <w:sz w:val="18"/>
+              </w:rPr>
               <w:t>FB-03 Node A Communication Timeout</w:t>
             </w:r>
           </w:p>
@@ -7221,19 +7671,39 @@
         <w:tc>
           <w:tcPr>
             <w:tcW w:type="dxa" w:w="2498"/>
-          </w:tcPr>
-          <w:p>
-            <w:r>
-              <w:t>核心执行 ECU 可用性无法确认</w:t>
+            <w:tcMar>
+              <w:top w:w="70" w:type="dxa"/>
+              <w:start w:w="85" w:type="dxa"/>
+              <w:bottom w:w="70" w:type="dxa"/>
+              <w:end w:w="85" w:type="dxa"/>
+            </w:tcMar>
+          </w:tcPr>
+          <w:p>
+            <w:r>
+              <w:rPr>
+                <w:rFonts w:ascii="Noto Sans CJK SC" w:hAnsi="Noto Sans CJK SC" w:eastAsia="Noto Sans CJK SC"/>
+                <w:sz w:val="18"/>
+              </w:rPr>
+              <w:t>核心执行 ECU 可用性不可确认</w:t>
             </w:r>
           </w:p>
         </w:tc>
         <w:tc>
           <w:tcPr>
             <w:tcW w:type="dxa" w:w="2498"/>
-          </w:tcPr>
-          <w:p>
-            <w:r>
+            <w:tcMar>
+              <w:top w:w="70" w:type="dxa"/>
+              <w:start w:w="85" w:type="dxa"/>
+              <w:bottom w:w="70" w:type="dxa"/>
+              <w:end w:w="85" w:type="dxa"/>
+            </w:tcMar>
+          </w:tcPr>
+          <w:p>
+            <w:r>
+              <w:rPr>
+                <w:rFonts w:ascii="Noto Sans CJK SC" w:hAnsi="Noto Sans CJK SC" w:eastAsia="Noto Sans CJK SC"/>
+                <w:sz w:val="18"/>
+              </w:rPr>
               <w:t>SAFE</w:t>
             </w:r>
           </w:p>
@@ -7241,24 +7711,41 @@
         <w:tc>
           <w:tcPr>
             <w:tcW w:type="dxa" w:w="2498"/>
-          </w:tcPr>
-          <w:p>
-            <w:r>
-              <w:t>BASELINE for v0.1</w:t>
+            <w:tcMar>
+              <w:top w:w="70" w:type="dxa"/>
+              <w:start w:w="85" w:type="dxa"/>
+              <w:bottom w:w="70" w:type="dxa"/>
+              <w:end w:w="85" w:type="dxa"/>
+            </w:tcMar>
+          </w:tcPr>
+          <w:p>
+            <w:r>
+              <w:rPr>
+                <w:rFonts w:ascii="Noto Sans CJK SC" w:hAnsi="Noto Sans CJK SC" w:eastAsia="Noto Sans CJK SC"/>
+                <w:sz w:val="18"/>
+              </w:rPr>
+              <w:t>BASELINE</w:t>
             </w:r>
           </w:p>
         </w:tc>
       </w:tr>
       <w:tr>
-        <w:trPr>
-          <w:cantSplit/>
-        </w:trPr>
         <w:tc>
           <w:tcPr>
             <w:tcW w:type="dxa" w:w="2498"/>
-          </w:tcPr>
-          <w:p>
-            <w:r>
+            <w:tcMar>
+              <w:top w:w="70" w:type="dxa"/>
+              <w:start w:w="85" w:type="dxa"/>
+              <w:bottom w:w="70" w:type="dxa"/>
+              <w:end w:w="85" w:type="dxa"/>
+            </w:tcMar>
+          </w:tcPr>
+          <w:p>
+            <w:r>
+              <w:rPr>
+                <w:rFonts w:ascii="Noto Sans CJK SC" w:hAnsi="Noto Sans CJK SC" w:eastAsia="Noto Sans CJK SC"/>
+                <w:sz w:val="18"/>
+              </w:rPr>
               <w:t>FB-04 Alive / Sequence Fault</w:t>
             </w:r>
           </w:p>
@@ -7266,19 +7753,39 @@
         <w:tc>
           <w:tcPr>
             <w:tcW w:type="dxa" w:w="2498"/>
-          </w:tcPr>
-          <w:p>
-            <w:r>
-              <w:t>通信数据新鲜度/可信度下降</w:t>
+            <w:tcMar>
+              <w:top w:w="70" w:type="dxa"/>
+              <w:start w:w="85" w:type="dxa"/>
+              <w:bottom w:w="70" w:type="dxa"/>
+              <w:end w:w="85" w:type="dxa"/>
+            </w:tcMar>
+          </w:tcPr>
+          <w:p>
+            <w:r>
+              <w:rPr>
+                <w:rFonts w:ascii="Noto Sans CJK SC" w:hAnsi="Noto Sans CJK SC" w:eastAsia="Noto Sans CJK SC"/>
+                <w:sz w:val="18"/>
+              </w:rPr>
+              <w:t>A 状态新鲜度/可信度下降</w:t>
             </w:r>
           </w:p>
         </w:tc>
         <w:tc>
           <w:tcPr>
             <w:tcW w:type="dxa" w:w="2498"/>
-          </w:tcPr>
-          <w:p>
-            <w:r>
+            <w:tcMar>
+              <w:top w:w="70" w:type="dxa"/>
+              <w:start w:w="85" w:type="dxa"/>
+              <w:bottom w:w="70" w:type="dxa"/>
+              <w:end w:w="85" w:type="dxa"/>
+            </w:tcMar>
+          </w:tcPr>
+          <w:p>
+            <w:r>
+              <w:rPr>
+                <w:rFonts w:ascii="Noto Sans CJK SC" w:hAnsi="Noto Sans CJK SC" w:eastAsia="Noto Sans CJK SC"/>
+                <w:sz w:val="18"/>
+              </w:rPr>
               <w:t>DEGRADED → SAFE</w:t>
             </w:r>
           </w:p>
@@ -7286,100 +7793,102 @@
         <w:tc>
           <w:tcPr>
             <w:tcW w:type="dxa" w:w="2498"/>
-          </w:tcPr>
-          <w:p>
-            <w:r>
-              <w:t>BASELINE escalation principle；规则 TBD</w:t>
+            <w:tcMar>
+              <w:top w:w="70" w:type="dxa"/>
+              <w:start w:w="85" w:type="dxa"/>
+              <w:bottom w:w="70" w:type="dxa"/>
+              <w:end w:w="85" w:type="dxa"/>
+            </w:tcMar>
+          </w:tcPr>
+          <w:p>
+            <w:r>
+              <w:rPr>
+                <w:rFonts w:ascii="Noto Sans CJK SC" w:hAnsi="Noto Sans CJK SC" w:eastAsia="Noto Sans CJK SC"/>
+                <w:sz w:val="18"/>
+              </w:rPr>
+              <w:t>BASELINE escalation；规则 TBD</w:t>
             </w:r>
           </w:p>
         </w:tc>
       </w:tr>
       <w:tr>
-        <w:trPr>
-          <w:cantSplit/>
-        </w:trPr>
         <w:tc>
           <w:tcPr>
             <w:tcW w:type="dxa" w:w="2498"/>
-          </w:tcPr>
-          <w:p>
-            <w:r>
-              <w:t>FB-05 Node A Reported Actuator Fault</w:t>
+            <w:tcMar>
+              <w:top w:w="70" w:type="dxa"/>
+              <w:start w:w="85" w:type="dxa"/>
+              <w:bottom w:w="70" w:type="dxa"/>
+              <w:end w:w="85" w:type="dxa"/>
+            </w:tcMar>
+          </w:tcPr>
+          <w:p>
+            <w:r>
+              <w:rPr>
+                <w:rFonts w:ascii="Noto Sans CJK SC" w:hAnsi="Noto Sans CJK SC" w:eastAsia="Noto Sans CJK SC"/>
+                <w:sz w:val="18"/>
+              </w:rPr>
+              <w:t>FB-06 Plant Temperature Signal Fault</w:t>
             </w:r>
           </w:p>
         </w:tc>
         <w:tc>
           <w:tcPr>
             <w:tcW w:type="dxa" w:w="2498"/>
-          </w:tcPr>
-          <w:p>
-            <w:r>
-              <w:t>系统级聚合入口</w:t>
+            <w:tcMar>
+              <w:top w:w="70" w:type="dxa"/>
+              <w:start w:w="85" w:type="dxa"/>
+              <w:bottom w:w="70" w:type="dxa"/>
+              <w:end w:w="85" w:type="dxa"/>
+            </w:tcMar>
+          </w:tcPr>
+          <w:p>
+            <w:r>
+              <w:rPr>
+                <w:rFonts w:ascii="Noto Sans CJK SC" w:hAnsi="Noto Sans CJK SC" w:eastAsia="Noto Sans CJK SC"/>
+                <w:sz w:val="18"/>
+              </w:rPr>
+              <w:t>Thermal Plant 关键状态不可观测</w:t>
             </w:r>
           </w:p>
         </w:tc>
         <w:tc>
           <w:tcPr>
             <w:tcW w:type="dxa" w:w="2498"/>
-          </w:tcPr>
-          <w:p>
-            <w:r>
-              <w:t>继承 underlying fault 的功能影响</w:t>
+            <w:tcMar>
+              <w:top w:w="70" w:type="dxa"/>
+              <w:start w:w="85" w:type="dxa"/>
+              <w:bottom w:w="70" w:type="dxa"/>
+              <w:end w:w="85" w:type="dxa"/>
+            </w:tcMar>
+          </w:tcPr>
+          <w:p>
+            <w:r>
+              <w:rPr>
+                <w:rFonts w:ascii="Noto Sans CJK SC" w:hAnsi="Noto Sans CJK SC" w:eastAsia="Noto Sans CJK SC"/>
+                <w:sz w:val="18"/>
+              </w:rPr>
+              <w:t>SAFE</w:t>
             </w:r>
           </w:p>
         </w:tc>
         <w:tc>
           <w:tcPr>
             <w:tcW w:type="dxa" w:w="2498"/>
-          </w:tcPr>
-          <w:p>
-            <w:r>
-              <w:t>BASELINE；不单独绑定固定 Mode</w:t>
-            </w:r>
-          </w:p>
-        </w:tc>
-      </w:tr>
-      <w:tr>
-        <w:trPr>
-          <w:cantSplit/>
-        </w:trPr>
-        <w:tc>
-          <w:tcPr>
-            <w:tcW w:type="dxa" w:w="2498"/>
-          </w:tcPr>
-          <w:p>
-            <w:r>
-              <w:t>FB-06 Temperature Signal Fault</w:t>
-            </w:r>
-          </w:p>
-        </w:tc>
-        <w:tc>
-          <w:tcPr>
-            <w:tcW w:type="dxa" w:w="2498"/>
-          </w:tcPr>
-          <w:p>
-            <w:r>
-              <w:t>Thermal Plant 关键热状态失去可信观测</w:t>
-            </w:r>
-          </w:p>
-        </w:tc>
-        <w:tc>
-          <w:tcPr>
-            <w:tcW w:type="dxa" w:w="2498"/>
-          </w:tcPr>
-          <w:p>
-            <w:r>
-              <w:t>SAFE</w:t>
-            </w:r>
-          </w:p>
-        </w:tc>
-        <w:tc>
-          <w:tcPr>
-            <w:tcW w:type="dxa" w:w="2498"/>
-          </w:tcPr>
-          <w:p>
-            <w:r>
-              <w:t>BASELINE；Emergency Cooling 具体值 TBD</w:t>
+            <w:tcMar>
+              <w:top w:w="70" w:type="dxa"/>
+              <w:start w:w="85" w:type="dxa"/>
+              <w:bottom w:w="70" w:type="dxa"/>
+              <w:end w:w="85" w:type="dxa"/>
+            </w:tcMar>
+          </w:tcPr>
+          <w:p>
+            <w:r>
+              <w:rPr>
+                <w:rFonts w:ascii="Noto Sans CJK SC" w:hAnsi="Noto Sans CJK SC" w:eastAsia="Noto Sans CJK SC"/>
+                <w:sz w:val="18"/>
+              </w:rPr>
+              <w:t>BASELINE；Emergency Cooling value TBD</w:t>
             </w:r>
           </w:p>
         </w:tc>
@@ -7394,6 +7903,9 @@
         <w:gridCol w:w="9994"/>
       </w:tblGrid>
       <w:tr>
+        <w:trPr>
+          <w:cantSplit/>
+        </w:trPr>
         <w:tc>
           <w:tcPr>
             <w:tcW w:type="dxa" w:w="9994"/>
@@ -7407,6 +7919,8 @@
               <w:t>DEGRADED：功能/诊断能力有所下降，但关键状态仍可控制、可观测、可验证。</w:t>
               <w:br/>
               <w:t>SAFE：关键功能无法保证/确认，或关键安全相关状态已失去可信观测；进入预定义风险降低行为。SAFE 不等于“已经证明安全”，也不等于“所有输出必须关闭”。</w:t>
+              <w:br/>
+              <w:t>Multi-Fault：最终 Mode 由全部 Active Confirmed Fault 的综合功能影响、Observability 与 Protection State 决定，而不是单一 Fault 的固定优先级查表。</w:t>
             </w:r>
           </w:p>
         </w:tc>
@@ -7661,12 +8175,25 @@
         <w:gridCol w:w="9994"/>
       </w:tblGrid>
       <w:tr>
+        <w:trPr>
+          <w:cantSplit/>
+        </w:trPr>
         <w:tc>
           <w:tcPr>
             <w:tcW w:type="dxa" w:w="9994"/>
-          </w:tcPr>
-          <w:p>
-            <w:r>
+            <w:tcMar>
+              <w:top w:w="70" w:type="dxa"/>
+              <w:start w:w="85" w:type="dxa"/>
+              <w:bottom w:w="70" w:type="dxa"/>
+              <w:end w:w="85" w:type="dxa"/>
+            </w:tcMar>
+          </w:tcPr>
+          <w:p>
+            <w:r>
+              <w:rPr>
+                <w:rFonts w:ascii="Noto Sans CJK SC" w:hAnsi="Noto Sans CJK SC" w:eastAsia="Noto Sans CJK SC"/>
+                <w:sz w:val="18"/>
+              </w:rPr>
               <w:t>两层闭环边界 [BASELINE]</w:t>
               <w:br/>
               <w:t>外环（Node B）：Plant Temperature → Thermal Strategy → Cooling Demand，用于回答“系统需要多少冷却”。</w:t>
@@ -7702,6 +8229,9 @@
         <w:gridCol w:w="9994"/>
       </w:tblGrid>
       <w:tr>
+        <w:trPr>
+          <w:cantSplit/>
+        </w:trPr>
         <w:tc>
           <w:tcPr>
             <w:tcW w:type="dxa" w:w="9994"/>
@@ -7721,6 +8251,8 @@
               <w:t>5) Normal / fallback 模式切换应避免不必要的 actuator discontinuity（可在后续控制设计中采用 ramp / bumpless transfer）。</w:t>
               <w:br/>
               <w:t>6) 系统恢复 NORMAL 不代表历史 Fault / DTC 自动删除；DTC 的存储、锁存和清除策略仍为 TBD。</w:t>
+              <w:br/>
+              <w:t>7) Recovery 时必须重新评估全部 Active Confirmed Fault；一个导致 SAFE 的 Fault 消失后，若仍存在其他降级故障，系统可 SAFE → DEGRADED，而非直接 NORMAL。</w:t>
             </w:r>
           </w:p>
         </w:tc>
@@ -8536,10 +9068,10 @@
           <w:tcPr>
             <w:tcW w:type="dxa" w:w="9994"/>
             <w:tcMar>
-              <w:top w:w="130" w:type="dxa"/>
-              <w:start w:w="150" w:type="dxa"/>
-              <w:bottom w:w="130" w:type="dxa"/>
-              <w:end w:w="150" w:type="dxa"/>
+              <w:top w:w="70" w:type="dxa"/>
+              <w:start w:w="85" w:type="dxa"/>
+              <w:bottom w:w="70" w:type="dxa"/>
+              <w:end w:w="85" w:type="dxa"/>
             </w:tcMar>
             <w:shd w:fill="EAF0F6"/>
           </w:tcPr>
@@ -8552,7 +9084,7 @@
                 <w:rFonts w:ascii="Noto Sans CJK SC" w:hAnsi="Noto Sans CJK SC" w:eastAsia="Noto Sans CJK SC"/>
                 <w:b/>
                 <w:color w:val="16324F"/>
-                <w:sz w:val="21"/>
+                <w:sz w:val="18"/>
               </w:rPr>
               <w:t>CAN Matrix 延后  [DEFERRED]</w:t>
             </w:r>
@@ -8563,7 +9095,7 @@
               <w:rPr>
                 <w:rFonts w:ascii="Noto Sans CJK SC" w:hAnsi="Noto Sans CJK SC" w:eastAsia="Noto Sans CJK SC"/>
                 <w:b/>
-                <w:sz w:val="21"/>
+                <w:sz w:val="18"/>
               </w:rPr>
               <w:t>设计依据：</w:t>
             </w:r>
@@ -8571,7 +9103,7 @@
               <w:rPr>
                 <w:rFonts w:ascii="Noto Sans CJK SC" w:hAnsi="Noto Sans CJK SC" w:eastAsia="Noto Sans CJK SC"/>
                 <w:b w:val="0"/>
-                <w:sz w:val="21"/>
+                <w:sz w:val="18"/>
               </w:rPr>
               <w:t>B → A 的控制命令语义已冻结为 Cooling Demand，但其 range / resolution / 编码方式仍未确定；同时哪些 Fault 必须跨节点传播、Heartbeat / Alive Counter 规则等也尚未冻结。因此 CAN ID、Signal 布局、周期与超时参数仍缺乏完整稳定基础。</w:t>
             </w:r>
@@ -8606,7 +9138,7 @@
         <w:spacing w:after="80"/>
       </w:pPr>
       <w:r>
-        <w:t>System Mode 的状态集合与判据已形成当前 BASELINE：INIT / NORMAL / DEGRADED / SAFE。FAULT 不作为独立 Operating Mode，而作为 Fault / Diagnostic Status 存在；RECOVERY 当前作为恢复/转移过程处理，不作为稳定运行状态。具体各 Fault 的阈值、计时、恢复条件和多故障仲裁仍保持 TBD。</w:t>
+        <w:t>System Mode 的状态集合与判据已形成当前 BASELINE：INIT / NORMAL / DEGRADED / SAFE。FAULT 不作为独立 Operating Mode，而作为 Fault / Diagnostic Status 存在；RECOVERY 作为恢复/转移过程处理。多 Fault Arbitration 的架构原则也已冻结：Mode 基于全部 Active Confirmed Fault 的综合 Functional Availability、Observability 与 Protection State 重新评估；具体阈值、优先级编码、抑制条件和恢复计时仍在 Fault List / Detailed Design 中保持 TBD。</w:t>
       </w:r>
     </w:p>
     <w:tbl>
@@ -8620,6 +9152,9 @@
         <w:gridCol w:w="9994"/>
       </w:tblGrid>
       <w:tr>
+        <w:trPr>
+          <w:cantSplit/>
+        </w:trPr>
         <w:tc>
           <w:tcPr>
             <w:tcW w:type="dxa" w:w="9994"/>
@@ -8633,20 +9168,22 @@
           </w:tcPr>
           <w:p>
             <w:r>
-              <w:t>[INIT]</w:t>
+              <w:t xml:space="preserve"> [INIT]</w:t>
               <w:br/>
-              <w:t xml:space="preserve">   ↓ initialization / readiness</w:t>
+              <w:t xml:space="preserve">    ↓ initialization / readiness</w:t>
               <w:br/>
               <w:t>[NORMAL] ↔ [DEGRADED]</w:t>
               <w:br/>
-              <w:t xml:space="preserve">      ↘     ↓</w:t>
+              <w:t xml:space="preserve">       ↘     ↓</w:t>
               <w:br/>
-              <w:t xml:space="preserve">        [SAFE]</w:t>
+              <w:t xml:space="preserve">         [SAFE]</w:t>
               <w:br/>
               <w:br/>
-              <w:t>Mode 决策依据：Functional Availability + Observability。</w:t>
+              <w:t>Mode 决策依据：Functional Availability + Observability + Active Fault Set。</w:t>
               <w:br/>
-              <w:t>具体转移条件、Recovery 路径与多 Fault 同时存在时的仲裁：TBD</w:t>
+              <w:t>Recovery 时重新评估全部 Active Confirmed Fault。</w:t>
+              <w:br/>
+              <w:t>多 Fault Arbitration 原则 = BASELINE；精确转移阈值、优先级编码与时序 = TBD</w:t>
             </w:r>
           </w:p>
         </w:tc>
@@ -8698,7 +9235,7 @@
               <w:br/>
               <w:t>RECOVERY：作为恢复与状态转移过程处理，不作为稳定运行 Mode。</w:t>
               <w:br/>
-              <w:t>仍未确定：精确转移/恢复条件、retry/latching、各模式完整允许行为以及多 Fault 仲裁。</w:t>
+              <w:t>Multi-Fault Arbitration 架构原则已冻结：基于 Active Fault Set + Functional Availability + Observability + Protection State 综合重评。仍未确定的是精确转移/恢复阈值、retry/latching、各模式完整允许行为与详细 suppression/event ordering。</w:t>
             </w:r>
           </w:p>
         </w:tc>
@@ -11217,10 +11754,10 @@
           <w:tcPr>
             <w:tcW w:type="dxa" w:w="9994"/>
             <w:tcMar>
-              <w:top w:w="130" w:type="dxa"/>
-              <w:start w:w="150" w:type="dxa"/>
-              <w:bottom w:w="130" w:type="dxa"/>
-              <w:end w:w="150" w:type="dxa"/>
+              <w:top w:w="70" w:type="dxa"/>
+              <w:start w:w="85" w:type="dxa"/>
+              <w:bottom w:w="70" w:type="dxa"/>
+              <w:end w:w="85" w:type="dxa"/>
             </w:tcMar>
             <w:shd w:fill="E7F3EC"/>
           </w:tcPr>
@@ -11233,7 +11770,7 @@
                 <w:rFonts w:ascii="Noto Sans CJK SC" w:hAnsi="Noto Sans CJK SC" w:eastAsia="Noto Sans CJK SC"/>
                 <w:b/>
                 <w:color w:val="16324F"/>
-                <w:sz w:val="21"/>
+                <w:sz w:val="17"/>
               </w:rPr>
               <w:t>架构工程链本身是项目价值的一部分  [BASELINE]</w:t>
             </w:r>
@@ -11246,7 +11783,7 @@
               <w:rPr>
                 <w:rFonts w:ascii="Noto Sans CJK SC" w:hAnsi="Noto Sans CJK SC" w:eastAsia="Noto Sans CJK SC"/>
                 <w:b/>
-                <w:sz w:val="21"/>
+                <w:sz w:val="17"/>
               </w:rPr>
               <w:t>设计依据：</w:t>
             </w:r>
@@ -11254,7 +11791,7 @@
               <w:rPr>
                 <w:rFonts w:ascii="Noto Sans CJK SC" w:hAnsi="Noto Sans CJK SC" w:eastAsia="Noto Sans CJK SC"/>
                 <w:b w:val="0"/>
-                <w:sz w:val="21"/>
+                <w:sz w:val="17"/>
               </w:rPr>
               <w:t>项目不以“最终让风扇转起来”为唯一成果，而是保留 Project Charter → SRS → Architecture → Fault List → CAN Matrix → RTOS Design → Test 的工程链，使每项实现都能追溯到需求和架构决策。</w:t>
             </w:r>
@@ -11809,16 +12346,8 @@
             <w:vAlign w:val="center"/>
           </w:tcPr>
           <w:p>
-            <w:pPr>
-              <w:spacing w:after="0"/>
-            </w:pPr>
-            <w:r>
-              <w:rPr>
-                <w:rFonts w:ascii="Noto Sans CJK SC" w:hAnsi="Noto Sans CJK SC" w:eastAsia="Noto Sans CJK SC"/>
-                <w:b w:val="0"/>
-                <w:sz w:val="17"/>
-              </w:rPr>
-              <w:t>Fault List 前</w:t>
+            <w:r>
+              <w:t>Hardware Selection / FA-06 implementation 前</w:t>
             </w:r>
           </w:p>
         </w:tc>
@@ -11969,16 +12498,8 @@
             <w:vAlign w:val="center"/>
           </w:tcPr>
           <w:p>
-            <w:pPr>
-              <w:spacing w:after="0"/>
-            </w:pPr>
-            <w:r>
-              <w:rPr>
-                <w:rFonts w:ascii="Noto Sans CJK SC" w:hAnsi="Noto Sans CJK SC" w:eastAsia="Noto Sans CJK SC"/>
-                <w:b w:val="0"/>
-                <w:sz w:val="17"/>
-              </w:rPr>
-              <w:t>正式 Fault List v0.1</w:t>
+            <w:r>
+              <w:t>正式 Fault List v0.1 已独立建立并与 SAD 对齐</w:t>
             </w:r>
           </w:p>
         </w:tc>
@@ -11994,16 +12515,8 @@
             <w:vAlign w:val="center"/>
           </w:tcPr>
           <w:p>
-            <w:pPr>
-              <w:spacing w:after="0"/>
-            </w:pPr>
-            <w:r>
-              <w:rPr>
-                <w:rFonts w:ascii="Noto Sans CJK SC" w:hAnsi="Noto Sans CJK SC" w:eastAsia="Noto Sans CJK SC"/>
-                <w:b w:val="0"/>
-                <w:sz w:val="17"/>
-              </w:rPr>
-              <w:t>Critical</w:t>
+            <w:r>
+              <w:t>CLOSED</w:t>
             </w:r>
           </w:p>
         </w:tc>
@@ -12019,16 +12532,8 @@
             <w:vAlign w:val="center"/>
           </w:tcPr>
           <w:p>
-            <w:pPr>
-              <w:spacing w:after="0"/>
-            </w:pPr>
-            <w:r>
-              <w:rPr>
-                <w:rFonts w:ascii="Noto Sans CJK SC" w:hAnsi="Noto Sans CJK SC" w:eastAsia="Noto Sans CJK SC"/>
-                <w:b w:val="0"/>
-                <w:sz w:val="17"/>
-              </w:rPr>
-              <w:t>CAN Matrix 前</w:t>
+            <w:r>
+              <w:t>完成</w:t>
             </w:r>
           </w:p>
         </w:tc>
@@ -12074,16 +12579,8 @@
             <w:vAlign w:val="center"/>
           </w:tcPr>
           <w:p>
-            <w:pPr>
-              <w:spacing w:after="0"/>
-            </w:pPr>
-            <w:r>
-              <w:rPr>
-                <w:rFonts w:ascii="Noto Sans CJK SC" w:hAnsi="Noto Sans CJK SC" w:eastAsia="Noto Sans CJK SC"/>
-                <w:b w:val="0"/>
-                <w:sz w:val="17"/>
-              </w:rPr>
-              <w:t>每个 Fault 的 Qualification / Debounce / Recovery</w:t>
+            <w:r>
+              <w:t>Fault-specific calibration：threshold / debounce / recovery qualification 数值</w:t>
             </w:r>
           </w:p>
         </w:tc>
@@ -12099,16 +12596,8 @@
             <w:vAlign w:val="center"/>
           </w:tcPr>
           <w:p>
-            <w:pPr>
-              <w:spacing w:after="0"/>
-            </w:pPr>
-            <w:r>
-              <w:rPr>
-                <w:rFonts w:ascii="Noto Sans CJK SC" w:hAnsi="Noto Sans CJK SC" w:eastAsia="Noto Sans CJK SC"/>
-                <w:b w:val="0"/>
-                <w:sz w:val="17"/>
-              </w:rPr>
-              <w:t>Critical</w:t>
+            <w:r>
+              <w:t>High</w:t>
             </w:r>
           </w:p>
         </w:tc>
@@ -12124,16 +12613,8 @@
             <w:vAlign w:val="center"/>
           </w:tcPr>
           <w:p>
-            <w:pPr>
-              <w:spacing w:after="0"/>
-            </w:pPr>
-            <w:r>
-              <w:rPr>
-                <w:rFonts w:ascii="Noto Sans CJK SC" w:hAnsi="Noto Sans CJK SC" w:eastAsia="Noto Sans CJK SC"/>
-                <w:b w:val="0"/>
-                <w:sz w:val="17"/>
-              </w:rPr>
-              <w:t>Fault List v0.1</w:t>
+            <w:r>
+              <w:t>Detailed Design / Calibration</w:t>
             </w:r>
           </w:p>
         </w:tc>
@@ -12180,7 +12661,7 @@
           </w:tcPr>
           <w:p>
             <w:r>
-              <w:t>Fault Reaction 的剩余细化：条件式 DEGRADED/SAFE 分界、fallback 参数、retry/latching/recovery 细节及多 Fault 仲裁</w:t>
+              <w:t>Fault Reaction 剩余实现细节：fallback 数值、retry/latching、详细 suppression / event ordering</w:t>
             </w:r>
           </w:p>
         </w:tc>
@@ -12196,16 +12677,8 @@
             <w:vAlign w:val="center"/>
           </w:tcPr>
           <w:p>
-            <w:pPr>
-              <w:spacing w:after="0"/>
-            </w:pPr>
-            <w:r>
-              <w:rPr>
-                <w:rFonts w:ascii="Noto Sans CJK SC" w:hAnsi="Noto Sans CJK SC" w:eastAsia="Noto Sans CJK SC"/>
-                <w:b w:val="0"/>
-                <w:sz w:val="17"/>
-              </w:rPr>
-              <w:t>Critical</w:t>
+            <w:r>
+              <w:t>High</w:t>
             </w:r>
           </w:p>
         </w:tc>
@@ -12222,7 +12695,7 @@
           </w:tcPr>
           <w:p>
             <w:r>
-              <w:t>Fault List v0.1</w:t>
+              <w:t>Detailed Fault / Diagnostic Design</w:t>
             </w:r>
           </w:p>
         </w:tc>
@@ -12479,7 +12952,7 @@
           </w:tcPr>
           <w:p>
             <w:r>
-              <w:t>System Mode 详细转移/恢复条件（状态集合 INIT/NORMAL/DEGRADED/SAFE 已冻结）</w:t>
+              <w:t>System Mode 精确转移/恢复时序；状态集合与综合判据已冻结</w:t>
             </w:r>
           </w:p>
         </w:tc>
@@ -12495,15 +12968,7 @@
             <w:vAlign w:val="center"/>
           </w:tcPr>
           <w:p>
-            <w:pPr>
-              <w:spacing w:after="0"/>
-            </w:pPr>
-            <w:r>
-              <w:rPr>
-                <w:rFonts w:ascii="Noto Sans CJK SC" w:hAnsi="Noto Sans CJK SC" w:eastAsia="Noto Sans CJK SC"/>
-                <w:b w:val="0"/>
-                <w:sz w:val="17"/>
-              </w:rPr>
+            <w:r>
               <w:t>High</w:t>
             </w:r>
           </w:p>
@@ -12521,7 +12986,7 @@
           </w:tcPr>
           <w:p>
             <w:r>
-              <w:t>Fault Reaction / Fault List v0.1</w:t>
+              <w:t>Software / State Machine Design</w:t>
             </w:r>
           </w:p>
         </w:tc>
@@ -12975,11 +13440,7 @@
         <w:spacing w:after="40"/>
       </w:pPr>
       <w:r>
-        <w:rPr>
-          <w:rFonts w:ascii="Noto Sans CJK SC" w:hAnsi="Noto Sans CJK SC" w:eastAsia="Noto Sans CJK SC"/>
-          <w:sz w:val="21"/>
-        </w:rPr>
-        <w:t>定义 Cooling Demand 接口细节：range / resolution，以及 Node A 内部的 Demand → Fan Target Mapping。</w:t>
+        <w:t>定义 CAN-facing Cooling Demand 接口细节：range / resolution，以及 Node A 内部的 Demand → Fan Target Mapping。</w:t>
       </w:r>
     </w:p>
     <w:p>
@@ -13004,12 +13465,7 @@
         <w:spacing w:after="40"/>
       </w:pPr>
       <w:r>
-        <w:rPr>
-          <w:rFonts w:ascii="Noto Sans CJK SC" w:hAnsi="Noto Sans CJK SC" w:eastAsia="Noto Sans CJK SC"/>
-          <w:b w:val="0"/>
-          <w:sz w:val="21"/>
-        </w:rPr>
-        <w:t>Node A / Node B 职责分配已形成当前 BASELINE；具体 DTC 归属、State/Mode 条件等仍按原 Open Item 保留。</w:t>
+        <w:t>Node A / Node B 职责分配、System Mode 集合与 Fault Manager 边界已形成 BASELINE；DTC 存储/清除与诊断服务细节继续作为受控 Open Item。</w:t>
       </w:r>
     </w:p>
     <w:p>
@@ -13019,7 +13475,7 @@
         <w:spacing w:after="40"/>
       </w:pPr>
       <w:r>
-        <w:t>Node A / Node B Fault Detection、System Mode 框架及主要 Fallback / Recovery 原则已形成当前 BASELINE；下一步补齐仍为条件式的 Fault Reaction、具体 Recovery / Latching 策略与多 Fault Arbitration，随后汇总并冻结正式 Fault List v0.1。</w:t>
+        <w:t>Fault List v0.1 已独立建立并与 SAD 对齐；后续故障细节变更应在 Fault List 留痕，并仅在改变系统架构边界时同步修改 SAD。</w:t>
       </w:r>
     </w:p>
     <w:p>
@@ -13029,12 +13485,7 @@
         <w:spacing w:after="40"/>
       </w:pPr>
       <w:r>
-        <w:rPr>
-          <w:rFonts w:ascii="Noto Sans CJK SC" w:hAnsi="Noto Sans CJK SC" w:eastAsia="Noto Sans CJK SC"/>
-          <w:b w:val="0"/>
-          <w:sz w:val="21"/>
-        </w:rPr>
-        <w:t>在 Fault List 稳定后建立 CAN Matrix v0.1。</w:t>
+        <w:t>基于已冻结的职责、Fault List 与 Fallback / Status 需求建立 CAN Matrix v0.1。</w:t>
       </w:r>
     </w:p>
     <w:p>
@@ -13093,15 +13544,18 @@
         <w:gridCol w:w="9994"/>
       </w:tblGrid>
       <w:tr>
+        <w:trPr>
+          <w:cantSplit/>
+        </w:trPr>
         <w:tc>
           <w:tcPr>
             <w:tcW w:type="dxa" w:w="9994"/>
             <w:shd w:fill="F3F5F7"/>
             <w:tcMar>
-              <w:top w:w="120" w:type="dxa"/>
-              <w:start w:w="160" w:type="dxa"/>
-              <w:bottom w:w="120" w:type="dxa"/>
-              <w:end w:w="160" w:type="dxa"/>
+              <w:top w:w="70" w:type="dxa"/>
+              <w:start w:w="85" w:type="dxa"/>
+              <w:bottom w:w="70" w:type="dxa"/>
+              <w:end w:w="85" w:type="dxa"/>
             </w:tcMar>
           </w:tcPr>
           <w:p>
@@ -13110,10 +13564,10 @@
             </w:pPr>
             <w:r>
               <w:rPr>
-                <w:rFonts w:ascii="Noto Sans Mono CJK SC" w:hAnsi="Noto Sans Mono CJK SC" w:eastAsia="Noto Sans Mono CJK SC"/>
+                <w:rFonts w:ascii="Noto Sans CJK SC" w:hAnsi="Noto Sans CJK SC" w:eastAsia="Noto Sans CJK SC"/>
                 <w:b w:val="0"/>
                 <w:color w:val="263238"/>
-                <w:sz w:val="18"/>
+                <w:sz w:val="17"/>
               </w:rPr>
               <w:t>Project: Dual-ECU Thermal Management Control &amp; Diagnostic System</w:t>
               <w:br/>
@@ -13453,16 +13907,8 @@
             <w:vAlign w:val="center"/>
           </w:tcPr>
           <w:p>
-            <w:pPr>
-              <w:spacing w:after="0"/>
-            </w:pPr>
-            <w:r>
-              <w:rPr>
-                <w:rFonts w:ascii="Noto Sans CJK SC" w:hAnsi="Noto Sans CJK SC" w:eastAsia="Noto Sans CJK SC"/>
-                <w:b w:val="0"/>
-                <w:sz w:val="18"/>
-              </w:rPr>
-              <w:t>Formal Fault List v0.1</w:t>
+            <w:r>
+              <w:t>CAN Matrix（ID / cycle / bit layout / timeout / alive encoding）</w:t>
             </w:r>
           </w:p>
         </w:tc>
@@ -13564,7 +14010,7 @@
           </w:tcPr>
           <w:p>
             <w:r>
-              <w:t>System Mode 的精确转移/恢复条件、多 Fault 仲裁、各 fallback 数值/计时参数</w:t>
+              <w:t>System Mode 精确转移/恢复阈值、各 fallback 数值/计时参数、详细 suppression / event ordering</w:t>
             </w:r>
           </w:p>
         </w:tc>
@@ -13853,7 +14299,7 @@
           </w:tcPr>
           <w:p>
             <w:r>
-              <w:t>FAULT/RECOVERY 不作为稳定运行 Mode；具体 transition / retry / latching / DTC clear 规则仍 TBD</w:t>
+              <w:t>具体 transition 时序、fallback 数值、retry/latching / DTC clear 规则仍 TBD</w:t>
             </w:r>
           </w:p>
         </w:tc>
@@ -13904,6 +14350,28 @@
           <w:p>
             <w:r>
               <w:t>各 Fault 自动恢复/锁存/人工清除分类与具体条件</w:t>
+            </w:r>
+          </w:p>
+        </w:tc>
+      </w:tr>
+      <w:tr>
+        <w:tc>
+          <w:tcPr>
+            <w:tcW w:type="dxa" w:w="4997"/>
+          </w:tcPr>
+          <w:p>
+            <w:r>
+              <w:t>Fault List v0.1 已独立建立；FB-05 仅保留为 Fault Propagation / Aggregation 编号痕迹；Multi-Fault Arbitration 架构原则已冻结</w:t>
+            </w:r>
+          </w:p>
+        </w:tc>
+        <w:tc>
+          <w:tcPr>
+            <w:tcW w:type="dxa" w:w="4997"/>
+          </w:tcPr>
+          <w:p>
+            <w:r>
+              <w:t>各 Fault 具体 calibration、详细 suppression priority、DTC persistence/clear 规则</w:t>
             </w:r>
           </w:p>
         </w:tc>
@@ -13942,11 +14410,10 @@
     <w:r>
       <w:rPr>
         <w:rFonts w:ascii="Noto Sans CJK SC" w:hAnsi="Noto Sans CJK SC" w:eastAsia="Noto Sans CJK SC"/>
-        <w:b w:val="0"/>
         <w:color w:val="5B6573"/>
         <w:sz w:val="16"/>
       </w:rPr>
-      <w:t>Architecture Draft - TBD items intentionally retained for iterative design</w:t>
+      <w:t>Architecture Baseline v0.1  |  Controlled TBD / Open Items intentionally retained for downstream design</w:t>
     </w:r>
   </w:p>
 </w:ftr>
